--- a/ressources/docx/activite-01-guide-encadrement.docx
+++ b/ressources/docx/activite-01-guide-encadrement.docx
@@ -47,7 +47,7 @@
           <w:b w:val="0"/>
           <w:i w:val="0"/>
         </w:rPr>
-        <w:t>Guide opérationnel pour conduire une enquête d'observation en classe ou en musée.</w:t>
+        <w:t>Un déroulement autonome pour la classe ou la médiation, avec une révélation progressive et des formulations scientifiques prudentes.</w:t>
       </w:r>
     </w:p>
     <w:tbl>
@@ -66,6 +66,7 @@
       <w:tr>
         <w:trPr>
           <w:cantSplit/>
+          <w:tblHeader w:val="true"/>
         </w:trPr>
         <w:tc>
           <w:tcPr>
@@ -87,16 +88,7 @@
                 <w:b/>
                 <w:i w:val="0"/>
               </w:rPr>
-              <w:t>Type</w:t>
-            </w:r>
-          </w:p>
-          <w:p>
-            <w:r>
-              <w:rPr>
-                <w:b w:val="0"/>
-                <w:i w:val="0"/>
-              </w:rPr>
-              <w:t>Guide d'encadrement</w:t>
+              <w:t>Public</w:t>
             </w:r>
           </w:p>
         </w:tc>
@@ -120,16 +112,7 @@
                 <w:b/>
                 <w:i w:val="0"/>
               </w:rPr>
-              <w:t>Public</w:t>
-            </w:r>
-          </w:p>
-          <w:p>
-            <w:r>
-              <w:rPr>
-                <w:b w:val="0"/>
-                <w:i w:val="0"/>
-              </w:rPr>
-              <w:t>Adultes encadrants</w:t>
+              <w:t>Élèves</w:t>
             </w:r>
           </w:p>
         </w:tc>
@@ -153,16 +136,7 @@
                 <w:b/>
                 <w:i w:val="0"/>
               </w:rPr>
-              <w:t>Durée</w:t>
-            </w:r>
-          </w:p>
-          <w:p>
-            <w:r>
-              <w:rPr>
-                <w:b w:val="0"/>
-                <w:i w:val="0"/>
-              </w:rPr>
-              <w:t>30-60 min</w:t>
+              <w:t>Durées</w:t>
             </w:r>
           </w:p>
         </w:tc>
@@ -189,13 +163,93 @@
               <w:t>Version</w:t>
             </w:r>
           </w:p>
+        </w:tc>
+      </w:tr>
+      <w:tr>
+        <w:trPr>
+          <w:cantSplit/>
+        </w:trPr>
+        <w:tc>
+          <w:tcPr>
+            <w:tcW w:type="dxa" w:w="2579"/>
+            <w:shd w:fill="F7F4EF"/>
+            <w:tcMar>
+              <w:top w:w="90" w:type="dxa"/>
+              <w:start w:w="120" w:type="dxa"/>
+              <w:bottom w:w="90" w:type="dxa"/>
+              <w:end w:w="120" w:type="dxa"/>
+            </w:tcMar>
+          </w:tcPr>
           <w:p>
             <w:r>
               <w:rPr>
                 <w:b w:val="0"/>
                 <w:i w:val="0"/>
               </w:rPr>
-              <w:t>1.0 pilote</w:t>
+              <w:t>Adultes encadrants</w:t>
+            </w:r>
+          </w:p>
+        </w:tc>
+        <w:tc>
+          <w:tcPr>
+            <w:tcW w:type="dxa" w:w="2579"/>
+            <w:shd w:fill="F7F4EF"/>
+            <w:tcMar>
+              <w:top w:w="90" w:type="dxa"/>
+              <w:start w:w="120" w:type="dxa"/>
+              <w:bottom w:w="90" w:type="dxa"/>
+              <w:end w:w="120" w:type="dxa"/>
+            </w:tcMar>
+          </w:tcPr>
+          <w:p>
+            <w:r>
+              <w:rPr>
+                <w:b w:val="0"/>
+                <w:i w:val="0"/>
+              </w:rPr>
+              <w:t>8-12 ans</w:t>
+            </w:r>
+          </w:p>
+        </w:tc>
+        <w:tc>
+          <w:tcPr>
+            <w:tcW w:type="dxa" w:w="2579"/>
+            <w:shd w:fill="F7F4EF"/>
+            <w:tcMar>
+              <w:top w:w="90" w:type="dxa"/>
+              <w:start w:w="120" w:type="dxa"/>
+              <w:bottom w:w="90" w:type="dxa"/>
+              <w:end w:w="120" w:type="dxa"/>
+            </w:tcMar>
+          </w:tcPr>
+          <w:p>
+            <w:r>
+              <w:rPr>
+                <w:b w:val="0"/>
+                <w:i w:val="0"/>
+              </w:rPr>
+              <w:t>27 / 45 / 70 min</w:t>
+            </w:r>
+          </w:p>
+        </w:tc>
+        <w:tc>
+          <w:tcPr>
+            <w:tcW w:type="dxa" w:w="2581"/>
+            <w:shd w:fill="F7F4EF"/>
+            <w:tcMar>
+              <w:top w:w="90" w:type="dxa"/>
+              <w:start w:w="120" w:type="dxa"/>
+              <w:bottom w:w="90" w:type="dxa"/>
+              <w:end w:w="120" w:type="dxa"/>
+            </w:tcMar>
+          </w:tcPr>
+          <w:p>
+            <w:r>
+              <w:rPr>
+                <w:b w:val="0"/>
+                <w:i w:val="0"/>
+              </w:rPr>
+              <w:t>2.0</w:t>
             </w:r>
           </w:p>
         </w:tc>
@@ -210,7 +264,7 @@
           <w:b w:val="0"/>
           <w:i w:val="0"/>
         </w:rPr>
-        <w:t>Version pilote - contenu à tester et à relire avant diffusion définitive.</w:t>
+        <w:t>Test adulte possible après lecture des limites. Validation anatomique humaine requise avant un test élève.</w:t>
       </w:r>
     </w:p>
     <w:p>
@@ -236,7 +290,7 @@
           <w:b w:val="0"/>
           <w:i w:val="0"/>
         </w:rPr>
-        <w:t>Les élèves observent un os isolé, décrivent ses reliefs, cherchent sa position dans le pied puis justifient leur localisation avec au moins deux indices. La comparaison avec le mouton ou la vache permet de transférer le repère sans supposer que les membres ont la même forme.</w:t>
+        <w:t>Les élèves commencent par décrire un « os mystère » sans connaître sa place. Ils proposent ensuite une localisation sur un schéma neutre du pied, la justifient avec deux indices, puis confrontent leur hypothèse à un schéma légendé et à deux vues anatomiques. Une comparaison avec un autre mammifère est proposée en prolongement, sans demander une identification experte.</w:t>
       </w:r>
     </w:p>
     <w:p>
@@ -250,7 +304,7 @@
           <w:b w:val="0"/>
           <w:i w:val="0"/>
         </w:rPr>
-        <w:t>2. Objectifs</w:t>
+        <w:t>2. Objectifs et production finale</w:t>
       </w:r>
     </w:p>
     <w:p>
@@ -264,7 +318,7 @@
           <w:b w:val="0"/>
           <w:i w:val="0"/>
         </w:rPr>
-        <w:t>Repérer le talus/astragale dans la région du tarse.</w:t>
+        <w:t>Distinguer une observation d'une hypothèse.</w:t>
       </w:r>
     </w:p>
     <w:p>
@@ -278,7 +332,7 @@
           <w:b w:val="0"/>
           <w:i w:val="0"/>
         </w:rPr>
-        <w:t>Décrire une forme avant de la nommer.</w:t>
+        <w:t>Localiser le talus, aussi appelé astragale dans le projet, dans le tarse.</w:t>
       </w:r>
     </w:p>
     <w:p>
@@ -292,7 +346,21 @@
           <w:b w:val="0"/>
           <w:i w:val="0"/>
         </w:rPr>
-        <w:t>Relier position, surfaces articulaires et mouvement.</w:t>
+        <w:t>Distinguer le talus, le calcanéum et la région couramment appelée talon.</w:t>
+      </w:r>
+    </w:p>
+    <w:p>
+      <w:pPr>
+        <w:pStyle w:val="ListBullet"/>
+        <w:keepNext/>
+        <w:keepLines/>
+      </w:pPr>
+      <w:r>
+        <w:rPr>
+          <w:b w:val="0"/>
+          <w:i w:val="0"/>
+        </w:rPr>
+        <w:t>Justifier une proposition avec au moins deux indices visibles ou spatiaux.</w:t>
       </w:r>
     </w:p>
     <w:p>
@@ -306,7 +374,23 @@
           <w:b w:val="0"/>
           <w:i w:val="0"/>
         </w:rPr>
-        <w:t>Comparer humain et autres mammifères avec prudence.</w:t>
+        <w:t>Conclure sans transformer une ressemblance en preuve.</w:t>
+      </w:r>
+    </w:p>
+    <w:p>
+      <w:pPr>
+        <w:keepLines/>
+        <w:shd w:fill="F7F4EF"/>
+        <w:pBdr>
+          <w:left w:val="single" w:sz="18" w:space="8" w:color="9A5B25"/>
+        </w:pBdr>
+      </w:pPr>
+      <w:r>
+        <w:rPr>
+          <w:b w:val="0"/>
+          <w:i w:val="0"/>
+        </w:rPr>
+        <w:t>« Décris ce que tu vois. Propose une place. Donne deux indices. Puis vérifie et corrige si nécessaire. »</w:t>
       </w:r>
     </w:p>
     <w:p>
@@ -320,161 +404,7 @@
           <w:b w:val="0"/>
           <w:i w:val="0"/>
         </w:rPr>
-        <w:t>3. Réussite attendue</w:t>
-      </w:r>
-    </w:p>
-    <w:tbl>
-      <w:tblPr>
-        <w:tblStyle w:val="TableGrid"/>
-        <w:tblLook w:firstColumn="1" w:firstRow="1" w:lastColumn="0" w:lastRow="0" w:noHBand="0" w:noVBand="1" w:val="04A0"/>
-        <w:tblW w:w="10318" w:type="dxa"/>
-        <w:tblInd w:w="120" w:type="dxa"/>
-        <w:tblLayout w:type="fixed"/>
-      </w:tblPr>
-      <w:tblGrid>
-        <w:gridCol w:w="3439"/>
-        <w:gridCol w:w="3439"/>
-        <w:gridCol w:w="3440"/>
-      </w:tblGrid>
-      <w:tr>
-        <w:trPr>
-          <w:cantSplit/>
-          <w:cantSplit/>
-          <w:cantSplit/>
-        </w:trPr>
-        <w:tc>
-          <w:tcPr>
-            <w:tcW w:type="dxa" w:w="3439"/>
-            <w:vAlign w:val="top"/>
-            <w:shd w:fill="F7F4EF"/>
-            <w:tcMar>
-              <w:top w:w="90" w:type="dxa"/>
-              <w:start w:w="120" w:type="dxa"/>
-              <w:bottom w:w="90" w:type="dxa"/>
-              <w:end w:w="120" w:type="dxa"/>
-            </w:tcMar>
-          </w:tcPr>
-          <w:p>
-            <w:pPr>
-              <w:pStyle w:val="Heading3"/>
-              <w:keepLines/>
-            </w:pPr>
-            <w:r>
-              <w:rPr>
-                <w:b w:val="0"/>
-                <w:i w:val="0"/>
-              </w:rPr>
-              <w:t>Réussi</w:t>
-            </w:r>
-          </w:p>
-          <w:p>
-            <w:pPr>
-              <w:keepLines/>
-            </w:pPr>
-            <w:r>
-              <w:rPr>
-                <w:b w:val="0"/>
-                <w:i w:val="0"/>
-              </w:rPr>
-              <w:t>La région du tarse est repérée et deux indices sont expliqués.</w:t>
-            </w:r>
-          </w:p>
-        </w:tc>
-        <w:tc>
-          <w:tcPr>
-            <w:tcW w:type="dxa" w:w="3439"/>
-            <w:vAlign w:val="top"/>
-            <w:shd w:fill="F7F4EF"/>
-            <w:tcMar>
-              <w:top w:w="90" w:type="dxa"/>
-              <w:start w:w="120" w:type="dxa"/>
-              <w:bottom w:w="90" w:type="dxa"/>
-              <w:end w:w="120" w:type="dxa"/>
-            </w:tcMar>
-          </w:tcPr>
-          <w:p>
-            <w:pPr>
-              <w:pStyle w:val="Heading3"/>
-              <w:keepLines/>
-            </w:pPr>
-            <w:r>
-              <w:rPr>
-                <w:b w:val="0"/>
-                <w:i w:val="0"/>
-              </w:rPr>
-              <w:t>En progrès</w:t>
-            </w:r>
-          </w:p>
-          <w:p>
-            <w:pPr>
-              <w:keepLines/>
-            </w:pPr>
-            <w:r>
-              <w:rPr>
-                <w:b w:val="0"/>
-                <w:i w:val="0"/>
-              </w:rPr>
-              <w:t>La zone est plausible, mais un seul indice est formulé.</w:t>
-            </w:r>
-          </w:p>
-        </w:tc>
-        <w:tc>
-          <w:tcPr>
-            <w:tcW w:type="dxa" w:w="3440"/>
-            <w:vAlign w:val="top"/>
-            <w:shd w:fill="F7F4EF"/>
-            <w:tcMar>
-              <w:top w:w="90" w:type="dxa"/>
-              <w:start w:w="120" w:type="dxa"/>
-              <w:bottom w:w="90" w:type="dxa"/>
-              <w:end w:w="120" w:type="dxa"/>
-            </w:tcMar>
-          </w:tcPr>
-          <w:p>
-            <w:pPr>
-              <w:pStyle w:val="Heading3"/>
-              <w:keepLines/>
-            </w:pPr>
-            <w:r>
-              <w:rPr>
-                <w:b w:val="0"/>
-                <w:i w:val="0"/>
-              </w:rPr>
-              <w:t>À reprendre</w:t>
-            </w:r>
-          </w:p>
-          <w:p>
-            <w:pPr>
-              <w:keepLines/>
-            </w:pPr>
-            <w:r>
-              <w:rPr>
-                <w:b w:val="0"/>
-                <w:i w:val="0"/>
-              </w:rPr>
-              <w:t>La réponse repose sur le nom ou le hasard, sans observation.</w:t>
-            </w:r>
-          </w:p>
-        </w:tc>
-      </w:tr>
-    </w:tbl>
-    <w:p>
-      <w:pPr>
-        <w:spacing w:after="0"/>
-      </w:pPr>
-    </w:p>
-    <w:p>
-      <w:pPr>
-        <w:pStyle w:val="Heading2"/>
-        <w:keepNext/>
-        <w:keepLines/>
-      </w:pPr>
-      <w:r>
-        <w:rPr>
-          <w:b w:val="0"/>
-          <w:i w:val="0"/>
-        </w:rPr>
-        <w:t>4. Durée et matériel</w:t>
+        <w:t>3. Vocabulaire stabilisé</w:t>
       </w:r>
     </w:p>
     <w:tbl>
@@ -509,7 +439,6 @@
           </w:tcPr>
           <w:p>
             <w:pPr>
-              <w:keepNext/>
               <w:keepLines/>
               <w:spacing w:after="40" w:line="252" w:lineRule="auto"/>
             </w:pPr>
@@ -518,7 +447,7 @@
                 <w:b/>
                 <w:i w:val="0"/>
               </w:rPr>
-              <w:t>Contexte</w:t>
+              <w:t>Terme adulte</w:t>
             </w:r>
           </w:p>
         </w:tc>
@@ -536,7 +465,6 @@
           </w:tcPr>
           <w:p>
             <w:pPr>
-              <w:keepNext/>
               <w:keepLines/>
               <w:spacing w:after="40" w:line="252" w:lineRule="auto"/>
             </w:pPr>
@@ -545,7 +473,7 @@
                 <w:b/>
                 <w:i w:val="0"/>
               </w:rPr>
-              <w:t>Durée</w:t>
+              <w:t>À dire aux 8-12 ans</w:t>
             </w:r>
           </w:p>
         </w:tc>
@@ -563,7 +491,6 @@
           </w:tcPr>
           <w:p>
             <w:pPr>
-              <w:keepNext/>
               <w:keepLines/>
               <w:spacing w:after="40" w:line="252" w:lineRule="auto"/>
             </w:pPr>
@@ -572,7 +499,7 @@
                 <w:b/>
                 <w:i w:val="0"/>
               </w:rPr>
-              <w:t>Matériel</w:t>
+              <w:t>Limite à conserver</w:t>
             </w:r>
           </w:p>
         </w:tc>
@@ -595,7 +522,6 @@
           </w:tcPr>
           <w:p>
             <w:pPr>
-              <w:keepNext/>
               <w:keepLines/>
               <w:spacing w:after="40" w:line="252" w:lineRule="auto"/>
             </w:pPr>
@@ -604,117 +530,7 @@
                 <w:b/>
                 <w:i w:val="0"/>
               </w:rPr>
-              <w:t>Classe</w:t>
-            </w:r>
-          </w:p>
-        </w:tc>
-        <w:tc>
-          <w:tcPr>
-            <w:tcW w:type="dxa" w:w="3921"/>
-            <w:vAlign w:val="center"/>
-            <w:tcMar>
-              <w:top w:w="90" w:type="dxa"/>
-              <w:start w:w="120" w:type="dxa"/>
-              <w:bottom w:w="90" w:type="dxa"/>
-              <w:end w:w="120" w:type="dxa"/>
-            </w:tcMar>
-          </w:tcPr>
-          <w:p>
-            <w:pPr>
-              <w:keepNext/>
-              <w:keepLines/>
-              <w:spacing w:after="40" w:line="252" w:lineRule="auto"/>
-            </w:pPr>
-            <w:r>
-              <w:rPr>
-                <w:b w:val="0"/>
-                <w:i w:val="0"/>
-              </w:rPr>
-              <w:t>45-60 min</w:t>
-            </w:r>
-          </w:p>
-        </w:tc>
-        <w:tc>
-          <w:tcPr>
-            <w:tcW w:type="dxa" w:w="3921"/>
-            <w:vAlign w:val="center"/>
-            <w:tcMar>
-              <w:top w:w="90" w:type="dxa"/>
-              <w:start w:w="120" w:type="dxa"/>
-              <w:bottom w:w="90" w:type="dxa"/>
-              <w:end w:w="120" w:type="dxa"/>
-            </w:tcMar>
-          </w:tcPr>
-          <w:p>
-            <w:pPr>
-              <w:keepNext/>
-              <w:keepLines/>
-              <w:spacing w:after="40" w:line="252" w:lineRule="auto"/>
-            </w:pPr>
-            <w:r>
-              <w:rPr>
-                <w:b w:val="0"/>
-                <w:i w:val="0"/>
-              </w:rPr>
-              <w:t>Fiche élève, crayons, supports imprimés ou projetés.</w:t>
-            </w:r>
-          </w:p>
-        </w:tc>
-      </w:tr>
-      <w:tr>
-        <w:trPr>
-          <w:cantSplit/>
-        </w:trPr>
-        <w:tc>
-          <w:tcPr>
-            <w:tcW w:type="dxa" w:w="2476"/>
-            <w:vAlign w:val="center"/>
-            <w:shd w:fill="F0F1EE"/>
-            <w:tcMar>
-              <w:top w:w="90" w:type="dxa"/>
-              <w:start w:w="120" w:type="dxa"/>
-              <w:bottom w:w="90" w:type="dxa"/>
-              <w:end w:w="120" w:type="dxa"/>
-            </w:tcMar>
-          </w:tcPr>
-          <w:p>
-            <w:pPr>
-              <w:keepNext/>
-              <w:keepLines/>
-              <w:spacing w:after="40" w:line="252" w:lineRule="auto"/>
-            </w:pPr>
-            <w:r>
-              <w:rPr>
-                <w:b/>
-                <w:i w:val="0"/>
-              </w:rPr>
-              <w:t>Musée</w:t>
-            </w:r>
-          </w:p>
-        </w:tc>
-        <w:tc>
-          <w:tcPr>
-            <w:tcW w:type="dxa" w:w="3921"/>
-            <w:vAlign w:val="center"/>
-            <w:tcMar>
-              <w:top w:w="90" w:type="dxa"/>
-              <w:start w:w="120" w:type="dxa"/>
-              <w:bottom w:w="90" w:type="dxa"/>
-              <w:end w:w="120" w:type="dxa"/>
-            </w:tcMar>
-          </w:tcPr>
-          <w:p>
-            <w:pPr>
-              <w:keepNext/>
-              <w:keepLines/>
-              <w:spacing w:after="40" w:line="252" w:lineRule="auto"/>
-            </w:pPr>
-            <w:r>
-              <w:rPr>
-                <w:b w:val="0"/>
-                <w:i w:val="0"/>
-              </w:rPr>
-              <w:t>30-45 min</w:t>
+              <w:t>Talus</w:t>
             </w:r>
           </w:p>
         </w:tc>
@@ -739,7 +555,437 @@
                 <w:b w:val="0"/>
                 <w:i w:val="0"/>
               </w:rPr>
-              <w:t>Vitrine, squelette, photographie ou réplique autorisée.</w:t>
+              <w:t>Os du tarse situé sous la jambe, au-dessus du calcanéum.</w:t>
+            </w:r>
+          </w:p>
+        </w:tc>
+        <w:tc>
+          <w:tcPr>
+            <w:tcW w:type="dxa" w:w="3921"/>
+            <w:vAlign w:val="center"/>
+            <w:tcMar>
+              <w:top w:w="90" w:type="dxa"/>
+              <w:start w:w="120" w:type="dxa"/>
+              <w:bottom w:w="90" w:type="dxa"/>
+              <w:end w:w="120" w:type="dxa"/>
+            </w:tcMar>
+          </w:tcPr>
+          <w:p>
+            <w:pPr>
+              <w:keepLines/>
+              <w:spacing w:after="40" w:line="252" w:lineRule="auto"/>
+            </w:pPr>
+            <w:r>
+              <w:rPr>
+                <w:b w:val="0"/>
+                <w:i w:val="0"/>
+              </w:rPr>
+              <w:t>Ne pas dire qu'il forme le talon visible.</w:t>
+            </w:r>
+          </w:p>
+        </w:tc>
+      </w:tr>
+      <w:tr>
+        <w:trPr>
+          <w:cantSplit/>
+        </w:trPr>
+        <w:tc>
+          <w:tcPr>
+            <w:tcW w:type="dxa" w:w="2476"/>
+            <w:vAlign w:val="center"/>
+            <w:shd w:fill="F0F1EE"/>
+            <w:tcMar>
+              <w:top w:w="90" w:type="dxa"/>
+              <w:start w:w="120" w:type="dxa"/>
+              <w:bottom w:w="90" w:type="dxa"/>
+              <w:end w:w="120" w:type="dxa"/>
+            </w:tcMar>
+          </w:tcPr>
+          <w:p>
+            <w:pPr>
+              <w:keepLines/>
+              <w:spacing w:after="40" w:line="252" w:lineRule="auto"/>
+            </w:pPr>
+            <w:r>
+              <w:rPr>
+                <w:b/>
+                <w:i w:val="0"/>
+              </w:rPr>
+              <w:t>Astragale</w:t>
+            </w:r>
+          </w:p>
+        </w:tc>
+        <w:tc>
+          <w:tcPr>
+            <w:tcW w:type="dxa" w:w="3921"/>
+            <w:vAlign w:val="center"/>
+            <w:tcMar>
+              <w:top w:w="90" w:type="dxa"/>
+              <w:start w:w="120" w:type="dxa"/>
+              <w:bottom w:w="90" w:type="dxa"/>
+              <w:end w:w="120" w:type="dxa"/>
+            </w:tcMar>
+          </w:tcPr>
+          <w:p>
+            <w:pPr>
+              <w:keepLines/>
+              <w:spacing w:after="40" w:line="252" w:lineRule="auto"/>
+            </w:pPr>
+            <w:r>
+              <w:rPr>
+                <w:b w:val="0"/>
+                <w:i w:val="0"/>
+              </w:rPr>
+              <w:t>Autre nom employé dans le projet et dans certains contextes historiques ou archéologiques.</w:t>
+            </w:r>
+          </w:p>
+        </w:tc>
+        <w:tc>
+          <w:tcPr>
+            <w:tcW w:type="dxa" w:w="3921"/>
+            <w:vAlign w:val="center"/>
+            <w:tcMar>
+              <w:top w:w="90" w:type="dxa"/>
+              <w:start w:w="120" w:type="dxa"/>
+              <w:bottom w:w="90" w:type="dxa"/>
+              <w:end w:w="120" w:type="dxa"/>
+            </w:tcMar>
+          </w:tcPr>
+          <w:p>
+            <w:pPr>
+              <w:keepLines/>
+              <w:spacing w:after="40" w:line="252" w:lineRule="auto"/>
+            </w:pPr>
+            <w:r>
+              <w:rPr>
+                <w:b w:val="0"/>
+                <w:i w:val="0"/>
+              </w:rPr>
+              <w:t>En anatomie humaine moderne, le terme de référence est talus.</w:t>
+            </w:r>
+          </w:p>
+        </w:tc>
+      </w:tr>
+      <w:tr>
+        <w:trPr>
+          <w:cantSplit/>
+        </w:trPr>
+        <w:tc>
+          <w:tcPr>
+            <w:tcW w:type="dxa" w:w="2476"/>
+            <w:vAlign w:val="center"/>
+            <w:shd w:fill="F0F1EE"/>
+            <w:tcMar>
+              <w:top w:w="90" w:type="dxa"/>
+              <w:start w:w="120" w:type="dxa"/>
+              <w:bottom w:w="90" w:type="dxa"/>
+              <w:end w:w="120" w:type="dxa"/>
+            </w:tcMar>
+          </w:tcPr>
+          <w:p>
+            <w:pPr>
+              <w:keepLines/>
+              <w:spacing w:after="40" w:line="252" w:lineRule="auto"/>
+            </w:pPr>
+            <w:r>
+              <w:rPr>
+                <w:b/>
+                <w:i w:val="0"/>
+              </w:rPr>
+              <w:t>Calcanéum</w:t>
+            </w:r>
+          </w:p>
+        </w:tc>
+        <w:tc>
+          <w:tcPr>
+            <w:tcW w:type="dxa" w:w="3921"/>
+            <w:vAlign w:val="center"/>
+            <w:tcMar>
+              <w:top w:w="90" w:type="dxa"/>
+              <w:start w:w="120" w:type="dxa"/>
+              <w:bottom w:w="90" w:type="dxa"/>
+              <w:end w:w="120" w:type="dxa"/>
+            </w:tcMar>
+          </w:tcPr>
+          <w:p>
+            <w:pPr>
+              <w:keepLines/>
+              <w:spacing w:after="40" w:line="252" w:lineRule="auto"/>
+            </w:pPr>
+            <w:r>
+              <w:rPr>
+                <w:b w:val="0"/>
+                <w:i w:val="0"/>
+              </w:rPr>
+              <w:t>Grand os placé sous le talus, vers l'arrière du pied.</w:t>
+            </w:r>
+          </w:p>
+        </w:tc>
+        <w:tc>
+          <w:tcPr>
+            <w:tcW w:type="dxa" w:w="3921"/>
+            <w:vAlign w:val="center"/>
+            <w:tcMar>
+              <w:top w:w="90" w:type="dxa"/>
+              <w:start w:w="120" w:type="dxa"/>
+              <w:bottom w:w="90" w:type="dxa"/>
+              <w:end w:w="120" w:type="dxa"/>
+            </w:tcMar>
+          </w:tcPr>
+          <w:p>
+            <w:pPr>
+              <w:keepLines/>
+              <w:spacing w:after="40" w:line="252" w:lineRule="auto"/>
+            </w:pPr>
+            <w:r>
+              <w:rPr>
+                <w:b w:val="0"/>
+                <w:i w:val="0"/>
+              </w:rPr>
+              <w:t>Il n'est pas synonyme de talus.</w:t>
+            </w:r>
+          </w:p>
+        </w:tc>
+      </w:tr>
+      <w:tr>
+        <w:trPr>
+          <w:cantSplit/>
+        </w:trPr>
+        <w:tc>
+          <w:tcPr>
+            <w:tcW w:type="dxa" w:w="2476"/>
+            <w:vAlign w:val="center"/>
+            <w:shd w:fill="F0F1EE"/>
+            <w:tcMar>
+              <w:top w:w="90" w:type="dxa"/>
+              <w:start w:w="120" w:type="dxa"/>
+              <w:bottom w:w="90" w:type="dxa"/>
+              <w:end w:w="120" w:type="dxa"/>
+            </w:tcMar>
+          </w:tcPr>
+          <w:p>
+            <w:pPr>
+              <w:keepLines/>
+              <w:spacing w:after="40" w:line="252" w:lineRule="auto"/>
+            </w:pPr>
+            <w:r>
+              <w:rPr>
+                <w:b/>
+                <w:i w:val="0"/>
+              </w:rPr>
+              <w:t>Talon</w:t>
+            </w:r>
+          </w:p>
+        </w:tc>
+        <w:tc>
+          <w:tcPr>
+            <w:tcW w:type="dxa" w:w="3921"/>
+            <w:vAlign w:val="center"/>
+            <w:tcMar>
+              <w:top w:w="90" w:type="dxa"/>
+              <w:start w:w="120" w:type="dxa"/>
+              <w:bottom w:w="90" w:type="dxa"/>
+              <w:end w:w="120" w:type="dxa"/>
+            </w:tcMar>
+          </w:tcPr>
+          <w:p>
+            <w:pPr>
+              <w:keepLines/>
+              <w:spacing w:after="40" w:line="252" w:lineRule="auto"/>
+            </w:pPr>
+            <w:r>
+              <w:rPr>
+                <w:b w:val="0"/>
+                <w:i w:val="0"/>
+              </w:rPr>
+              <w:t>Région située à l'arrière du pied.</w:t>
+            </w:r>
+          </w:p>
+        </w:tc>
+        <w:tc>
+          <w:tcPr>
+            <w:tcW w:type="dxa" w:w="3921"/>
+            <w:vAlign w:val="center"/>
+            <w:tcMar>
+              <w:top w:w="90" w:type="dxa"/>
+              <w:start w:w="120" w:type="dxa"/>
+              <w:bottom w:w="90" w:type="dxa"/>
+              <w:end w:w="120" w:type="dxa"/>
+            </w:tcMar>
+          </w:tcPr>
+          <w:p>
+            <w:pPr>
+              <w:keepLines/>
+              <w:spacing w:after="40" w:line="252" w:lineRule="auto"/>
+            </w:pPr>
+            <w:r>
+              <w:rPr>
+                <w:b w:val="0"/>
+                <w:i w:val="0"/>
+              </w:rPr>
+              <w:t>Une région du corps n'est pas le nom d'un seul os.</w:t>
+            </w:r>
+          </w:p>
+        </w:tc>
+      </w:tr>
+      <w:tr>
+        <w:trPr>
+          <w:cantSplit/>
+        </w:trPr>
+        <w:tc>
+          <w:tcPr>
+            <w:tcW w:type="dxa" w:w="2476"/>
+            <w:vAlign w:val="center"/>
+            <w:shd w:fill="F0F1EE"/>
+            <w:tcMar>
+              <w:top w:w="90" w:type="dxa"/>
+              <w:start w:w="120" w:type="dxa"/>
+              <w:bottom w:w="90" w:type="dxa"/>
+              <w:end w:w="120" w:type="dxa"/>
+            </w:tcMar>
+          </w:tcPr>
+          <w:p>
+            <w:pPr>
+              <w:keepLines/>
+              <w:spacing w:after="40" w:line="252" w:lineRule="auto"/>
+            </w:pPr>
+            <w:r>
+              <w:rPr>
+                <w:b/>
+                <w:i w:val="0"/>
+              </w:rPr>
+              <w:t>Tarse</w:t>
+            </w:r>
+          </w:p>
+        </w:tc>
+        <w:tc>
+          <w:tcPr>
+            <w:tcW w:type="dxa" w:w="3921"/>
+            <w:vAlign w:val="center"/>
+            <w:tcMar>
+              <w:top w:w="90" w:type="dxa"/>
+              <w:start w:w="120" w:type="dxa"/>
+              <w:bottom w:w="90" w:type="dxa"/>
+              <w:end w:w="120" w:type="dxa"/>
+            </w:tcMar>
+          </w:tcPr>
+          <w:p>
+            <w:pPr>
+              <w:keepLines/>
+              <w:spacing w:after="40" w:line="252" w:lineRule="auto"/>
+            </w:pPr>
+            <w:r>
+              <w:rPr>
+                <w:b w:val="0"/>
+                <w:i w:val="0"/>
+              </w:rPr>
+              <w:t>Groupe d'os entre la jambe et le reste du pied.</w:t>
+            </w:r>
+          </w:p>
+        </w:tc>
+        <w:tc>
+          <w:tcPr>
+            <w:tcW w:type="dxa" w:w="3921"/>
+            <w:vAlign w:val="center"/>
+            <w:tcMar>
+              <w:top w:w="90" w:type="dxa"/>
+              <w:start w:w="120" w:type="dxa"/>
+              <w:bottom w:w="90" w:type="dxa"/>
+              <w:end w:w="120" w:type="dxa"/>
+            </w:tcMar>
+          </w:tcPr>
+          <w:p>
+            <w:pPr>
+              <w:keepLines/>
+              <w:spacing w:after="40" w:line="252" w:lineRule="auto"/>
+            </w:pPr>
+            <w:r>
+              <w:rPr>
+                <w:b w:val="0"/>
+                <w:i w:val="0"/>
+              </w:rPr>
+              <w:t>La simplification ne montre pas tous les détails.</w:t>
+            </w:r>
+          </w:p>
+        </w:tc>
+      </w:tr>
+      <w:tr>
+        <w:trPr>
+          <w:cantSplit/>
+        </w:trPr>
+        <w:tc>
+          <w:tcPr>
+            <w:tcW w:type="dxa" w:w="2476"/>
+            <w:vAlign w:val="center"/>
+            <w:shd w:fill="F0F1EE"/>
+            <w:tcMar>
+              <w:top w:w="90" w:type="dxa"/>
+              <w:start w:w="120" w:type="dxa"/>
+              <w:bottom w:w="90" w:type="dxa"/>
+              <w:end w:w="120" w:type="dxa"/>
+            </w:tcMar>
+          </w:tcPr>
+          <w:p>
+            <w:pPr>
+              <w:keepLines/>
+              <w:spacing w:after="40" w:line="252" w:lineRule="auto"/>
+            </w:pPr>
+            <w:r>
+              <w:rPr>
+                <w:b/>
+                <w:i w:val="0"/>
+              </w:rPr>
+              <w:t>Cheville</w:t>
+            </w:r>
+          </w:p>
+        </w:tc>
+        <w:tc>
+          <w:tcPr>
+            <w:tcW w:type="dxa" w:w="3921"/>
+            <w:vAlign w:val="center"/>
+            <w:tcMar>
+              <w:top w:w="90" w:type="dxa"/>
+              <w:start w:w="120" w:type="dxa"/>
+              <w:bottom w:w="90" w:type="dxa"/>
+              <w:end w:w="120" w:type="dxa"/>
+            </w:tcMar>
+          </w:tcPr>
+          <w:p>
+            <w:pPr>
+              <w:keepLines/>
+              <w:spacing w:after="40" w:line="252" w:lineRule="auto"/>
+            </w:pPr>
+            <w:r>
+              <w:rPr>
+                <w:b w:val="0"/>
+                <w:i w:val="0"/>
+              </w:rPr>
+              <w:t>Région où la jambe rencontre le pied.</w:t>
+            </w:r>
+          </w:p>
+        </w:tc>
+        <w:tc>
+          <w:tcPr>
+            <w:tcW w:type="dxa" w:w="3921"/>
+            <w:vAlign w:val="center"/>
+            <w:tcMar>
+              <w:top w:w="90" w:type="dxa"/>
+              <w:start w:w="120" w:type="dxa"/>
+              <w:bottom w:w="90" w:type="dxa"/>
+              <w:end w:w="120" w:type="dxa"/>
+            </w:tcMar>
+          </w:tcPr>
+          <w:p>
+            <w:pPr>
+              <w:keepLines/>
+              <w:spacing w:after="40" w:line="252" w:lineRule="auto"/>
+            </w:pPr>
+            <w:r>
+              <w:rPr>
+                <w:b w:val="0"/>
+                <w:i w:val="0"/>
+              </w:rPr>
+              <w:t>L'articulation implique notamment tibia, fibula et talus; elle ne se réduit pas à un point dessiné.</w:t>
             </w:r>
           </w:p>
         </w:tc>
@@ -761,53 +1007,7 @@
           <w:b w:val="0"/>
           <w:i w:val="0"/>
         </w:rPr>
-        <w:t>5. Préparation rapide</w:t>
-      </w:r>
-    </w:p>
-    <w:p>
-      <w:pPr>
-        <w:keepLines/>
-        <w:shd w:fill="F7F4EF"/>
-        <w:pBdr>
-          <w:left w:val="single" w:sz="18" w:space="8" w:color="9A5B25"/>
-        </w:pBdr>
-      </w:pPr>
-      <w:r>
-        <w:rPr>
-          <w:b w:val="0"/>
-          <w:i w:val="0"/>
-        </w:rPr>
-        <w:t>Imprimer une fiche par élève. Garder le corrigé hors de vue. Préparer le vocabulaire : pied, tarse, talus/astragale, articulation, indice.</w:t>
-      </w:r>
-    </w:p>
-    <w:p>
-      <w:pPr>
-        <w:keepLines/>
-        <w:shd w:fill="F7F4EF"/>
-        <w:pBdr>
-          <w:left w:val="single" w:sz="18" w:space="8" w:color="9A5B25"/>
-        </w:pBdr>
-      </w:pPr>
-      <w:r>
-        <w:rPr>
-          <w:b w:val="0"/>
-          <w:i w:val="0"/>
-        </w:rPr>
-        <w:t>« Décris d'abord. Cherche ensuite. Justifie avec deux indices. »</w:t>
-      </w:r>
-    </w:p>
-    <w:p>
-      <w:pPr>
-        <w:pStyle w:val="Heading2"/>
-        <w:keepNext/>
-        <w:keepLines/>
-      </w:pPr>
-      <w:r>
-        <w:rPr>
-          <w:b w:val="0"/>
-          <w:i w:val="0"/>
-        </w:rPr>
-        <w:t>6. Déroulement détaillé</w:t>
+        <w:t>4. Choisir le format</w:t>
       </w:r>
     </w:p>
     <w:tbl>
@@ -852,7 +1052,7 @@
                 <w:b/>
                 <w:i w:val="0"/>
               </w:rPr>
-              <w:t>Temps</w:t>
+              <w:t>Format</w:t>
             </w:r>
           </w:p>
         </w:tc>
@@ -879,7 +1079,7 @@
                 <w:b/>
                 <w:i w:val="0"/>
               </w:rPr>
-              <w:t>Action de l'adulte</w:t>
+              <w:t>Durée</w:t>
             </w:r>
           </w:p>
         </w:tc>
@@ -906,7 +1106,7 @@
                 <w:b/>
                 <w:i w:val="0"/>
               </w:rPr>
-              <w:t>Action des élèves</w:t>
+              <w:t>Étapes</w:t>
             </w:r>
           </w:p>
         </w:tc>
@@ -933,7 +1133,7 @@
                 <w:b/>
                 <w:i w:val="0"/>
               </w:rPr>
-              <w:t>But</w:t>
+              <w:t>Usage conseillé</w:t>
             </w:r>
           </w:p>
         </w:tc>
@@ -946,6 +1146,7 @@
           <w:tcPr>
             <w:tcW w:type="dxa" w:w="1857"/>
             <w:vAlign w:val="center"/>
+            <w:shd w:fill="F0F1EE"/>
             <w:tcMar>
               <w:top w:w="90" w:type="dxa"/>
               <w:start w:w="120" w:type="dxa"/>
@@ -961,10 +1162,10 @@
             </w:pPr>
             <w:r>
               <w:rPr>
-                <w:b w:val="0"/>
+                <w:b/>
                 <w:i w:val="0"/>
               </w:rPr>
-              <w:t>5 min</w:t>
+              <w:t>Court</w:t>
             </w:r>
           </w:p>
         </w:tc>
@@ -990,7 +1191,7 @@
                 <w:b w:val="0"/>
                 <w:i w:val="0"/>
               </w:rPr>
-              <w:t>Présenter l'os sans donner son emplacement.</w:t>
+              <w:t>27 min</w:t>
             </w:r>
           </w:p>
         </w:tc>
@@ -1016,7 +1217,7 @@
                 <w:b w:val="0"/>
                 <w:i w:val="0"/>
               </w:rPr>
-              <w:t>Formuler des idées initiales.</w:t>
+              <w:t>Étapes 1 à 6, puis conclusion orale. Réponses brèves; comparaison animale et seconde orientation reportées.</w:t>
             </w:r>
           </w:p>
         </w:tc>
@@ -1042,7 +1243,7 @@
                 <w:b w:val="0"/>
                 <w:i w:val="0"/>
               </w:rPr>
-              <w:t>Faire émerger les représentations.</w:t>
+              <w:t>Découverte en classe. Inclut 2 min de transitions.</w:t>
             </w:r>
           </w:p>
         </w:tc>
@@ -1055,6 +1256,7 @@
           <w:tcPr>
             <w:tcW w:type="dxa" w:w="1857"/>
             <w:vAlign w:val="center"/>
+            <w:shd w:fill="F0F1EE"/>
             <w:tcMar>
               <w:top w:w="90" w:type="dxa"/>
               <w:start w:w="120" w:type="dxa"/>
@@ -1070,10 +1272,10 @@
             </w:pPr>
             <w:r>
               <w:rPr>
-                <w:b w:val="0"/>
+                <w:b/>
                 <w:i w:val="0"/>
               </w:rPr>
-              <w:t>10 min</w:t>
+              <w:t>Principal</w:t>
             </w:r>
           </w:p>
         </w:tc>
@@ -1099,7 +1301,7 @@
                 <w:b w:val="0"/>
                 <w:i w:val="0"/>
               </w:rPr>
-              <w:t>Demander une description sans nom.</w:t>
+              <w:t>45 min</w:t>
             </w:r>
           </w:p>
         </w:tc>
@@ -1125,7 +1327,7 @@
                 <w:b w:val="0"/>
                 <w:i w:val="0"/>
               </w:rPr>
-              <w:t>Noter bosses, creux, surfaces et symétrie.</w:t>
+              <w:t>Étapes 1 à 6, transfert sur une seconde orientation humaine, conclusion écrite; comparaison animale orale facultative.</w:t>
             </w:r>
           </w:p>
         </w:tc>
@@ -1151,7 +1353,7 @@
                 <w:b w:val="0"/>
                 <w:i w:val="0"/>
               </w:rPr>
-              <w:t>Installer l'observation.</w:t>
+              <w:t>Séance de classe. Inclut 3 min de transitions.</w:t>
             </w:r>
           </w:p>
         </w:tc>
@@ -1164,6 +1366,7 @@
           <w:tcPr>
             <w:tcW w:type="dxa" w:w="1857"/>
             <w:vAlign w:val="center"/>
+            <w:shd w:fill="F0F1EE"/>
             <w:tcMar>
               <w:top w:w="90" w:type="dxa"/>
               <w:start w:w="120" w:type="dxa"/>
@@ -1179,10 +1382,10 @@
             </w:pPr>
             <w:r>
               <w:rPr>
-                <w:b w:val="0"/>
+                <w:b/>
                 <w:i w:val="0"/>
               </w:rPr>
-              <w:t>10-15 min</w:t>
+              <w:t>Approfondi</w:t>
             </w:r>
           </w:p>
         </w:tc>
@@ -1208,7 +1411,7 @@
                 <w:b w:val="0"/>
                 <w:i w:val="0"/>
               </w:rPr>
-              <w:t>Faire chercher la région du tarse.</w:t>
+              <w:t>70 min</w:t>
             </w:r>
           </w:p>
         </w:tc>
@@ -1234,225 +1437,7 @@
                 <w:b w:val="0"/>
                 <w:i w:val="0"/>
               </w:rPr>
-              <w:t>Entourer une zone et écrire deux indices.</w:t>
-            </w:r>
-          </w:p>
-        </w:tc>
-        <w:tc>
-          <w:tcPr>
-            <w:tcW w:type="dxa" w:w="2683"/>
-            <w:vAlign w:val="center"/>
-            <w:tcMar>
-              <w:top w:w="90" w:type="dxa"/>
-              <w:start w:w="120" w:type="dxa"/>
-              <w:bottom w:w="90" w:type="dxa"/>
-              <w:end w:w="120" w:type="dxa"/>
-            </w:tcMar>
-          </w:tcPr>
-          <w:p>
-            <w:pPr>
-              <w:keepNext/>
-              <w:keepLines/>
-              <w:spacing w:after="40" w:line="252" w:lineRule="auto"/>
-            </w:pPr>
-            <w:r>
-              <w:rPr>
-                <w:b w:val="0"/>
-                <w:i w:val="0"/>
-              </w:rPr>
-              <w:t>Localiser et justifier.</w:t>
-            </w:r>
-          </w:p>
-        </w:tc>
-      </w:tr>
-      <w:tr>
-        <w:trPr>
-          <w:cantSplit/>
-        </w:trPr>
-        <w:tc>
-          <w:tcPr>
-            <w:tcW w:type="dxa" w:w="1857"/>
-            <w:vAlign w:val="center"/>
-            <w:tcMar>
-              <w:top w:w="90" w:type="dxa"/>
-              <w:start w:w="120" w:type="dxa"/>
-              <w:bottom w:w="90" w:type="dxa"/>
-              <w:end w:w="120" w:type="dxa"/>
-            </w:tcMar>
-          </w:tcPr>
-          <w:p>
-            <w:pPr>
-              <w:keepNext/>
-              <w:keepLines/>
-              <w:spacing w:after="40" w:line="252" w:lineRule="auto"/>
-            </w:pPr>
-            <w:r>
-              <w:rPr>
-                <w:b w:val="0"/>
-                <w:i w:val="0"/>
-              </w:rPr>
-              <w:t>10 min</w:t>
-            </w:r>
-          </w:p>
-        </w:tc>
-        <w:tc>
-          <w:tcPr>
-            <w:tcW w:type="dxa" w:w="2889"/>
-            <w:vAlign w:val="center"/>
-            <w:tcMar>
-              <w:top w:w="90" w:type="dxa"/>
-              <w:start w:w="120" w:type="dxa"/>
-              <w:bottom w:w="90" w:type="dxa"/>
-              <w:end w:w="120" w:type="dxa"/>
-            </w:tcMar>
-          </w:tcPr>
-          <w:p>
-            <w:pPr>
-              <w:keepNext/>
-              <w:keepLines/>
-              <w:spacing w:after="40" w:line="252" w:lineRule="auto"/>
-            </w:pPr>
-            <w:r>
-              <w:rPr>
-                <w:b w:val="0"/>
-                <w:i w:val="0"/>
-              </w:rPr>
-              <w:t>Distribuer les vues animales.</w:t>
-            </w:r>
-          </w:p>
-        </w:tc>
-        <w:tc>
-          <w:tcPr>
-            <w:tcW w:type="dxa" w:w="2889"/>
-            <w:vAlign w:val="center"/>
-            <w:tcMar>
-              <w:top w:w="90" w:type="dxa"/>
-              <w:start w:w="120" w:type="dxa"/>
-              <w:bottom w:w="90" w:type="dxa"/>
-              <w:end w:w="120" w:type="dxa"/>
-            </w:tcMar>
-          </w:tcPr>
-          <w:p>
-            <w:pPr>
-              <w:keepNext/>
-              <w:keepLines/>
-              <w:spacing w:after="40" w:line="252" w:lineRule="auto"/>
-            </w:pPr>
-            <w:r>
-              <w:rPr>
-                <w:b w:val="0"/>
-                <w:i w:val="0"/>
-              </w:rPr>
-              <w:t>Comparer position et organisation du membre.</w:t>
-            </w:r>
-          </w:p>
-        </w:tc>
-        <w:tc>
-          <w:tcPr>
-            <w:tcW w:type="dxa" w:w="2683"/>
-            <w:vAlign w:val="center"/>
-            <w:tcMar>
-              <w:top w:w="90" w:type="dxa"/>
-              <w:start w:w="120" w:type="dxa"/>
-              <w:bottom w:w="90" w:type="dxa"/>
-              <w:end w:w="120" w:type="dxa"/>
-            </w:tcMar>
-          </w:tcPr>
-          <w:p>
-            <w:pPr>
-              <w:keepNext/>
-              <w:keepLines/>
-              <w:spacing w:after="40" w:line="252" w:lineRule="auto"/>
-            </w:pPr>
-            <w:r>
-              <w:rPr>
-                <w:b w:val="0"/>
-                <w:i w:val="0"/>
-              </w:rPr>
-              <w:t>Transférer le repère.</w:t>
-            </w:r>
-          </w:p>
-        </w:tc>
-      </w:tr>
-      <w:tr>
-        <w:trPr>
-          <w:cantSplit/>
-        </w:trPr>
-        <w:tc>
-          <w:tcPr>
-            <w:tcW w:type="dxa" w:w="1857"/>
-            <w:vAlign w:val="center"/>
-            <w:tcMar>
-              <w:top w:w="90" w:type="dxa"/>
-              <w:start w:w="120" w:type="dxa"/>
-              <w:bottom w:w="90" w:type="dxa"/>
-              <w:end w:w="120" w:type="dxa"/>
-            </w:tcMar>
-          </w:tcPr>
-          <w:p>
-            <w:pPr>
-              <w:keepNext/>
-              <w:keepLines/>
-              <w:spacing w:after="40" w:line="252" w:lineRule="auto"/>
-            </w:pPr>
-            <w:r>
-              <w:rPr>
-                <w:b w:val="0"/>
-                <w:i w:val="0"/>
-              </w:rPr>
-              <w:t>5-10 min</w:t>
-            </w:r>
-          </w:p>
-        </w:tc>
-        <w:tc>
-          <w:tcPr>
-            <w:tcW w:type="dxa" w:w="2889"/>
-            <w:vAlign w:val="center"/>
-            <w:tcMar>
-              <w:top w:w="90" w:type="dxa"/>
-              <w:start w:w="120" w:type="dxa"/>
-              <w:bottom w:w="90" w:type="dxa"/>
-              <w:end w:w="120" w:type="dxa"/>
-            </w:tcMar>
-          </w:tcPr>
-          <w:p>
-            <w:pPr>
-              <w:keepNext/>
-              <w:keepLines/>
-              <w:spacing w:after="40" w:line="252" w:lineRule="auto"/>
-            </w:pPr>
-            <w:r>
-              <w:rPr>
-                <w:b w:val="0"/>
-                <w:i w:val="0"/>
-              </w:rPr>
-              <w:t>Conduire la mise en commun.</w:t>
-            </w:r>
-          </w:p>
-        </w:tc>
-        <w:tc>
-          <w:tcPr>
-            <w:tcW w:type="dxa" w:w="2889"/>
-            <w:vAlign w:val="center"/>
-            <w:tcMar>
-              <w:top w:w="90" w:type="dxa"/>
-              <w:start w:w="120" w:type="dxa"/>
-              <w:bottom w:w="90" w:type="dxa"/>
-              <w:end w:w="120" w:type="dxa"/>
-            </w:tcMar>
-          </w:tcPr>
-          <w:p>
-            <w:pPr>
-              <w:keepNext/>
-              <w:keepLines/>
-              <w:spacing w:after="40" w:line="252" w:lineRule="auto"/>
-            </w:pPr>
-            <w:r>
-              <w:rPr>
-                <w:b w:val="0"/>
-                <w:i w:val="0"/>
-              </w:rPr>
-              <w:t>Rédiger une conclusion prudente.</w:t>
+              <w:t>Neuf étapes, fiche complète, comparaison animale écrite et discussion des limites.</w:t>
             </w:r>
           </w:p>
         </w:tc>
@@ -1477,7 +1462,7 @@
                 <w:b w:val="0"/>
                 <w:i w:val="0"/>
               </w:rPr>
-              <w:t>Distinguer observation et hypothèse.</w:t>
+              <w:t>Classe ou atelier long. Inclut 6 min de transitions.</w:t>
             </w:r>
           </w:p>
         </w:tc>
@@ -1499,7 +1484,107 @@
           <w:b w:val="0"/>
           <w:i w:val="0"/>
         </w:rPr>
-        <w:t>7. Questions et relances</w:t>
+        <w:t>5. Matériel et préparation</w:t>
+      </w:r>
+    </w:p>
+    <w:p>
+      <w:pPr>
+        <w:pStyle w:val="ListBullet"/>
+        <w:keepNext/>
+        <w:keepLines/>
+      </w:pPr>
+      <w:r>
+        <w:rPr>
+          <w:b w:val="0"/>
+          <w:i w:val="0"/>
+        </w:rPr>
+        <w:t>Une fiche élève par personne ou binôme. Distribuer les pages 1 à 3 avant l'enquête et la page de révélation seulement à l'étape 6.</w:t>
+      </w:r>
+    </w:p>
+    <w:p>
+      <w:pPr>
+        <w:pStyle w:val="ListBullet"/>
+        <w:keepNext/>
+        <w:keepLines/>
+      </w:pPr>
+      <w:r>
+        <w:rPr>
+          <w:b w:val="0"/>
+          <w:i w:val="0"/>
+        </w:rPr>
+        <w:t>Le support 1 « os mystère », puis le support 2 « pied neutre ».</w:t>
+      </w:r>
+    </w:p>
+    <w:p>
+      <w:pPr>
+        <w:pStyle w:val="ListBullet"/>
+        <w:keepNext/>
+        <w:keepLines/>
+      </w:pPr>
+      <w:r>
+        <w:rPr>
+          <w:b w:val="0"/>
+          <w:i w:val="0"/>
+        </w:rPr>
+        <w:t>Les supports de vérification, gardés hors de vue au départ.</w:t>
+      </w:r>
+    </w:p>
+    <w:p>
+      <w:pPr>
+        <w:pStyle w:val="ListBullet"/>
+        <w:keepNext/>
+        <w:keepLines/>
+      </w:pPr>
+      <w:r>
+        <w:rPr>
+          <w:b w:val="0"/>
+          <w:i w:val="0"/>
+        </w:rPr>
+        <w:t>Crayons; projection facultative.</w:t>
+      </w:r>
+    </w:p>
+    <w:p>
+      <w:pPr>
+        <w:pStyle w:val="ListBullet"/>
+        <w:keepNext w:val="0"/>
+        <w:keepLines/>
+      </w:pPr>
+      <w:r>
+        <w:rPr>
+          <w:b w:val="0"/>
+          <w:i w:val="0"/>
+        </w:rPr>
+        <w:t>En musée : original uniquement s'il est manipulable et si les règles de l'institution l'autorisent; sinon photographie, réplique ou modèle validé par l'institution et une personne compétente.</w:t>
+      </w:r>
+    </w:p>
+    <w:p>
+      <w:pPr>
+        <w:keepLines/>
+        <w:shd w:fill="F7F4EF"/>
+        <w:pBdr>
+          <w:left w:val="single" w:sz="18" w:space="8" w:color="9A5B25"/>
+        </w:pBdr>
+      </w:pPr>
+      <w:r>
+        <w:rPr>
+          <w:b w:val="0"/>
+          <w:i w:val="0"/>
+        </w:rPr>
+        <w:t>Ne montrer ni le schéma légendé ni les vues BodyParts3D avant la formulation des hypothèses. Les images où le talus est hachuré ou coloré servent à la vérification, pas au lancement.</w:t>
+      </w:r>
+    </w:p>
+    <w:p>
+      <w:pPr>
+        <w:pStyle w:val="Heading2"/>
+        <w:keepNext/>
+        <w:keepLines/>
+      </w:pPr>
+      <w:r>
+        <w:rPr>
+          <w:b w:val="0"/>
+          <w:i w:val="0"/>
+        </w:rPr>
+        <w:t>6. Progression centrale</w:t>
       </w:r>
     </w:p>
     <w:tbl>
@@ -1511,19 +1596,23 @@
         <w:tblLayout w:type="fixed"/>
       </w:tblPr>
       <w:tblGrid>
-        <w:gridCol w:w="5159"/>
-        <w:gridCol w:w="5159"/>
+        <w:gridCol w:w="1720"/>
+        <w:gridCol w:w="1720"/>
+        <w:gridCol w:w="1720"/>
+        <w:gridCol w:w="1720"/>
+        <w:gridCol w:w="1720"/>
+        <w:gridCol w:w="1718"/>
       </w:tblGrid>
       <w:tr>
         <w:trPr>
           <w:cantSplit/>
-          <w:cantSplit/>
+          <w:tblHeader w:val="true"/>
         </w:trPr>
         <w:tc>
           <w:tcPr>
-            <w:tcW w:type="dxa" w:w="5159"/>
-            <w:vAlign w:val="top"/>
-            <w:shd w:fill="F7F4EF"/>
+            <w:tcW w:type="dxa" w:w="1720"/>
+            <w:vAlign w:val="center"/>
+            <w:shd w:fill="F0F1EE"/>
             <w:tcMar>
               <w:top w:w="90" w:type="dxa"/>
               <w:start w:w="120" w:type="dxa"/>
@@ -1533,65 +1622,23 @@
           </w:tcPr>
           <w:p>
             <w:pPr>
-              <w:pStyle w:val="Heading3"/>
               <w:keepLines/>
+              <w:spacing w:after="40" w:line="252" w:lineRule="auto"/>
             </w:pPr>
             <w:r>
               <w:rPr>
-                <w:b w:val="0"/>
+                <w:b/>
                 <w:i w:val="0"/>
               </w:rPr>
-              <w:t>Pour observer</w:t>
-            </w:r>
-          </w:p>
-          <w:p>
-            <w:pPr>
-              <w:pStyle w:val="ListBullet"/>
-              <w:keepNext/>
-              <w:keepLines/>
-            </w:pPr>
-            <w:r>
-              <w:rPr>
-                <w:b w:val="0"/>
-                <w:i w:val="0"/>
-              </w:rPr>
-              <w:t>Que vois-tu sans nommer l'os ?</w:t>
-            </w:r>
-          </w:p>
-          <w:p>
-            <w:pPr>
-              <w:pStyle w:val="ListBullet"/>
-              <w:keepNext/>
-              <w:keepLines/>
-            </w:pPr>
-            <w:r>
-              <w:rPr>
-                <w:b w:val="0"/>
-                <w:i w:val="0"/>
-              </w:rPr>
-              <w:t>Où sont les surfaces lisses ?</w:t>
-            </w:r>
-          </w:p>
-          <w:p>
-            <w:pPr>
-              <w:pStyle w:val="ListBullet"/>
-              <w:keepNext w:val="0"/>
-              <w:keepLines/>
-            </w:pPr>
-            <w:r>
-              <w:rPr>
-                <w:b w:val="0"/>
-                <w:i w:val="0"/>
-              </w:rPr>
-              <w:t>Quelles parties semblent s'articuler ?</w:t>
+              <w:t>Étape</w:t>
             </w:r>
           </w:p>
         </w:tc>
         <w:tc>
           <w:tcPr>
-            <w:tcW w:type="dxa" w:w="5159"/>
-            <w:vAlign w:val="top"/>
-            <w:shd w:fill="F7F4EF"/>
+            <w:tcW w:type="dxa" w:w="1720"/>
+            <w:vAlign w:val="center"/>
+            <w:shd w:fill="F0F1EE"/>
             <w:tcMar>
               <w:top w:w="90" w:type="dxa"/>
               <w:start w:w="120" w:type="dxa"/>
@@ -1601,57 +1648,1692 @@
           </w:tcPr>
           <w:p>
             <w:pPr>
-              <w:pStyle w:val="Heading3"/>
               <w:keepLines/>
+              <w:spacing w:after="40" w:line="252" w:lineRule="auto"/>
+            </w:pPr>
+            <w:r>
+              <w:rPr>
+                <w:b/>
+                <w:i w:val="0"/>
+              </w:rPr>
+              <w:t>Temps</w:t>
+            </w:r>
+            <w:r>
+              <w:rPr>
+                <w:b/>
+              </w:rPr>
+              <w:br/>
+            </w:r>
+            <w:r>
+              <w:rPr>
+                <w:b/>
+                <w:i w:val="0"/>
+              </w:rPr>
+              <w:t>court / principal / long</w:t>
+            </w:r>
+          </w:p>
+        </w:tc>
+        <w:tc>
+          <w:tcPr>
+            <w:tcW w:type="dxa" w:w="1720"/>
+            <w:vAlign w:val="center"/>
+            <w:shd w:fill="F0F1EE"/>
+            <w:tcMar>
+              <w:top w:w="90" w:type="dxa"/>
+              <w:start w:w="120" w:type="dxa"/>
+              <w:bottom w:w="90" w:type="dxa"/>
+              <w:end w:w="120" w:type="dxa"/>
+            </w:tcMar>
+          </w:tcPr>
+          <w:p>
+            <w:pPr>
+              <w:keepLines/>
+              <w:spacing w:after="40" w:line="252" w:lineRule="auto"/>
+            </w:pPr>
+            <w:r>
+              <w:rPr>
+                <w:b/>
+                <w:i w:val="0"/>
+              </w:rPr>
+              <w:t>Consigne et matériel</w:t>
+            </w:r>
+          </w:p>
+        </w:tc>
+        <w:tc>
+          <w:tcPr>
+            <w:tcW w:type="dxa" w:w="1720"/>
+            <w:vAlign w:val="center"/>
+            <w:shd w:fill="F0F1EE"/>
+            <w:tcMar>
+              <w:top w:w="90" w:type="dxa"/>
+              <w:start w:w="120" w:type="dxa"/>
+              <w:bottom w:w="90" w:type="dxa"/>
+              <w:end w:w="120" w:type="dxa"/>
+            </w:tcMar>
+          </w:tcPr>
+          <w:p>
+            <w:pPr>
+              <w:keepLines/>
+              <w:spacing w:after="40" w:line="252" w:lineRule="auto"/>
+            </w:pPr>
+            <w:r>
+              <w:rPr>
+                <w:b/>
+                <w:i w:val="0"/>
+              </w:rPr>
+              <w:t>Organisation et action</w:t>
+            </w:r>
+          </w:p>
+        </w:tc>
+        <w:tc>
+          <w:tcPr>
+            <w:tcW w:type="dxa" w:w="1720"/>
+            <w:vAlign w:val="center"/>
+            <w:shd w:fill="F0F1EE"/>
+            <w:tcMar>
+              <w:top w:w="90" w:type="dxa"/>
+              <w:start w:w="120" w:type="dxa"/>
+              <w:bottom w:w="90" w:type="dxa"/>
+              <w:end w:w="120" w:type="dxa"/>
+            </w:tcMar>
+          </w:tcPr>
+          <w:p>
+            <w:pPr>
+              <w:keepLines/>
+              <w:spacing w:after="40" w:line="252" w:lineRule="auto"/>
+            </w:pPr>
+            <w:r>
+              <w:rPr>
+                <w:b/>
+                <w:i w:val="0"/>
+              </w:rPr>
+              <w:t>Production attendue</w:t>
+            </w:r>
+          </w:p>
+        </w:tc>
+        <w:tc>
+          <w:tcPr>
+            <w:tcW w:type="dxa" w:w="1718"/>
+            <w:vAlign w:val="center"/>
+            <w:shd w:fill="F0F1EE"/>
+            <w:tcMar>
+              <w:top w:w="90" w:type="dxa"/>
+              <w:start w:w="120" w:type="dxa"/>
+              <w:bottom w:w="90" w:type="dxa"/>
+              <w:end w:w="120" w:type="dxa"/>
+            </w:tcMar>
+          </w:tcPr>
+          <w:p>
+            <w:pPr>
+              <w:keepLines/>
+              <w:spacing w:after="40" w:line="252" w:lineRule="auto"/>
+            </w:pPr>
+            <w:r>
+              <w:rPr>
+                <w:b/>
+                <w:i w:val="0"/>
+              </w:rPr>
+              <w:t>Relance, erreur, critère</w:t>
+            </w:r>
+          </w:p>
+        </w:tc>
+      </w:tr>
+      <w:tr>
+        <w:trPr>
+          <w:cantSplit/>
+        </w:trPr>
+        <w:tc>
+          <w:tcPr>
+            <w:tcW w:type="dxa" w:w="1720"/>
+            <w:vAlign w:val="center"/>
+            <w:shd w:fill="F0F1EE"/>
+            <w:tcMar>
+              <w:top w:w="90" w:type="dxa"/>
+              <w:start w:w="120" w:type="dxa"/>
+              <w:bottom w:w="90" w:type="dxa"/>
+              <w:end w:w="120" w:type="dxa"/>
+            </w:tcMar>
+          </w:tcPr>
+          <w:p>
+            <w:pPr>
+              <w:keepLines/>
+              <w:spacing w:after="40" w:line="252" w:lineRule="auto"/>
+            </w:pPr>
+            <w:r>
+              <w:rPr>
+                <w:b/>
+                <w:i w:val="0"/>
+              </w:rPr>
+              <w:t>1. Mission</w:t>
+            </w:r>
+          </w:p>
+        </w:tc>
+        <w:tc>
+          <w:tcPr>
+            <w:tcW w:type="dxa" w:w="1720"/>
+            <w:vAlign w:val="center"/>
+            <w:tcMar>
+              <w:top w:w="90" w:type="dxa"/>
+              <w:start w:w="120" w:type="dxa"/>
+              <w:bottom w:w="90" w:type="dxa"/>
+              <w:end w:w="120" w:type="dxa"/>
+            </w:tcMar>
+          </w:tcPr>
+          <w:p>
+            <w:pPr>
+              <w:keepLines/>
+              <w:spacing w:after="40" w:line="252" w:lineRule="auto"/>
             </w:pPr>
             <w:r>
               <w:rPr>
                 <w:b w:val="0"/>
                 <w:i w:val="0"/>
               </w:rPr>
-              <w:t>Pour justifier</w:t>
+              <w:t>2 / 4 / 5 min</w:t>
             </w:r>
           </w:p>
+        </w:tc>
+        <w:tc>
+          <w:tcPr>
+            <w:tcW w:type="dxa" w:w="1720"/>
+            <w:vAlign w:val="center"/>
+            <w:tcMar>
+              <w:top w:w="90" w:type="dxa"/>
+              <w:start w:w="120" w:type="dxa"/>
+              <w:bottom w:w="90" w:type="dxa"/>
+              <w:end w:w="120" w:type="dxa"/>
+            </w:tcMar>
+          </w:tcPr>
           <w:p>
             <w:pPr>
-              <w:pStyle w:val="ListBullet"/>
-              <w:keepNext/>
               <w:keepLines/>
+              <w:spacing w:after="40" w:line="252" w:lineRule="auto"/>
             </w:pPr>
             <w:r>
               <w:rPr>
                 <w:b w:val="0"/>
                 <w:i w:val="0"/>
               </w:rPr>
-              <w:t>Quel détail soutient ta proposition ?</w:t>
+              <w:t>Présenter le support 1 sans nommer l'os.</w:t>
             </w:r>
           </w:p>
+        </w:tc>
+        <w:tc>
+          <w:tcPr>
+            <w:tcW w:type="dxa" w:w="1720"/>
+            <w:vAlign w:val="center"/>
+            <w:tcMar>
+              <w:top w:w="90" w:type="dxa"/>
+              <w:start w:w="120" w:type="dxa"/>
+              <w:bottom w:w="90" w:type="dxa"/>
+              <w:end w:w="120" w:type="dxa"/>
+            </w:tcMar>
+          </w:tcPr>
           <w:p>
             <w:pPr>
-              <w:pStyle w:val="ListBullet"/>
-              <w:keepNext/>
               <w:keepLines/>
+              <w:spacing w:after="40" w:line="252" w:lineRule="auto"/>
             </w:pPr>
             <w:r>
               <w:rPr>
                 <w:b w:val="0"/>
                 <w:i w:val="0"/>
               </w:rPr>
-              <w:t>Qu'est-ce qui manque pour être sûr ?</w:t>
+              <w:t>Groupe; idées initiales brèves.</w:t>
             </w:r>
           </w:p>
+        </w:tc>
+        <w:tc>
+          <w:tcPr>
+            <w:tcW w:type="dxa" w:w="1720"/>
+            <w:vAlign w:val="center"/>
+            <w:tcMar>
+              <w:top w:w="90" w:type="dxa"/>
+              <w:start w:w="120" w:type="dxa"/>
+              <w:bottom w:w="90" w:type="dxa"/>
+              <w:end w:w="120" w:type="dxa"/>
+            </w:tcMar>
+          </w:tcPr>
           <w:p>
             <w:pPr>
-              <w:pStyle w:val="ListBullet"/>
-              <w:keepNext w:val="0"/>
               <w:keepLines/>
+              <w:spacing w:after="40" w:line="252" w:lineRule="auto"/>
             </w:pPr>
             <w:r>
               <w:rPr>
                 <w:b w:val="0"/>
                 <w:i w:val="0"/>
               </w:rPr>
-              <w:t>Ton second indice confirme-t-il le premier ?</w:t>
+              <w:t>Une question ou une première proposition.</w:t>
+            </w:r>
+          </w:p>
+        </w:tc>
+        <w:tc>
+          <w:tcPr>
+            <w:tcW w:type="dxa" w:w="1718"/>
+            <w:vAlign w:val="center"/>
+            <w:tcMar>
+              <w:top w:w="90" w:type="dxa"/>
+              <w:start w:w="120" w:type="dxa"/>
+              <w:bottom w:w="90" w:type="dxa"/>
+              <w:end w:w="120" w:type="dxa"/>
+            </w:tcMar>
+          </w:tcPr>
+          <w:p>
+            <w:pPr>
+              <w:keepLines/>
+              <w:spacing w:after="40" w:line="252" w:lineRule="auto"/>
+            </w:pPr>
+            <w:r>
+              <w:rPr>
+                <w:b w:val="0"/>
+                <w:i w:val="0"/>
+              </w:rPr>
+              <w:t>Relance : « Que faudrait-il observer ? » Erreur : chercher le nom. Critère : accepte d'enquêter.</w:t>
+            </w:r>
+          </w:p>
+        </w:tc>
+      </w:tr>
+      <w:tr>
+        <w:trPr>
+          <w:cantSplit/>
+        </w:trPr>
+        <w:tc>
+          <w:tcPr>
+            <w:tcW w:type="dxa" w:w="1720"/>
+            <w:vAlign w:val="center"/>
+            <w:shd w:fill="F0F1EE"/>
+            <w:tcMar>
+              <w:top w:w="90" w:type="dxa"/>
+              <w:start w:w="120" w:type="dxa"/>
+              <w:bottom w:w="90" w:type="dxa"/>
+              <w:end w:w="120" w:type="dxa"/>
+            </w:tcMar>
+          </w:tcPr>
+          <w:p>
+            <w:pPr>
+              <w:keepLines/>
+              <w:spacing w:after="40" w:line="252" w:lineRule="auto"/>
+            </w:pPr>
+            <w:r>
+              <w:rPr>
+                <w:b/>
+                <w:i w:val="0"/>
+              </w:rPr>
+              <w:t>2. Observer</w:t>
+            </w:r>
+          </w:p>
+        </w:tc>
+        <w:tc>
+          <w:tcPr>
+            <w:tcW w:type="dxa" w:w="1720"/>
+            <w:vAlign w:val="center"/>
+            <w:tcMar>
+              <w:top w:w="90" w:type="dxa"/>
+              <w:start w:w="120" w:type="dxa"/>
+              <w:bottom w:w="90" w:type="dxa"/>
+              <w:end w:w="120" w:type="dxa"/>
+            </w:tcMar>
+          </w:tcPr>
+          <w:p>
+            <w:pPr>
+              <w:keepLines/>
+              <w:spacing w:after="40" w:line="252" w:lineRule="auto"/>
+            </w:pPr>
+            <w:r>
+              <w:rPr>
+                <w:b w:val="0"/>
+                <w:i w:val="0"/>
+              </w:rPr>
+              <w:t>3 / 4 / 6 min</w:t>
+            </w:r>
+          </w:p>
+        </w:tc>
+        <w:tc>
+          <w:tcPr>
+            <w:tcW w:type="dxa" w:w="1720"/>
+            <w:vAlign w:val="center"/>
+            <w:tcMar>
+              <w:top w:w="90" w:type="dxa"/>
+              <w:start w:w="120" w:type="dxa"/>
+              <w:bottom w:w="90" w:type="dxa"/>
+              <w:end w:w="120" w:type="dxa"/>
+            </w:tcMar>
+          </w:tcPr>
+          <w:p>
+            <w:pPr>
+              <w:keepLines/>
+              <w:spacing w:after="40" w:line="252" w:lineRule="auto"/>
+            </w:pPr>
+            <w:r>
+              <w:rPr>
+                <w:b w:val="0"/>
+                <w:i w:val="0"/>
+              </w:rPr>
+              <w:t>Comparer les vues A et B de l'os mystère.</w:t>
+            </w:r>
+          </w:p>
+        </w:tc>
+        <w:tc>
+          <w:tcPr>
+            <w:tcW w:type="dxa" w:w="1720"/>
+            <w:vAlign w:val="center"/>
+            <w:tcMar>
+              <w:top w:w="90" w:type="dxa"/>
+              <w:start w:w="120" w:type="dxa"/>
+              <w:bottom w:w="90" w:type="dxa"/>
+              <w:end w:w="120" w:type="dxa"/>
+            </w:tcMar>
+          </w:tcPr>
+          <w:p>
+            <w:pPr>
+              <w:keepLines/>
+              <w:spacing w:after="40" w:line="252" w:lineRule="auto"/>
+            </w:pPr>
+            <w:r>
+              <w:rPr>
+                <w:b w:val="0"/>
+                <w:i w:val="0"/>
+              </w:rPr>
+              <w:t>Seul ou binôme; regarder forme, reliefs et surfaces.</w:t>
+            </w:r>
+          </w:p>
+        </w:tc>
+        <w:tc>
+          <w:tcPr>
+            <w:tcW w:type="dxa" w:w="1720"/>
+            <w:vAlign w:val="center"/>
+            <w:tcMar>
+              <w:top w:w="90" w:type="dxa"/>
+              <w:start w:w="120" w:type="dxa"/>
+              <w:bottom w:w="90" w:type="dxa"/>
+              <w:end w:w="120" w:type="dxa"/>
+            </w:tcMar>
+          </w:tcPr>
+          <w:p>
+            <w:pPr>
+              <w:keepLines/>
+              <w:spacing w:after="40" w:line="252" w:lineRule="auto"/>
+            </w:pPr>
+            <w:r>
+              <w:rPr>
+                <w:b w:val="0"/>
+                <w:i w:val="0"/>
+              </w:rPr>
+              <w:t>Trois détails visibles.</w:t>
+            </w:r>
+          </w:p>
+        </w:tc>
+        <w:tc>
+          <w:tcPr>
+            <w:tcW w:type="dxa" w:w="1718"/>
+            <w:vAlign w:val="center"/>
+            <w:tcMar>
+              <w:top w:w="90" w:type="dxa"/>
+              <w:start w:w="120" w:type="dxa"/>
+              <w:bottom w:w="90" w:type="dxa"/>
+              <w:end w:w="120" w:type="dxa"/>
+            </w:tcMar>
+          </w:tcPr>
+          <w:p>
+            <w:pPr>
+              <w:keepLines/>
+              <w:spacing w:after="40" w:line="252" w:lineRule="auto"/>
+            </w:pPr>
+            <w:r>
+              <w:rPr>
+                <w:b w:val="0"/>
+                <w:i w:val="0"/>
+              </w:rPr>
+              <w:t>Relance : « Peux-tu le montrer ? » Erreur : interpréter. Critère : détails observables.</w:t>
+            </w:r>
+          </w:p>
+        </w:tc>
+      </w:tr>
+      <w:tr>
+        <w:trPr>
+          <w:cantSplit/>
+        </w:trPr>
+        <w:tc>
+          <w:tcPr>
+            <w:tcW w:type="dxa" w:w="1720"/>
+            <w:vAlign w:val="center"/>
+            <w:shd w:fill="F0F1EE"/>
+            <w:tcMar>
+              <w:top w:w="90" w:type="dxa"/>
+              <w:start w:w="120" w:type="dxa"/>
+              <w:bottom w:w="90" w:type="dxa"/>
+              <w:end w:w="120" w:type="dxa"/>
+            </w:tcMar>
+          </w:tcPr>
+          <w:p>
+            <w:pPr>
+              <w:keepLines/>
+              <w:spacing w:after="40" w:line="252" w:lineRule="auto"/>
+            </w:pPr>
+            <w:r>
+              <w:rPr>
+                <w:b/>
+                <w:i w:val="0"/>
+              </w:rPr>
+              <w:t>3. Décrire</w:t>
+            </w:r>
+          </w:p>
+        </w:tc>
+        <w:tc>
+          <w:tcPr>
+            <w:tcW w:type="dxa" w:w="1720"/>
+            <w:vAlign w:val="center"/>
+            <w:tcMar>
+              <w:top w:w="90" w:type="dxa"/>
+              <w:start w:w="120" w:type="dxa"/>
+              <w:bottom w:w="90" w:type="dxa"/>
+              <w:end w:w="120" w:type="dxa"/>
+            </w:tcMar>
+          </w:tcPr>
+          <w:p>
+            <w:pPr>
+              <w:keepLines/>
+              <w:spacing w:after="40" w:line="252" w:lineRule="auto"/>
+            </w:pPr>
+            <w:r>
+              <w:rPr>
+                <w:b w:val="0"/>
+                <w:i w:val="0"/>
+              </w:rPr>
+              <w:t>4 / 5 / 7 min</w:t>
+            </w:r>
+          </w:p>
+        </w:tc>
+        <w:tc>
+          <w:tcPr>
+            <w:tcW w:type="dxa" w:w="1720"/>
+            <w:vAlign w:val="center"/>
+            <w:tcMar>
+              <w:top w:w="90" w:type="dxa"/>
+              <w:start w:w="120" w:type="dxa"/>
+              <w:bottom w:w="90" w:type="dxa"/>
+              <w:end w:w="120" w:type="dxa"/>
+            </w:tcMar>
+          </w:tcPr>
+          <w:p>
+            <w:pPr>
+              <w:keepLines/>
+              <w:spacing w:after="40" w:line="252" w:lineRule="auto"/>
+            </w:pPr>
+            <w:r>
+              <w:rPr>
+                <w:b w:val="0"/>
+                <w:i w:val="0"/>
+              </w:rPr>
+              <w:t>Écrire sans utiliser un nom anatomique.</w:t>
+            </w:r>
+          </w:p>
+        </w:tc>
+        <w:tc>
+          <w:tcPr>
+            <w:tcW w:type="dxa" w:w="1720"/>
+            <w:vAlign w:val="center"/>
+            <w:tcMar>
+              <w:top w:w="90" w:type="dxa"/>
+              <w:start w:w="120" w:type="dxa"/>
+              <w:bottom w:w="90" w:type="dxa"/>
+              <w:end w:w="120" w:type="dxa"/>
+            </w:tcMar>
+          </w:tcPr>
+          <w:p>
+            <w:pPr>
+              <w:keepLines/>
+              <w:spacing w:after="40" w:line="252" w:lineRule="auto"/>
+            </w:pPr>
+            <w:r>
+              <w:rPr>
+                <w:b w:val="0"/>
+                <w:i w:val="0"/>
+              </w:rPr>
+              <w:t>Individuel; compléter la tâche 1.</w:t>
+            </w:r>
+          </w:p>
+        </w:tc>
+        <w:tc>
+          <w:tcPr>
+            <w:tcW w:type="dxa" w:w="1720"/>
+            <w:vAlign w:val="center"/>
+            <w:tcMar>
+              <w:top w:w="90" w:type="dxa"/>
+              <w:start w:w="120" w:type="dxa"/>
+              <w:bottom w:w="90" w:type="dxa"/>
+              <w:end w:w="120" w:type="dxa"/>
+            </w:tcMar>
+          </w:tcPr>
+          <w:p>
+            <w:pPr>
+              <w:keepLines/>
+              <w:spacing w:after="40" w:line="252" w:lineRule="auto"/>
+            </w:pPr>
+            <w:r>
+              <w:rPr>
+                <w:b w:val="0"/>
+                <w:i w:val="0"/>
+              </w:rPr>
+              <w:t>Phrase ou liste descriptive.</w:t>
+            </w:r>
+          </w:p>
+        </w:tc>
+        <w:tc>
+          <w:tcPr>
+            <w:tcW w:type="dxa" w:w="1718"/>
+            <w:vAlign w:val="center"/>
+            <w:tcMar>
+              <w:top w:w="90" w:type="dxa"/>
+              <w:start w:w="120" w:type="dxa"/>
+              <w:bottom w:w="90" w:type="dxa"/>
+              <w:end w:w="120" w:type="dxa"/>
+            </w:tcMar>
+          </w:tcPr>
+          <w:p>
+            <w:pPr>
+              <w:keepLines/>
+              <w:spacing w:after="40" w:line="252" w:lineRule="auto"/>
+            </w:pPr>
+            <w:r>
+              <w:rPr>
+                <w:b w:val="0"/>
+                <w:i w:val="0"/>
+              </w:rPr>
+              <w:t>Relance : banque de mots. Erreur : « c'est un os du pied ». Critère : trois caractéristiques.</w:t>
+            </w:r>
+          </w:p>
+        </w:tc>
+      </w:tr>
+      <w:tr>
+        <w:trPr>
+          <w:cantSplit/>
+        </w:trPr>
+        <w:tc>
+          <w:tcPr>
+            <w:tcW w:type="dxa" w:w="1720"/>
+            <w:vAlign w:val="center"/>
+            <w:shd w:fill="F0F1EE"/>
+            <w:tcMar>
+              <w:top w:w="90" w:type="dxa"/>
+              <w:start w:w="120" w:type="dxa"/>
+              <w:bottom w:w="90" w:type="dxa"/>
+              <w:end w:w="120" w:type="dxa"/>
+            </w:tcMar>
+          </w:tcPr>
+          <w:p>
+            <w:pPr>
+              <w:keepLines/>
+              <w:spacing w:after="40" w:line="252" w:lineRule="auto"/>
+            </w:pPr>
+            <w:r>
+              <w:rPr>
+                <w:b/>
+                <w:i w:val="0"/>
+              </w:rPr>
+              <w:t>4. Localiser</w:t>
+            </w:r>
+          </w:p>
+        </w:tc>
+        <w:tc>
+          <w:tcPr>
+            <w:tcW w:type="dxa" w:w="1720"/>
+            <w:vAlign w:val="center"/>
+            <w:tcMar>
+              <w:top w:w="90" w:type="dxa"/>
+              <w:start w:w="120" w:type="dxa"/>
+              <w:bottom w:w="90" w:type="dxa"/>
+              <w:end w:w="120" w:type="dxa"/>
+            </w:tcMar>
+          </w:tcPr>
+          <w:p>
+            <w:pPr>
+              <w:keepLines/>
+              <w:spacing w:after="40" w:line="252" w:lineRule="auto"/>
+            </w:pPr>
+            <w:r>
+              <w:rPr>
+                <w:b w:val="0"/>
+                <w:i w:val="0"/>
+              </w:rPr>
+              <w:t>5 / 6 / 8 min</w:t>
+            </w:r>
+          </w:p>
+        </w:tc>
+        <w:tc>
+          <w:tcPr>
+            <w:tcW w:type="dxa" w:w="1720"/>
+            <w:vAlign w:val="center"/>
+            <w:tcMar>
+              <w:top w:w="90" w:type="dxa"/>
+              <w:start w:w="120" w:type="dxa"/>
+              <w:bottom w:w="90" w:type="dxa"/>
+              <w:end w:w="120" w:type="dxa"/>
+            </w:tcMar>
+          </w:tcPr>
+          <w:p>
+            <w:pPr>
+              <w:keepLines/>
+              <w:spacing w:after="40" w:line="252" w:lineRule="auto"/>
+            </w:pPr>
+            <w:r>
+              <w:rPr>
+                <w:b w:val="0"/>
+                <w:i w:val="0"/>
+              </w:rPr>
+              <w:t>Distribuer le support 2 neutre.</w:t>
+            </w:r>
+          </w:p>
+        </w:tc>
+        <w:tc>
+          <w:tcPr>
+            <w:tcW w:type="dxa" w:w="1720"/>
+            <w:vAlign w:val="center"/>
+            <w:tcMar>
+              <w:top w:w="90" w:type="dxa"/>
+              <w:start w:w="120" w:type="dxa"/>
+              <w:bottom w:w="90" w:type="dxa"/>
+              <w:end w:w="120" w:type="dxa"/>
+            </w:tcMar>
+          </w:tcPr>
+          <w:p>
+            <w:pPr>
+              <w:keepLines/>
+              <w:spacing w:after="40" w:line="252" w:lineRule="auto"/>
+            </w:pPr>
+            <w:r>
+              <w:rPr>
+                <w:b w:val="0"/>
+                <w:i w:val="0"/>
+              </w:rPr>
+              <w:t>Binôme; entourer un os ou une petite zone.</w:t>
+            </w:r>
+          </w:p>
+        </w:tc>
+        <w:tc>
+          <w:tcPr>
+            <w:tcW w:type="dxa" w:w="1720"/>
+            <w:vAlign w:val="center"/>
+            <w:tcMar>
+              <w:top w:w="90" w:type="dxa"/>
+              <w:start w:w="120" w:type="dxa"/>
+              <w:bottom w:w="90" w:type="dxa"/>
+              <w:end w:w="120" w:type="dxa"/>
+            </w:tcMar>
+          </w:tcPr>
+          <w:p>
+            <w:pPr>
+              <w:keepLines/>
+              <w:spacing w:after="40" w:line="252" w:lineRule="auto"/>
+            </w:pPr>
+            <w:r>
+              <w:rPr>
+                <w:b w:val="0"/>
+                <w:i w:val="0"/>
+              </w:rPr>
+              <w:t>Localisation et hypothèse séparées.</w:t>
+            </w:r>
+          </w:p>
+        </w:tc>
+        <w:tc>
+          <w:tcPr>
+            <w:tcW w:type="dxa" w:w="1718"/>
+            <w:vAlign w:val="center"/>
+            <w:tcMar>
+              <w:top w:w="90" w:type="dxa"/>
+              <w:start w:w="120" w:type="dxa"/>
+              <w:bottom w:w="90" w:type="dxa"/>
+              <w:end w:w="120" w:type="dxa"/>
+            </w:tcMar>
+          </w:tcPr>
+          <w:p>
+            <w:pPr>
+              <w:keepLines/>
+              <w:spacing w:after="40" w:line="252" w:lineRule="auto"/>
+            </w:pPr>
+            <w:r>
+              <w:rPr>
+                <w:b w:val="0"/>
+                <w:i w:val="0"/>
+              </w:rPr>
+              <w:t>Relance : « Entre quelles parties ? » Erreur : entourer tout le pied. Critère : zone précise.</w:t>
+            </w:r>
+          </w:p>
+        </w:tc>
+      </w:tr>
+      <w:tr>
+        <w:trPr>
+          <w:cantSplit/>
+        </w:trPr>
+        <w:tc>
+          <w:tcPr>
+            <w:tcW w:type="dxa" w:w="1720"/>
+            <w:vAlign w:val="center"/>
+            <w:shd w:fill="F0F1EE"/>
+            <w:tcMar>
+              <w:top w:w="90" w:type="dxa"/>
+              <w:start w:w="120" w:type="dxa"/>
+              <w:bottom w:w="90" w:type="dxa"/>
+              <w:end w:w="120" w:type="dxa"/>
+            </w:tcMar>
+          </w:tcPr>
+          <w:p>
+            <w:pPr>
+              <w:keepLines/>
+              <w:spacing w:after="40" w:line="252" w:lineRule="auto"/>
+            </w:pPr>
+            <w:r>
+              <w:rPr>
+                <w:b/>
+                <w:i w:val="0"/>
+              </w:rPr>
+              <w:t>5. Justifier avant révélation</w:t>
+            </w:r>
+          </w:p>
+        </w:tc>
+        <w:tc>
+          <w:tcPr>
+            <w:tcW w:type="dxa" w:w="1720"/>
+            <w:vAlign w:val="center"/>
+            <w:tcMar>
+              <w:top w:w="90" w:type="dxa"/>
+              <w:start w:w="120" w:type="dxa"/>
+              <w:bottom w:w="90" w:type="dxa"/>
+              <w:end w:w="120" w:type="dxa"/>
+            </w:tcMar>
+          </w:tcPr>
+          <w:p>
+            <w:pPr>
+              <w:keepLines/>
+              <w:spacing w:after="40" w:line="252" w:lineRule="auto"/>
+            </w:pPr>
+            <w:r>
+              <w:rPr>
+                <w:b w:val="0"/>
+                <w:i w:val="0"/>
+              </w:rPr>
+              <w:t>4 / 5 / 7 min</w:t>
+            </w:r>
+          </w:p>
+        </w:tc>
+        <w:tc>
+          <w:tcPr>
+            <w:tcW w:type="dxa" w:w="1720"/>
+            <w:vAlign w:val="center"/>
+            <w:tcMar>
+              <w:top w:w="90" w:type="dxa"/>
+              <w:start w:w="120" w:type="dxa"/>
+              <w:bottom w:w="90" w:type="dxa"/>
+              <w:end w:w="120" w:type="dxa"/>
+            </w:tcMar>
+          </w:tcPr>
+          <w:p>
+            <w:pPr>
+              <w:keepLines/>
+              <w:spacing w:after="40" w:line="252" w:lineRule="auto"/>
+            </w:pPr>
+            <w:r>
+              <w:rPr>
+                <w:b w:val="0"/>
+                <w:i w:val="0"/>
+              </w:rPr>
+              <w:t>Demander deux indices visibles sur les supports neutres.</w:t>
+            </w:r>
+          </w:p>
+        </w:tc>
+        <w:tc>
+          <w:tcPr>
+            <w:tcW w:type="dxa" w:w="1720"/>
+            <w:vAlign w:val="center"/>
+            <w:tcMar>
+              <w:top w:w="90" w:type="dxa"/>
+              <w:start w:w="120" w:type="dxa"/>
+              <w:bottom w:w="90" w:type="dxa"/>
+              <w:end w:w="120" w:type="dxa"/>
+            </w:tcMar>
+          </w:tcPr>
+          <w:p>
+            <w:pPr>
+              <w:keepLines/>
+              <w:spacing w:after="40" w:line="252" w:lineRule="auto"/>
+            </w:pPr>
+            <w:r>
+              <w:rPr>
+                <w:b w:val="0"/>
+                <w:i w:val="0"/>
+              </w:rPr>
+              <w:t>Individuel puis échange.</w:t>
+            </w:r>
+          </w:p>
+        </w:tc>
+        <w:tc>
+          <w:tcPr>
+            <w:tcW w:type="dxa" w:w="1720"/>
+            <w:vAlign w:val="center"/>
+            <w:tcMar>
+              <w:top w:w="90" w:type="dxa"/>
+              <w:start w:w="120" w:type="dxa"/>
+              <w:bottom w:w="90" w:type="dxa"/>
+              <w:end w:w="120" w:type="dxa"/>
+            </w:tcMar>
+          </w:tcPr>
+          <w:p>
+            <w:pPr>
+              <w:keepLines/>
+              <w:spacing w:after="40" w:line="252" w:lineRule="auto"/>
+            </w:pPr>
+            <w:r>
+              <w:rPr>
+                <w:b w:val="0"/>
+                <w:i w:val="0"/>
+              </w:rPr>
+              <w:t>Deux liens « indice donc proposition ».</w:t>
+            </w:r>
+          </w:p>
+        </w:tc>
+        <w:tc>
+          <w:tcPr>
+            <w:tcW w:type="dxa" w:w="1718"/>
+            <w:vAlign w:val="center"/>
+            <w:tcMar>
+              <w:top w:w="90" w:type="dxa"/>
+              <w:start w:w="120" w:type="dxa"/>
+              <w:bottom w:w="90" w:type="dxa"/>
+              <w:end w:w="120" w:type="dxa"/>
+            </w:tcMar>
+          </w:tcPr>
+          <w:p>
+            <w:pPr>
+              <w:keepLines/>
+              <w:spacing w:after="40" w:line="252" w:lineRule="auto"/>
+            </w:pPr>
+            <w:r>
+              <w:rPr>
+                <w:b w:val="0"/>
+                <w:i w:val="0"/>
+              </w:rPr>
+              <w:t>Relance : forme et position proposée. Erreur : employer une légende non encore montrée. Critère : deux arguments distincts disponibles à ce moment.</w:t>
+            </w:r>
+          </w:p>
+        </w:tc>
+      </w:tr>
+      <w:tr>
+        <w:trPr>
+          <w:cantSplit/>
+        </w:trPr>
+        <w:tc>
+          <w:tcPr>
+            <w:tcW w:type="dxa" w:w="1720"/>
+            <w:vAlign w:val="center"/>
+            <w:shd w:fill="F0F1EE"/>
+            <w:tcMar>
+              <w:top w:w="90" w:type="dxa"/>
+              <w:start w:w="120" w:type="dxa"/>
+              <w:bottom w:w="90" w:type="dxa"/>
+              <w:end w:w="120" w:type="dxa"/>
+            </w:tcMar>
+          </w:tcPr>
+          <w:p>
+            <w:pPr>
+              <w:keepLines/>
+              <w:spacing w:after="40" w:line="252" w:lineRule="auto"/>
+            </w:pPr>
+            <w:r>
+              <w:rPr>
+                <w:b/>
+                <w:i w:val="0"/>
+              </w:rPr>
+              <w:t>6. Vérifier</w:t>
+            </w:r>
+          </w:p>
+        </w:tc>
+        <w:tc>
+          <w:tcPr>
+            <w:tcW w:type="dxa" w:w="1720"/>
+            <w:vAlign w:val="center"/>
+            <w:tcMar>
+              <w:top w:w="90" w:type="dxa"/>
+              <w:start w:w="120" w:type="dxa"/>
+              <w:bottom w:w="90" w:type="dxa"/>
+              <w:end w:w="120" w:type="dxa"/>
+            </w:tcMar>
+          </w:tcPr>
+          <w:p>
+            <w:pPr>
+              <w:keepLines/>
+              <w:spacing w:after="40" w:line="252" w:lineRule="auto"/>
+            </w:pPr>
+            <w:r>
+              <w:rPr>
+                <w:b w:val="0"/>
+                <w:i w:val="0"/>
+              </w:rPr>
+              <w:t>5 / 6 / 9 min</w:t>
+            </w:r>
+          </w:p>
+        </w:tc>
+        <w:tc>
+          <w:tcPr>
+            <w:tcW w:type="dxa" w:w="1720"/>
+            <w:vAlign w:val="center"/>
+            <w:tcMar>
+              <w:top w:w="90" w:type="dxa"/>
+              <w:start w:w="120" w:type="dxa"/>
+              <w:bottom w:w="90" w:type="dxa"/>
+              <w:end w:w="120" w:type="dxa"/>
+            </w:tcMar>
+          </w:tcPr>
+          <w:p>
+            <w:pPr>
+              <w:keepLines/>
+              <w:spacing w:after="40" w:line="252" w:lineRule="auto"/>
+            </w:pPr>
+            <w:r>
+              <w:rPr>
+                <w:b w:val="0"/>
+                <w:i w:val="0"/>
+              </w:rPr>
+              <w:t>Montrer le schéma légendé puis les vues BodyParts3D et distribuer la dernière page.</w:t>
+            </w:r>
+          </w:p>
+        </w:tc>
+        <w:tc>
+          <w:tcPr>
+            <w:tcW w:type="dxa" w:w="1720"/>
+            <w:vAlign w:val="center"/>
+            <w:tcMar>
+              <w:top w:w="90" w:type="dxa"/>
+              <w:start w:w="120" w:type="dxa"/>
+              <w:bottom w:w="90" w:type="dxa"/>
+              <w:end w:w="120" w:type="dxa"/>
+            </w:tcMar>
+          </w:tcPr>
+          <w:p>
+            <w:pPr>
+              <w:keepLines/>
+              <w:spacing w:after="40" w:line="252" w:lineRule="auto"/>
+            </w:pPr>
+            <w:r>
+              <w:rPr>
+                <w:b w:val="0"/>
+                <w:i w:val="0"/>
+              </w:rPr>
+              <w:t>Collectif; comparer et corriger.</w:t>
+            </w:r>
+          </w:p>
+        </w:tc>
+        <w:tc>
+          <w:tcPr>
+            <w:tcW w:type="dxa" w:w="1720"/>
+            <w:vAlign w:val="center"/>
+            <w:tcMar>
+              <w:top w:w="90" w:type="dxa"/>
+              <w:start w:w="120" w:type="dxa"/>
+              <w:bottom w:w="90" w:type="dxa"/>
+              <w:end w:w="120" w:type="dxa"/>
+            </w:tcMar>
+          </w:tcPr>
+          <w:p>
+            <w:pPr>
+              <w:keepLines/>
+              <w:spacing w:after="40" w:line="252" w:lineRule="auto"/>
+            </w:pPr>
+            <w:r>
+              <w:rPr>
+                <w:b w:val="0"/>
+                <w:i w:val="0"/>
+              </w:rPr>
+              <w:t>Talus, calcanéum et talon distingués.</w:t>
+            </w:r>
+          </w:p>
+        </w:tc>
+        <w:tc>
+          <w:tcPr>
+            <w:tcW w:type="dxa" w:w="1718"/>
+            <w:vAlign w:val="center"/>
+            <w:tcMar>
+              <w:top w:w="90" w:type="dxa"/>
+              <w:start w:w="120" w:type="dxa"/>
+              <w:bottom w:w="90" w:type="dxa"/>
+              <w:end w:w="120" w:type="dxa"/>
+            </w:tcMar>
+          </w:tcPr>
+          <w:p>
+            <w:pPr>
+              <w:keepLines/>
+              <w:spacing w:after="40" w:line="252" w:lineRule="auto"/>
+            </w:pPr>
+            <w:r>
+              <w:rPr>
+                <w:b w:val="0"/>
+                <w:i w:val="0"/>
+              </w:rPr>
+              <w:t>Relance : « Qu'est-ce qui change ? » Erreur : talus = talon. Critère : correction explicite.</w:t>
+            </w:r>
+          </w:p>
+        </w:tc>
+      </w:tr>
+      <w:tr>
+        <w:trPr>
+          <w:cantSplit/>
+        </w:trPr>
+        <w:tc>
+          <w:tcPr>
+            <w:tcW w:type="dxa" w:w="1720"/>
+            <w:vAlign w:val="center"/>
+            <w:shd w:fill="F0F1EE"/>
+            <w:tcMar>
+              <w:top w:w="90" w:type="dxa"/>
+              <w:start w:w="120" w:type="dxa"/>
+              <w:bottom w:w="90" w:type="dxa"/>
+              <w:end w:w="120" w:type="dxa"/>
+            </w:tcMar>
+          </w:tcPr>
+          <w:p>
+            <w:pPr>
+              <w:keepLines/>
+              <w:spacing w:after="40" w:line="252" w:lineRule="auto"/>
+            </w:pPr>
+            <w:r>
+              <w:rPr>
+                <w:b/>
+                <w:i w:val="0"/>
+              </w:rPr>
+              <w:t>7. Comparer</w:t>
+            </w:r>
+          </w:p>
+        </w:tc>
+        <w:tc>
+          <w:tcPr>
+            <w:tcW w:type="dxa" w:w="1720"/>
+            <w:vAlign w:val="center"/>
+            <w:tcMar>
+              <w:top w:w="90" w:type="dxa"/>
+              <w:start w:w="120" w:type="dxa"/>
+              <w:bottom w:w="90" w:type="dxa"/>
+              <w:end w:w="120" w:type="dxa"/>
+            </w:tcMar>
+          </w:tcPr>
+          <w:p>
+            <w:pPr>
+              <w:keepLines/>
+              <w:spacing w:after="40" w:line="252" w:lineRule="auto"/>
+            </w:pPr>
+            <w:r>
+              <w:rPr>
+                <w:b w:val="0"/>
+                <w:i w:val="0"/>
+              </w:rPr>
+              <w:t>— / 4 min oral facultatif / 7 min</w:t>
+            </w:r>
+          </w:p>
+        </w:tc>
+        <w:tc>
+          <w:tcPr>
+            <w:tcW w:type="dxa" w:w="1720"/>
+            <w:vAlign w:val="center"/>
+            <w:tcMar>
+              <w:top w:w="90" w:type="dxa"/>
+              <w:start w:w="120" w:type="dxa"/>
+              <w:bottom w:w="90" w:type="dxa"/>
+              <w:end w:w="120" w:type="dxa"/>
+            </w:tcMar>
+          </w:tcPr>
+          <w:p>
+            <w:pPr>
+              <w:keepLines/>
+              <w:spacing w:after="40" w:line="252" w:lineRule="auto"/>
+            </w:pPr>
+            <w:r>
+              <w:rPr>
+                <w:b w:val="0"/>
+                <w:i w:val="0"/>
+              </w:rPr>
+              <w:t>Montrer le squelette de mouton uniquement comme prolongement exploratoire.</w:t>
+            </w:r>
+          </w:p>
+        </w:tc>
+        <w:tc>
+          <w:tcPr>
+            <w:tcW w:type="dxa" w:w="1720"/>
+            <w:vAlign w:val="center"/>
+            <w:tcMar>
+              <w:top w:w="90" w:type="dxa"/>
+              <w:start w:w="120" w:type="dxa"/>
+              <w:bottom w:w="90" w:type="dxa"/>
+              <w:end w:w="120" w:type="dxa"/>
+            </w:tcMar>
+          </w:tcPr>
+          <w:p>
+            <w:pPr>
+              <w:keepLines/>
+              <w:spacing w:after="40" w:line="252" w:lineRule="auto"/>
+            </w:pPr>
+            <w:r>
+              <w:rPr>
+                <w:b w:val="0"/>
+                <w:i w:val="0"/>
+              </w:rPr>
+              <w:t>Binôme; repérer une région, sans identifier un os précis.</w:t>
+            </w:r>
+          </w:p>
+        </w:tc>
+        <w:tc>
+          <w:tcPr>
+            <w:tcW w:type="dxa" w:w="1720"/>
+            <w:vAlign w:val="center"/>
+            <w:tcMar>
+              <w:top w:w="90" w:type="dxa"/>
+              <w:start w:w="120" w:type="dxa"/>
+              <w:bottom w:w="90" w:type="dxa"/>
+              <w:end w:w="120" w:type="dxa"/>
+            </w:tcMar>
+          </w:tcPr>
+          <w:p>
+            <w:pPr>
+              <w:keepLines/>
+              <w:spacing w:after="40" w:line="252" w:lineRule="auto"/>
+            </w:pPr>
+            <w:r>
+              <w:rPr>
+                <w:b w:val="0"/>
+                <w:i w:val="0"/>
+              </w:rPr>
+              <w:t>Une ressemblance, une différence visible, une limite.</w:t>
+            </w:r>
+          </w:p>
+        </w:tc>
+        <w:tc>
+          <w:tcPr>
+            <w:tcW w:type="dxa" w:w="1718"/>
+            <w:vAlign w:val="center"/>
+            <w:tcMar>
+              <w:top w:w="90" w:type="dxa"/>
+              <w:start w:w="120" w:type="dxa"/>
+              <w:bottom w:w="90" w:type="dxa"/>
+              <w:end w:w="120" w:type="dxa"/>
+            </w:tcMar>
+          </w:tcPr>
+          <w:p>
+            <w:pPr>
+              <w:keepLines/>
+              <w:spacing w:after="40" w:line="252" w:lineRule="auto"/>
+            </w:pPr>
+            <w:r>
+              <w:rPr>
+                <w:b w:val="0"/>
+                <w:i w:val="0"/>
+              </w:rPr>
+              <w:t>Relance : « Que peux-tu vraiment conclure ? » Erreur : pieds identiques. Critère : comparaison prudente.</w:t>
+            </w:r>
+          </w:p>
+        </w:tc>
+      </w:tr>
+      <w:tr>
+        <w:trPr>
+          <w:cantSplit/>
+        </w:trPr>
+        <w:tc>
+          <w:tcPr>
+            <w:tcW w:type="dxa" w:w="1720"/>
+            <w:vAlign w:val="center"/>
+            <w:shd w:fill="F0F1EE"/>
+            <w:tcMar>
+              <w:top w:w="90" w:type="dxa"/>
+              <w:start w:w="120" w:type="dxa"/>
+              <w:bottom w:w="90" w:type="dxa"/>
+              <w:end w:w="120" w:type="dxa"/>
+            </w:tcMar>
+          </w:tcPr>
+          <w:p>
+            <w:pPr>
+              <w:keepLines/>
+              <w:spacing w:after="40" w:line="252" w:lineRule="auto"/>
+            </w:pPr>
+            <w:r>
+              <w:rPr>
+                <w:b/>
+                <w:i w:val="0"/>
+              </w:rPr>
+              <w:t>8. Transférer</w:t>
+            </w:r>
+          </w:p>
+        </w:tc>
+        <w:tc>
+          <w:tcPr>
+            <w:tcW w:type="dxa" w:w="1720"/>
+            <w:vAlign w:val="center"/>
+            <w:tcMar>
+              <w:top w:w="90" w:type="dxa"/>
+              <w:start w:w="120" w:type="dxa"/>
+              <w:bottom w:w="90" w:type="dxa"/>
+              <w:end w:w="120" w:type="dxa"/>
+            </w:tcMar>
+          </w:tcPr>
+          <w:p>
+            <w:pPr>
+              <w:keepLines/>
+              <w:spacing w:after="40" w:line="252" w:lineRule="auto"/>
+            </w:pPr>
+            <w:r>
+              <w:rPr>
+                <w:b w:val="0"/>
+                <w:i w:val="0"/>
+              </w:rPr>
+              <w:t>— / 4 / 7 min</w:t>
+            </w:r>
+          </w:p>
+        </w:tc>
+        <w:tc>
+          <w:tcPr>
+            <w:tcW w:type="dxa" w:w="1720"/>
+            <w:vAlign w:val="center"/>
+            <w:tcMar>
+              <w:top w:w="90" w:type="dxa"/>
+              <w:start w:w="120" w:type="dxa"/>
+              <w:bottom w:w="90" w:type="dxa"/>
+              <w:end w:w="120" w:type="dxa"/>
+            </w:tcMar>
+          </w:tcPr>
+          <w:p>
+            <w:pPr>
+              <w:keepLines/>
+              <w:spacing w:after="40" w:line="252" w:lineRule="auto"/>
+            </w:pPr>
+            <w:r>
+              <w:rPr>
+                <w:b w:val="0"/>
+                <w:i w:val="0"/>
+              </w:rPr>
+              <w:t>Présenter la seconde orientation humaine.</w:t>
+            </w:r>
+          </w:p>
+        </w:tc>
+        <w:tc>
+          <w:tcPr>
+            <w:tcW w:type="dxa" w:w="1720"/>
+            <w:vAlign w:val="center"/>
+            <w:tcMar>
+              <w:top w:w="90" w:type="dxa"/>
+              <w:start w:w="120" w:type="dxa"/>
+              <w:bottom w:w="90" w:type="dxa"/>
+              <w:end w:w="120" w:type="dxa"/>
+            </w:tcMar>
+          </w:tcPr>
+          <w:p>
+            <w:pPr>
+              <w:keepLines/>
+              <w:spacing w:after="40" w:line="252" w:lineRule="auto"/>
+            </w:pPr>
+            <w:r>
+              <w:rPr>
+                <w:b w:val="0"/>
+                <w:i w:val="0"/>
+              </w:rPr>
+              <w:t>Individuel; localiser puis expliquer.</w:t>
+            </w:r>
+          </w:p>
+        </w:tc>
+        <w:tc>
+          <w:tcPr>
+            <w:tcW w:type="dxa" w:w="1720"/>
+            <w:vAlign w:val="center"/>
+            <w:tcMar>
+              <w:top w:w="90" w:type="dxa"/>
+              <w:start w:w="120" w:type="dxa"/>
+              <w:bottom w:w="90" w:type="dxa"/>
+              <w:end w:w="120" w:type="dxa"/>
+            </w:tcMar>
+          </w:tcPr>
+          <w:p>
+            <w:pPr>
+              <w:keepLines/>
+              <w:spacing w:after="40" w:line="252" w:lineRule="auto"/>
+            </w:pPr>
+            <w:r>
+              <w:rPr>
+                <w:b w:val="0"/>
+                <w:i w:val="0"/>
+              </w:rPr>
+              <w:t>Une réponse avant/après vérification.</w:t>
+            </w:r>
+          </w:p>
+        </w:tc>
+        <w:tc>
+          <w:tcPr>
+            <w:tcW w:type="dxa" w:w="1718"/>
+            <w:vAlign w:val="center"/>
+            <w:tcMar>
+              <w:top w:w="90" w:type="dxa"/>
+              <w:start w:w="120" w:type="dxa"/>
+              <w:bottom w:w="90" w:type="dxa"/>
+              <w:end w:w="120" w:type="dxa"/>
+            </w:tcMar>
+          </w:tcPr>
+          <w:p>
+            <w:pPr>
+              <w:keepLines/>
+              <w:spacing w:after="40" w:line="252" w:lineRule="auto"/>
+            </w:pPr>
+            <w:r>
+              <w:rPr>
+                <w:b w:val="0"/>
+                <w:i w:val="0"/>
+              </w:rPr>
+              <w:t>Relance : « Ton indice fonctionne-t-il encore ? » Erreur : mémoriser la couleur. Critère : utilise la position.</w:t>
+            </w:r>
+          </w:p>
+        </w:tc>
+      </w:tr>
+      <w:tr>
+        <w:trPr>
+          <w:cantSplit/>
+        </w:trPr>
+        <w:tc>
+          <w:tcPr>
+            <w:tcW w:type="dxa" w:w="1720"/>
+            <w:vAlign w:val="center"/>
+            <w:shd w:fill="F0F1EE"/>
+            <w:tcMar>
+              <w:top w:w="90" w:type="dxa"/>
+              <w:start w:w="120" w:type="dxa"/>
+              <w:bottom w:w="90" w:type="dxa"/>
+              <w:end w:w="120" w:type="dxa"/>
+            </w:tcMar>
+          </w:tcPr>
+          <w:p>
+            <w:pPr>
+              <w:keepLines/>
+              <w:spacing w:after="40" w:line="252" w:lineRule="auto"/>
+            </w:pPr>
+            <w:r>
+              <w:rPr>
+                <w:b/>
+                <w:i w:val="0"/>
+              </w:rPr>
+              <w:t>9. Conclure</w:t>
+            </w:r>
+          </w:p>
+        </w:tc>
+        <w:tc>
+          <w:tcPr>
+            <w:tcW w:type="dxa" w:w="1720"/>
+            <w:vAlign w:val="center"/>
+            <w:tcMar>
+              <w:top w:w="90" w:type="dxa"/>
+              <w:start w:w="120" w:type="dxa"/>
+              <w:bottom w:w="90" w:type="dxa"/>
+              <w:end w:w="120" w:type="dxa"/>
+            </w:tcMar>
+          </w:tcPr>
+          <w:p>
+            <w:pPr>
+              <w:keepLines/>
+              <w:spacing w:after="40" w:line="252" w:lineRule="auto"/>
+            </w:pPr>
+            <w:r>
+              <w:rPr>
+                <w:b w:val="0"/>
+                <w:i w:val="0"/>
+              </w:rPr>
+              <w:t>2 min oral / 4 / 8 min</w:t>
+            </w:r>
+          </w:p>
+        </w:tc>
+        <w:tc>
+          <w:tcPr>
+            <w:tcW w:type="dxa" w:w="1720"/>
+            <w:vAlign w:val="center"/>
+            <w:tcMar>
+              <w:top w:w="90" w:type="dxa"/>
+              <w:start w:w="120" w:type="dxa"/>
+              <w:bottom w:w="90" w:type="dxa"/>
+              <w:end w:w="120" w:type="dxa"/>
+            </w:tcMar>
+          </w:tcPr>
+          <w:p>
+            <w:pPr>
+              <w:keepLines/>
+              <w:spacing w:after="40" w:line="252" w:lineRule="auto"/>
+            </w:pPr>
+            <w:r>
+              <w:rPr>
+                <w:b w:val="0"/>
+                <w:i w:val="0"/>
+              </w:rPr>
+              <w:t>Compléter la phrase finale.</w:t>
+            </w:r>
+          </w:p>
+        </w:tc>
+        <w:tc>
+          <w:tcPr>
+            <w:tcW w:type="dxa" w:w="1720"/>
+            <w:vAlign w:val="center"/>
+            <w:tcMar>
+              <w:top w:w="90" w:type="dxa"/>
+              <w:start w:w="120" w:type="dxa"/>
+              <w:bottom w:w="90" w:type="dxa"/>
+              <w:end w:w="120" w:type="dxa"/>
+            </w:tcMar>
+          </w:tcPr>
+          <w:p>
+            <w:pPr>
+              <w:keepLines/>
+              <w:spacing w:after="40" w:line="252" w:lineRule="auto"/>
+            </w:pPr>
+            <w:r>
+              <w:rPr>
+                <w:b w:val="0"/>
+                <w:i w:val="0"/>
+              </w:rPr>
+              <w:t>Individuel; trace courte.</w:t>
+            </w:r>
+          </w:p>
+        </w:tc>
+        <w:tc>
+          <w:tcPr>
+            <w:tcW w:type="dxa" w:w="1720"/>
+            <w:vAlign w:val="center"/>
+            <w:tcMar>
+              <w:top w:w="90" w:type="dxa"/>
+              <w:start w:w="120" w:type="dxa"/>
+              <w:bottom w:w="90" w:type="dxa"/>
+              <w:end w:w="120" w:type="dxa"/>
+            </w:tcMar>
+          </w:tcPr>
+          <w:p>
+            <w:pPr>
+              <w:keepLines/>
+              <w:spacing w:after="40" w:line="252" w:lineRule="auto"/>
+            </w:pPr>
+            <w:r>
+              <w:rPr>
+                <w:b w:val="0"/>
+                <w:i w:val="0"/>
+              </w:rPr>
+              <w:t>Conclusion avec certitude qualifiée.</w:t>
+            </w:r>
+          </w:p>
+        </w:tc>
+        <w:tc>
+          <w:tcPr>
+            <w:tcW w:type="dxa" w:w="1718"/>
+            <w:vAlign w:val="center"/>
+            <w:tcMar>
+              <w:top w:w="90" w:type="dxa"/>
+              <w:start w:w="120" w:type="dxa"/>
+              <w:bottom w:w="90" w:type="dxa"/>
+              <w:end w:w="120" w:type="dxa"/>
+            </w:tcMar>
+          </w:tcPr>
+          <w:p>
+            <w:pPr>
+              <w:keepLines/>
+              <w:spacing w:after="40" w:line="252" w:lineRule="auto"/>
+            </w:pPr>
+            <w:r>
+              <w:rPr>
+                <w:b w:val="0"/>
+                <w:i w:val="0"/>
+              </w:rPr>
+              <w:t>Relance : « Sûr, probable ou à vérifier ? » Critère : observation, localisation et limite.</w:t>
+            </w:r>
+          </w:p>
+        </w:tc>
+      </w:tr>
+      <w:tr>
+        <w:trPr>
+          <w:cantSplit/>
+        </w:trPr>
+        <w:tc>
+          <w:tcPr>
+            <w:tcW w:type="dxa" w:w="1720"/>
+            <w:vAlign w:val="center"/>
+            <w:shd w:fill="F0F1EE"/>
+            <w:tcMar>
+              <w:top w:w="90" w:type="dxa"/>
+              <w:start w:w="120" w:type="dxa"/>
+              <w:bottom w:w="90" w:type="dxa"/>
+              <w:end w:w="120" w:type="dxa"/>
+            </w:tcMar>
+          </w:tcPr>
+          <w:p>
+            <w:pPr>
+              <w:keepLines/>
+              <w:spacing w:after="40" w:line="252" w:lineRule="auto"/>
+            </w:pPr>
+            <w:r>
+              <w:rPr>
+                <w:b/>
+                <w:i w:val="0"/>
+              </w:rPr>
+              <w:t>Transitions</w:t>
+            </w:r>
+          </w:p>
+        </w:tc>
+        <w:tc>
+          <w:tcPr>
+            <w:tcW w:type="dxa" w:w="1720"/>
+            <w:vAlign w:val="center"/>
+            <w:tcMar>
+              <w:top w:w="90" w:type="dxa"/>
+              <w:start w:w="120" w:type="dxa"/>
+              <w:bottom w:w="90" w:type="dxa"/>
+              <w:end w:w="120" w:type="dxa"/>
+            </w:tcMar>
+          </w:tcPr>
+          <w:p>
+            <w:pPr>
+              <w:keepLines/>
+              <w:spacing w:after="40" w:line="252" w:lineRule="auto"/>
+            </w:pPr>
+            <w:r>
+              <w:rPr>
+                <w:b w:val="0"/>
+                <w:i w:val="0"/>
+              </w:rPr>
+              <w:t>2 / 3 / 6 min</w:t>
+            </w:r>
+          </w:p>
+        </w:tc>
+        <w:tc>
+          <w:tcPr>
+            <w:tcW w:type="dxa" w:w="1720"/>
+            <w:vAlign w:val="center"/>
+            <w:tcMar>
+              <w:top w:w="90" w:type="dxa"/>
+              <w:start w:w="120" w:type="dxa"/>
+              <w:bottom w:w="90" w:type="dxa"/>
+              <w:end w:w="120" w:type="dxa"/>
+            </w:tcMar>
+          </w:tcPr>
+          <w:p>
+            <w:pPr>
+              <w:keepLines/>
+              <w:spacing w:after="40" w:line="252" w:lineRule="auto"/>
+            </w:pPr>
+            <w:r>
+              <w:rPr>
+                <w:b w:val="0"/>
+                <w:i w:val="0"/>
+              </w:rPr>
+              <w:t>Distribution, changement de support et consignes.</w:t>
+            </w:r>
+          </w:p>
+        </w:tc>
+        <w:tc>
+          <w:tcPr>
+            <w:tcW w:type="dxa" w:w="1720"/>
+            <w:vAlign w:val="center"/>
+            <w:tcMar>
+              <w:top w:w="90" w:type="dxa"/>
+              <w:start w:w="120" w:type="dxa"/>
+              <w:bottom w:w="90" w:type="dxa"/>
+              <w:end w:w="120" w:type="dxa"/>
+            </w:tcMar>
+          </w:tcPr>
+          <w:p>
+            <w:pPr>
+              <w:keepLines/>
+              <w:spacing w:after="40" w:line="252" w:lineRule="auto"/>
+            </w:pPr>
+            <w:r>
+              <w:rPr>
+                <w:b w:val="0"/>
+                <w:i w:val="0"/>
+              </w:rPr>
+              <w:t>Temps réservé, non ajouté aux tâches.</w:t>
+            </w:r>
+          </w:p>
+        </w:tc>
+        <w:tc>
+          <w:tcPr>
+            <w:tcW w:type="dxa" w:w="1720"/>
+            <w:vAlign w:val="center"/>
+            <w:tcMar>
+              <w:top w:w="90" w:type="dxa"/>
+              <w:start w:w="120" w:type="dxa"/>
+              <w:bottom w:w="90" w:type="dxa"/>
+              <w:end w:w="120" w:type="dxa"/>
+            </w:tcMar>
+          </w:tcPr>
+          <w:p>
+            <w:pPr>
+              <w:keepLines/>
+              <w:spacing w:after="40" w:line="252" w:lineRule="auto"/>
+            </w:pPr>
+            <w:r>
+              <w:rPr>
+                <w:b w:val="0"/>
+                <w:i w:val="0"/>
+              </w:rPr>
+              <w:t>Passages calmes entre enquête et révélation.</w:t>
+            </w:r>
+          </w:p>
+        </w:tc>
+        <w:tc>
+          <w:tcPr>
+            <w:tcW w:type="dxa" w:w="1718"/>
+            <w:vAlign w:val="center"/>
+            <w:tcMar>
+              <w:top w:w="90" w:type="dxa"/>
+              <w:start w:w="120" w:type="dxa"/>
+              <w:bottom w:w="90" w:type="dxa"/>
+              <w:end w:w="120" w:type="dxa"/>
+            </w:tcMar>
+          </w:tcPr>
+          <w:p>
+            <w:pPr>
+              <w:keepLines/>
+              <w:spacing w:after="40" w:line="252" w:lineRule="auto"/>
+            </w:pPr>
+            <w:r>
+              <w:rPr>
+                <w:b w:val="0"/>
+                <w:i w:val="0"/>
+              </w:rPr>
+              <w:t>Les totaux 27 / 45 / 70 min incluent cette marge.</w:t>
             </w:r>
           </w:p>
         </w:tc>
@@ -1673,77 +3355,7 @@
           <w:b w:val="0"/>
           <w:i w:val="0"/>
         </w:rPr>
-        <w:t>8. Réponses ou éléments attendus</w:t>
-      </w:r>
-    </w:p>
-    <w:p>
-      <w:pPr>
-        <w:pStyle w:val="ListBullet"/>
-        <w:keepNext/>
-        <w:keepLines/>
-      </w:pPr>
-      <w:r>
-        <w:rPr>
-          <w:b w:val="0"/>
-          <w:i w:val="0"/>
-        </w:rPr>
-        <w:t>Le talus/astragale se situe dans le tarse, entre la jambe et le reste du pied.</w:t>
-      </w:r>
-    </w:p>
-    <w:p>
-      <w:pPr>
-        <w:pStyle w:val="ListBullet"/>
-        <w:keepNext/>
-        <w:keepLines/>
-      </w:pPr>
-      <w:r>
-        <w:rPr>
-          <w:b w:val="0"/>
-          <w:i w:val="0"/>
-        </w:rPr>
-        <w:t>Ses surfaces articulaires lisses indiquent des contacts avec d'autres os.</w:t>
-      </w:r>
-    </w:p>
-    <w:p>
-      <w:pPr>
-        <w:pStyle w:val="ListBullet"/>
-        <w:keepNext/>
-        <w:keepLines/>
-      </w:pPr>
-      <w:r>
-        <w:rPr>
-          <w:b w:val="0"/>
-          <w:i w:val="0"/>
-        </w:rPr>
-        <w:t>Chez d'autres mammifères, un os comparable existe, mais le membre et les proportions diffèrent.</w:t>
-      </w:r>
-    </w:p>
-    <w:p>
-      <w:pPr>
-        <w:pStyle w:val="ListBullet"/>
-        <w:keepNext w:val="0"/>
-        <w:keepLines/>
-      </w:pPr>
-      <w:r>
-        <w:rPr>
-          <w:b w:val="0"/>
-          <w:i w:val="0"/>
-        </w:rPr>
-        <w:t>Une bonne réponse décrit les indices avant d'annoncer la localisation.</w:t>
-      </w:r>
-    </w:p>
-    <w:p>
-      <w:pPr>
-        <w:pStyle w:val="Heading2"/>
-        <w:keepNext/>
-        <w:keepLines/>
-      </w:pPr>
-      <w:r>
-        <w:rPr>
-          <w:b w:val="0"/>
-          <w:i w:val="0"/>
-        </w:rPr>
-        <w:t>9. Différenciation</w:t>
+        <w:t>7. Différencier sans changer la mission</w:t>
       </w:r>
     </w:p>
     <w:tbl>
@@ -1786,7 +3398,7 @@
                 <w:b/>
                 <w:i w:val="0"/>
               </w:rPr>
-              <w:t>Besoin</w:t>
+              <w:t>Pour les 8-10 ans ou pour alléger</w:t>
             </w:r>
           </w:p>
         </w:tc>
@@ -1813,7 +3425,7 @@
                 <w:b/>
                 <w:i w:val="0"/>
               </w:rPr>
-              <w:t>Adaptation</w:t>
+              <w:t>Pour les 10-12 ans ou pour approfondir</w:t>
             </w:r>
           </w:p>
         </w:tc>
@@ -1825,33 +3437,6 @@
         <w:tc>
           <w:tcPr>
             <w:tcW w:type="dxa" w:w="3095"/>
-            <w:vAlign w:val="center"/>
-            <w:shd w:fill="F0F1EE"/>
-            <w:tcMar>
-              <w:top w:w="90" w:type="dxa"/>
-              <w:start w:w="120" w:type="dxa"/>
-              <w:bottom w:w="90" w:type="dxa"/>
-              <w:end w:w="120" w:type="dxa"/>
-            </w:tcMar>
-          </w:tcPr>
-          <w:p>
-            <w:pPr>
-              <w:keepNext/>
-              <w:keepLines/>
-              <w:spacing w:after="40" w:line="252" w:lineRule="auto"/>
-            </w:pPr>
-            <w:r>
-              <w:rPr>
-                <w:b/>
-                <w:i w:val="0"/>
-              </w:rPr>
-              <w:t>Aider</w:t>
-            </w:r>
-          </w:p>
-        </w:tc>
-        <w:tc>
-          <w:tcPr>
-            <w:tcW w:type="dxa" w:w="7223"/>
             <w:vAlign w:val="center"/>
             <w:tcMar>
               <w:top w:w="90" w:type="dxa"/>
@@ -1871,97 +3456,7 @@
                 <w:b w:val="0"/>
                 <w:i w:val="0"/>
               </w:rPr>
-              <w:t>Limiter la recherche à la zone entre jambe et pied ; fournir la banque de mots.</w:t>
-            </w:r>
-          </w:p>
-        </w:tc>
-      </w:tr>
-      <w:tr>
-        <w:trPr>
-          <w:cantSplit/>
-        </w:trPr>
-        <w:tc>
-          <w:tcPr>
-            <w:tcW w:type="dxa" w:w="3095"/>
-            <w:vAlign w:val="center"/>
-            <w:shd w:fill="F0F1EE"/>
-            <w:tcMar>
-              <w:top w:w="90" w:type="dxa"/>
-              <w:start w:w="120" w:type="dxa"/>
-              <w:bottom w:w="90" w:type="dxa"/>
-              <w:end w:w="120" w:type="dxa"/>
-            </w:tcMar>
-          </w:tcPr>
-          <w:p>
-            <w:pPr>
-              <w:keepNext/>
-              <w:keepLines/>
-              <w:spacing w:after="40" w:line="252" w:lineRule="auto"/>
-            </w:pPr>
-            <w:r>
-              <w:rPr>
-                <w:b/>
-                <w:i w:val="0"/>
-              </w:rPr>
-              <w:t>Alléger l'écrit</w:t>
-            </w:r>
-          </w:p>
-        </w:tc>
-        <w:tc>
-          <w:tcPr>
-            <w:tcW w:type="dxa" w:w="7223"/>
-            <w:vAlign w:val="center"/>
-            <w:tcMar>
-              <w:top w:w="90" w:type="dxa"/>
-              <w:start w:w="120" w:type="dxa"/>
-              <w:bottom w:w="90" w:type="dxa"/>
-              <w:end w:w="120" w:type="dxa"/>
-            </w:tcMar>
-          </w:tcPr>
-          <w:p>
-            <w:pPr>
-              <w:keepNext/>
-              <w:keepLines/>
-              <w:spacing w:after="40" w:line="252" w:lineRule="auto"/>
-            </w:pPr>
-            <w:r>
-              <w:rPr>
-                <w:b w:val="0"/>
-                <w:i w:val="0"/>
-              </w:rPr>
-              <w:t>Autoriser une réponse orale ou dictée à un pair.</w:t>
-            </w:r>
-          </w:p>
-        </w:tc>
-      </w:tr>
-      <w:tr>
-        <w:trPr>
-          <w:cantSplit/>
-        </w:trPr>
-        <w:tc>
-          <w:tcPr>
-            <w:tcW w:type="dxa" w:w="3095"/>
-            <w:vAlign w:val="center"/>
-            <w:shd w:fill="F0F1EE"/>
-            <w:tcMar>
-              <w:top w:w="90" w:type="dxa"/>
-              <w:start w:w="120" w:type="dxa"/>
-              <w:bottom w:w="90" w:type="dxa"/>
-              <w:end w:w="120" w:type="dxa"/>
-            </w:tcMar>
-          </w:tcPr>
-          <w:p>
-            <w:pPr>
-              <w:keepNext/>
-              <w:keepLines/>
-              <w:spacing w:after="40" w:line="252" w:lineRule="auto"/>
-            </w:pPr>
-            <w:r>
-              <w:rPr>
-                <w:b/>
-                <w:i w:val="0"/>
-              </w:rPr>
-              <w:t>Approfondir</w:t>
+              <w:t>Réponse orale, dessin, pointage, banque de mots, phrase à compléter, un adulte scribe. La comparaison animale peut rester collective.</w:t>
             </w:r>
           </w:p>
         </w:tc>
@@ -1986,7 +3481,7 @@
                 <w:b w:val="0"/>
                 <w:i w:val="0"/>
               </w:rPr>
-              <w:t>Comparer trois mammifères et discuter les différences de posture.</w:t>
+              <w:t>Faire qualifier le degré de certitude, comparer deux orientations et expliquer pourquoi une image colorée ne constitue pas une preuve autonome.</w:t>
             </w:r>
           </w:p>
         </w:tc>
@@ -2008,7 +3503,7 @@
           <w:b w:val="0"/>
           <w:i w:val="0"/>
         </w:rPr>
-        <w:t>10. Adaptation musée</w:t>
+        <w:t>8. Réponses attendues et évaluation</w:t>
       </w:r>
     </w:p>
     <w:p>
@@ -2020,7 +3515,7 @@
           <w:b w:val="0"/>
           <w:i w:val="0"/>
         </w:rPr>
-        <w:t>Utiliser la fiche comme station courte devant une vitrine, une photographie, un squelette ou une réplique. Demander de repérer une région du membre plutôt qu'un os isolé. Une image ou une réplique ne remplace pas entièrement l'original. Aucun objet patrimonial n'est manipulé sans autorisation et protocole de l'institution.</w:t>
+        <w:t>Le corrigé reprend exactement les six tâches de la fiche. L'évaluation porte sur la méthode, pas sur la mémorisation d'une liste de termes. Une réponse est réussie si l'élève décrit avant d'interpréter, localise une zone plausible, distingue talus, calcanéum et talon après vérification, utilise deux indices et formule une limite.</w:t>
       </w:r>
     </w:p>
     <w:p>
@@ -2034,7 +3529,7 @@
           <w:b w:val="0"/>
           <w:i w:val="0"/>
         </w:rPr>
-        <w:t>11. Évaluation rapide</w:t>
+        <w:t>9. Scénario musée guidé - 38 minutes, à adapter</w:t>
       </w:r>
     </w:p>
     <w:p>
@@ -2043,25 +3538,883 @@
       </w:pPr>
       <w:r>
         <w:rPr>
-          <w:b w:val="0"/>
+          <w:b/>
           <w:i w:val="0"/>
         </w:rPr>
-        <w:t>Faire produire une phrase de sortie : « Je situe le talus/astragale dans... parce que j'observe... et... ». Vérifier la présence d'une localisation et de deux indices.</w:t>
+        <w:t>Matériel minimal :</w:t>
       </w:r>
-    </w:p>
-    <w:p>
-      <w:pPr>
-        <w:pStyle w:val="Heading2"/>
-        <w:keepNext/>
-        <w:keepLines/>
-      </w:pPr>
       <w:r>
         <w:rPr>
           <w:b w:val="0"/>
           <w:i w:val="0"/>
         </w:rPr>
-        <w:t>12. Erreurs fréquentes</w:t>
+        <w:t xml:space="preserve"> supports neutres et légendés, photographie agrandie ou projection, cartes de vote ou support collectif, crayons et une trace courte. Définir avec l'institution la taille du groupe, les lignes de vue, la circulation et la façon de masquer un cartel qui révélerait la réponse.</w:t>
       </w:r>
+    </w:p>
+    <w:tbl>
+      <w:tblPr>
+        <w:tblStyle w:val="TableGrid"/>
+        <w:tblLook w:firstColumn="1" w:firstRow="1" w:lastColumn="0" w:lastRow="0" w:noHBand="0" w:noVBand="1" w:val="04A0"/>
+        <w:tblW w:w="10318" w:type="dxa"/>
+        <w:tblInd w:w="120" w:type="dxa"/>
+        <w:tblLayout w:type="fixed"/>
+      </w:tblPr>
+      <w:tblGrid>
+        <w:gridCol w:w="1857"/>
+        <w:gridCol w:w="2889"/>
+        <w:gridCol w:w="2889"/>
+        <w:gridCol w:w="2683"/>
+      </w:tblGrid>
+      <w:tr>
+        <w:trPr>
+          <w:cantSplit/>
+          <w:tblHeader w:val="true"/>
+        </w:trPr>
+        <w:tc>
+          <w:tcPr>
+            <w:tcW w:type="dxa" w:w="1857"/>
+            <w:vAlign w:val="center"/>
+            <w:shd w:fill="F0F1EE"/>
+            <w:tcMar>
+              <w:top w:w="90" w:type="dxa"/>
+              <w:start w:w="120" w:type="dxa"/>
+              <w:bottom w:w="90" w:type="dxa"/>
+              <w:end w:w="120" w:type="dxa"/>
+            </w:tcMar>
+          </w:tcPr>
+          <w:p>
+            <w:pPr>
+              <w:keepLines/>
+              <w:spacing w:after="40" w:line="252" w:lineRule="auto"/>
+            </w:pPr>
+            <w:r>
+              <w:rPr>
+                <w:b/>
+                <w:i w:val="0"/>
+              </w:rPr>
+              <w:t>Temps</w:t>
+            </w:r>
+          </w:p>
+        </w:tc>
+        <w:tc>
+          <w:tcPr>
+            <w:tcW w:type="dxa" w:w="2889"/>
+            <w:vAlign w:val="center"/>
+            <w:shd w:fill="F0F1EE"/>
+            <w:tcMar>
+              <w:top w:w="90" w:type="dxa"/>
+              <w:start w:w="120" w:type="dxa"/>
+              <w:bottom w:w="90" w:type="dxa"/>
+              <w:end w:w="120" w:type="dxa"/>
+            </w:tcMar>
+          </w:tcPr>
+          <w:p>
+            <w:pPr>
+              <w:keepLines/>
+              <w:spacing w:after="40" w:line="252" w:lineRule="auto"/>
+            </w:pPr>
+            <w:r>
+              <w:rPr>
+                <w:b/>
+                <w:i w:val="0"/>
+              </w:rPr>
+              <w:t>Dispositif</w:t>
+            </w:r>
+          </w:p>
+        </w:tc>
+        <w:tc>
+          <w:tcPr>
+            <w:tcW w:type="dxa" w:w="2889"/>
+            <w:vAlign w:val="center"/>
+            <w:shd w:fill="F0F1EE"/>
+            <w:tcMar>
+              <w:top w:w="90" w:type="dxa"/>
+              <w:start w:w="120" w:type="dxa"/>
+              <w:bottom w:w="90" w:type="dxa"/>
+              <w:end w:w="120" w:type="dxa"/>
+            </w:tcMar>
+          </w:tcPr>
+          <w:p>
+            <w:pPr>
+              <w:keepLines/>
+              <w:spacing w:after="40" w:line="252" w:lineRule="auto"/>
+            </w:pPr>
+            <w:r>
+              <w:rPr>
+                <w:b/>
+                <w:i w:val="0"/>
+              </w:rPr>
+              <w:t>Question et action</w:t>
+            </w:r>
+          </w:p>
+        </w:tc>
+        <w:tc>
+          <w:tcPr>
+            <w:tcW w:type="dxa" w:w="2683"/>
+            <w:vAlign w:val="center"/>
+            <w:shd w:fill="F0F1EE"/>
+            <w:tcMar>
+              <w:top w:w="90" w:type="dxa"/>
+              <w:start w:w="120" w:type="dxa"/>
+              <w:bottom w:w="90" w:type="dxa"/>
+              <w:end w:w="120" w:type="dxa"/>
+            </w:tcMar>
+          </w:tcPr>
+          <w:p>
+            <w:pPr>
+              <w:keepLines/>
+              <w:spacing w:after="40" w:line="252" w:lineRule="auto"/>
+            </w:pPr>
+            <w:r>
+              <w:rPr>
+                <w:b/>
+                <w:i w:val="0"/>
+              </w:rPr>
+              <w:t>Solution sans manipulation</w:t>
+            </w:r>
+          </w:p>
+        </w:tc>
+      </w:tr>
+      <w:tr>
+        <w:trPr>
+          <w:cantSplit/>
+        </w:trPr>
+        <w:tc>
+          <w:tcPr>
+            <w:tcW w:type="dxa" w:w="1857"/>
+            <w:vAlign w:val="center"/>
+            <w:tcMar>
+              <w:top w:w="90" w:type="dxa"/>
+              <w:start w:w="120" w:type="dxa"/>
+              <w:bottom w:w="90" w:type="dxa"/>
+              <w:end w:w="120" w:type="dxa"/>
+            </w:tcMar>
+          </w:tcPr>
+          <w:p>
+            <w:pPr>
+              <w:keepLines/>
+              <w:spacing w:after="40" w:line="252" w:lineRule="auto"/>
+            </w:pPr>
+            <w:r>
+              <w:rPr>
+                <w:b w:val="0"/>
+                <w:i w:val="0"/>
+              </w:rPr>
+              <w:t>0-4</w:t>
+            </w:r>
+          </w:p>
+        </w:tc>
+        <w:tc>
+          <w:tcPr>
+            <w:tcW w:type="dxa" w:w="2889"/>
+            <w:vAlign w:val="center"/>
+            <w:tcMar>
+              <w:top w:w="90" w:type="dxa"/>
+              <w:start w:w="120" w:type="dxa"/>
+              <w:bottom w:w="90" w:type="dxa"/>
+              <w:end w:w="120" w:type="dxa"/>
+            </w:tcMar>
+          </w:tcPr>
+          <w:p>
+            <w:pPr>
+              <w:keepLines/>
+              <w:spacing w:after="40" w:line="252" w:lineRule="auto"/>
+            </w:pPr>
+            <w:r>
+              <w:rPr>
+                <w:b w:val="0"/>
+                <w:i w:val="0"/>
+              </w:rPr>
+              <w:t>Groupe face au dispositif, si l'espace le permet.</w:t>
+            </w:r>
+          </w:p>
+        </w:tc>
+        <w:tc>
+          <w:tcPr>
+            <w:tcW w:type="dxa" w:w="2889"/>
+            <w:vAlign w:val="center"/>
+            <w:tcMar>
+              <w:top w:w="90" w:type="dxa"/>
+              <w:start w:w="120" w:type="dxa"/>
+              <w:bottom w:w="90" w:type="dxa"/>
+              <w:end w:w="120" w:type="dxa"/>
+            </w:tcMar>
+          </w:tcPr>
+          <w:p>
+            <w:pPr>
+              <w:keepLines/>
+              <w:spacing w:after="40" w:line="252" w:lineRule="auto"/>
+            </w:pPr>
+            <w:r>
+              <w:rPr>
+                <w:b w:val="0"/>
+                <w:i w:val="0"/>
+              </w:rPr>
+              <w:t>Nommer le statut : original, photographie, réplique ou modèle. Présenter les règles.</w:t>
+            </w:r>
+          </w:p>
+        </w:tc>
+        <w:tc>
+          <w:tcPr>
+            <w:tcW w:type="dxa" w:w="2683"/>
+            <w:vAlign w:val="center"/>
+            <w:tcMar>
+              <w:top w:w="90" w:type="dxa"/>
+              <w:start w:w="120" w:type="dxa"/>
+              <w:bottom w:w="90" w:type="dxa"/>
+              <w:end w:w="120" w:type="dxa"/>
+            </w:tcMar>
+          </w:tcPr>
+          <w:p>
+            <w:pPr>
+              <w:keepLines/>
+              <w:spacing w:after="40" w:line="252" w:lineRule="auto"/>
+            </w:pPr>
+            <w:r>
+              <w:rPr>
+                <w:b w:val="0"/>
+                <w:i w:val="0"/>
+              </w:rPr>
+              <w:t>Photographie agrandie ou projection dans un espace d'enquête séparé.</w:t>
+            </w:r>
+          </w:p>
+        </w:tc>
+      </w:tr>
+      <w:tr>
+        <w:trPr>
+          <w:cantSplit/>
+        </w:trPr>
+        <w:tc>
+          <w:tcPr>
+            <w:tcW w:type="dxa" w:w="1857"/>
+            <w:vAlign w:val="center"/>
+            <w:tcMar>
+              <w:top w:w="90" w:type="dxa"/>
+              <w:start w:w="120" w:type="dxa"/>
+              <w:bottom w:w="90" w:type="dxa"/>
+              <w:end w:w="120" w:type="dxa"/>
+            </w:tcMar>
+          </w:tcPr>
+          <w:p>
+            <w:pPr>
+              <w:keepLines/>
+              <w:spacing w:after="40" w:line="252" w:lineRule="auto"/>
+            </w:pPr>
+            <w:r>
+              <w:rPr>
+                <w:b w:val="0"/>
+                <w:i w:val="0"/>
+              </w:rPr>
+              <w:t>4-10</w:t>
+            </w:r>
+          </w:p>
+        </w:tc>
+        <w:tc>
+          <w:tcPr>
+            <w:tcW w:type="dxa" w:w="2889"/>
+            <w:vAlign w:val="center"/>
+            <w:tcMar>
+              <w:top w:w="90" w:type="dxa"/>
+              <w:start w:w="120" w:type="dxa"/>
+              <w:bottom w:w="90" w:type="dxa"/>
+              <w:end w:w="120" w:type="dxa"/>
+            </w:tcMar>
+          </w:tcPr>
+          <w:p>
+            <w:pPr>
+              <w:keepLines/>
+              <w:spacing w:after="40" w:line="252" w:lineRule="auto"/>
+            </w:pPr>
+            <w:r>
+              <w:rPr>
+                <w:b w:val="0"/>
+                <w:i w:val="0"/>
+              </w:rPr>
+              <w:t>Support 1 neutre.</w:t>
+            </w:r>
+          </w:p>
+        </w:tc>
+        <w:tc>
+          <w:tcPr>
+            <w:tcW w:type="dxa" w:w="2889"/>
+            <w:vAlign w:val="center"/>
+            <w:tcMar>
+              <w:top w:w="90" w:type="dxa"/>
+              <w:start w:w="120" w:type="dxa"/>
+              <w:bottom w:w="90" w:type="dxa"/>
+              <w:end w:w="120" w:type="dxa"/>
+            </w:tcMar>
+          </w:tcPr>
+          <w:p>
+            <w:pPr>
+              <w:keepLines/>
+              <w:spacing w:after="40" w:line="252" w:lineRule="auto"/>
+            </w:pPr>
+            <w:r>
+              <w:rPr>
+                <w:b w:val="0"/>
+                <w:i w:val="0"/>
+              </w:rPr>
+              <w:t>« Que voyez-vous sans nommer ? » Recueillir trois descriptions.</w:t>
+            </w:r>
+          </w:p>
+        </w:tc>
+        <w:tc>
+          <w:tcPr>
+            <w:tcW w:type="dxa" w:w="2683"/>
+            <w:vAlign w:val="center"/>
+            <w:tcMar>
+              <w:top w:w="90" w:type="dxa"/>
+              <w:start w:w="120" w:type="dxa"/>
+              <w:bottom w:w="90" w:type="dxa"/>
+              <w:end w:w="120" w:type="dxa"/>
+            </w:tcMar>
+          </w:tcPr>
+          <w:p>
+            <w:pPr>
+              <w:keepLines/>
+              <w:spacing w:after="40" w:line="252" w:lineRule="auto"/>
+            </w:pPr>
+            <w:r>
+              <w:rPr>
+                <w:b w:val="0"/>
+                <w:i w:val="0"/>
+              </w:rPr>
+              <w:t>Chaque binôme pointe un détail sur la reproduction.</w:t>
+            </w:r>
+          </w:p>
+        </w:tc>
+      </w:tr>
+      <w:tr>
+        <w:trPr>
+          <w:cantSplit/>
+        </w:trPr>
+        <w:tc>
+          <w:tcPr>
+            <w:tcW w:type="dxa" w:w="1857"/>
+            <w:vAlign w:val="center"/>
+            <w:tcMar>
+              <w:top w:w="90" w:type="dxa"/>
+              <w:start w:w="120" w:type="dxa"/>
+              <w:bottom w:w="90" w:type="dxa"/>
+              <w:end w:w="120" w:type="dxa"/>
+            </w:tcMar>
+          </w:tcPr>
+          <w:p>
+            <w:pPr>
+              <w:keepLines/>
+              <w:spacing w:after="40" w:line="252" w:lineRule="auto"/>
+            </w:pPr>
+            <w:r>
+              <w:rPr>
+                <w:b w:val="0"/>
+                <w:i w:val="0"/>
+              </w:rPr>
+              <w:t>10-16</w:t>
+            </w:r>
+          </w:p>
+        </w:tc>
+        <w:tc>
+          <w:tcPr>
+            <w:tcW w:type="dxa" w:w="2889"/>
+            <w:vAlign w:val="center"/>
+            <w:tcMar>
+              <w:top w:w="90" w:type="dxa"/>
+              <w:start w:w="120" w:type="dxa"/>
+              <w:bottom w:w="90" w:type="dxa"/>
+              <w:end w:w="120" w:type="dxa"/>
+            </w:tcMar>
+          </w:tcPr>
+          <w:p>
+            <w:pPr>
+              <w:keepLines/>
+              <w:spacing w:after="40" w:line="252" w:lineRule="auto"/>
+            </w:pPr>
+            <w:r>
+              <w:rPr>
+                <w:b w:val="0"/>
+                <w:i w:val="0"/>
+              </w:rPr>
+              <w:t>Échange oral.</w:t>
+            </w:r>
+          </w:p>
+        </w:tc>
+        <w:tc>
+          <w:tcPr>
+            <w:tcW w:type="dxa" w:w="2889"/>
+            <w:vAlign w:val="center"/>
+            <w:tcMar>
+              <w:top w:w="90" w:type="dxa"/>
+              <w:start w:w="120" w:type="dxa"/>
+              <w:bottom w:w="90" w:type="dxa"/>
+              <w:end w:w="120" w:type="dxa"/>
+            </w:tcMar>
+          </w:tcPr>
+          <w:p>
+            <w:pPr>
+              <w:keepLines/>
+              <w:spacing w:after="40" w:line="252" w:lineRule="auto"/>
+            </w:pPr>
+            <w:r>
+              <w:rPr>
+                <w:b w:val="0"/>
+                <w:i w:val="0"/>
+              </w:rPr>
+              <w:t>Distinguer ce qui est vu de ce qui est supposé.</w:t>
+            </w:r>
+          </w:p>
+        </w:tc>
+        <w:tc>
+          <w:tcPr>
+            <w:tcW w:type="dxa" w:w="2683"/>
+            <w:vAlign w:val="center"/>
+            <w:tcMar>
+              <w:top w:w="90" w:type="dxa"/>
+              <w:start w:w="120" w:type="dxa"/>
+              <w:bottom w:w="90" w:type="dxa"/>
+              <w:end w:w="120" w:type="dxa"/>
+            </w:tcMar>
+          </w:tcPr>
+          <w:p>
+            <w:pPr>
+              <w:keepLines/>
+              <w:spacing w:after="40" w:line="252" w:lineRule="auto"/>
+            </w:pPr>
+            <w:r>
+              <w:rPr>
+                <w:b w:val="0"/>
+                <w:i w:val="0"/>
+              </w:rPr>
+              <w:t>Deux colonnes sur un support collectif.</w:t>
+            </w:r>
+          </w:p>
+        </w:tc>
+      </w:tr>
+      <w:tr>
+        <w:trPr>
+          <w:cantSplit/>
+        </w:trPr>
+        <w:tc>
+          <w:tcPr>
+            <w:tcW w:type="dxa" w:w="1857"/>
+            <w:vAlign w:val="center"/>
+            <w:tcMar>
+              <w:top w:w="90" w:type="dxa"/>
+              <w:start w:w="120" w:type="dxa"/>
+              <w:bottom w:w="90" w:type="dxa"/>
+              <w:end w:w="120" w:type="dxa"/>
+            </w:tcMar>
+          </w:tcPr>
+          <w:p>
+            <w:pPr>
+              <w:keepLines/>
+              <w:spacing w:after="40" w:line="252" w:lineRule="auto"/>
+            </w:pPr>
+            <w:r>
+              <w:rPr>
+                <w:b w:val="0"/>
+                <w:i w:val="0"/>
+              </w:rPr>
+              <w:t>16-23</w:t>
+            </w:r>
+          </w:p>
+        </w:tc>
+        <w:tc>
+          <w:tcPr>
+            <w:tcW w:type="dxa" w:w="2889"/>
+            <w:vAlign w:val="center"/>
+            <w:tcMar>
+              <w:top w:w="90" w:type="dxa"/>
+              <w:start w:w="120" w:type="dxa"/>
+              <w:bottom w:w="90" w:type="dxa"/>
+              <w:end w:w="120" w:type="dxa"/>
+            </w:tcMar>
+          </w:tcPr>
+          <w:p>
+            <w:pPr>
+              <w:keepLines/>
+              <w:spacing w:after="40" w:line="252" w:lineRule="auto"/>
+            </w:pPr>
+            <w:r>
+              <w:rPr>
+                <w:b w:val="0"/>
+                <w:i w:val="0"/>
+              </w:rPr>
+              <w:t>Support 2 neutre.</w:t>
+            </w:r>
+          </w:p>
+        </w:tc>
+        <w:tc>
+          <w:tcPr>
+            <w:tcW w:type="dxa" w:w="2889"/>
+            <w:vAlign w:val="center"/>
+            <w:tcMar>
+              <w:top w:w="90" w:type="dxa"/>
+              <w:start w:w="120" w:type="dxa"/>
+              <w:bottom w:w="90" w:type="dxa"/>
+              <w:end w:w="120" w:type="dxa"/>
+            </w:tcMar>
+          </w:tcPr>
+          <w:p>
+            <w:pPr>
+              <w:keepLines/>
+              <w:spacing w:after="40" w:line="252" w:lineRule="auto"/>
+            </w:pPr>
+            <w:r>
+              <w:rPr>
+                <w:b w:val="0"/>
+                <w:i w:val="0"/>
+              </w:rPr>
+              <w:t>Localiser et donner deux indices.</w:t>
+            </w:r>
+          </w:p>
+        </w:tc>
+        <w:tc>
+          <w:tcPr>
+            <w:tcW w:type="dxa" w:w="2683"/>
+            <w:vAlign w:val="center"/>
+            <w:tcMar>
+              <w:top w:w="90" w:type="dxa"/>
+              <w:start w:w="120" w:type="dxa"/>
+              <w:bottom w:w="90" w:type="dxa"/>
+              <w:end w:w="120" w:type="dxa"/>
+            </w:tcMar>
+          </w:tcPr>
+          <w:p>
+            <w:pPr>
+              <w:keepLines/>
+              <w:spacing w:after="40" w:line="252" w:lineRule="auto"/>
+            </w:pPr>
+            <w:r>
+              <w:rPr>
+                <w:b w:val="0"/>
+                <w:i w:val="0"/>
+              </w:rPr>
+              <w:t>Vote par cartes ou pointage à distance.</w:t>
+            </w:r>
+          </w:p>
+        </w:tc>
+      </w:tr>
+      <w:tr>
+        <w:trPr>
+          <w:cantSplit/>
+        </w:trPr>
+        <w:tc>
+          <w:tcPr>
+            <w:tcW w:type="dxa" w:w="1857"/>
+            <w:vAlign w:val="center"/>
+            <w:tcMar>
+              <w:top w:w="90" w:type="dxa"/>
+              <w:start w:w="120" w:type="dxa"/>
+              <w:bottom w:w="90" w:type="dxa"/>
+              <w:end w:w="120" w:type="dxa"/>
+            </w:tcMar>
+          </w:tcPr>
+          <w:p>
+            <w:pPr>
+              <w:keepLines/>
+              <w:spacing w:after="40" w:line="252" w:lineRule="auto"/>
+            </w:pPr>
+            <w:r>
+              <w:rPr>
+                <w:b w:val="0"/>
+                <w:i w:val="0"/>
+              </w:rPr>
+              <w:t>23-29</w:t>
+            </w:r>
+          </w:p>
+        </w:tc>
+        <w:tc>
+          <w:tcPr>
+            <w:tcW w:type="dxa" w:w="2889"/>
+            <w:vAlign w:val="center"/>
+            <w:tcMar>
+              <w:top w:w="90" w:type="dxa"/>
+              <w:start w:w="120" w:type="dxa"/>
+              <w:bottom w:w="90" w:type="dxa"/>
+              <w:end w:w="120" w:type="dxa"/>
+            </w:tcMar>
+          </w:tcPr>
+          <w:p>
+            <w:pPr>
+              <w:keepLines/>
+              <w:spacing w:after="40" w:line="252" w:lineRule="auto"/>
+            </w:pPr>
+            <w:r>
+              <w:rPr>
+                <w:b w:val="0"/>
+                <w:i w:val="0"/>
+              </w:rPr>
+              <w:t>Support légendé.</w:t>
+            </w:r>
+          </w:p>
+        </w:tc>
+        <w:tc>
+          <w:tcPr>
+            <w:tcW w:type="dxa" w:w="2889"/>
+            <w:vAlign w:val="center"/>
+            <w:tcMar>
+              <w:top w:w="90" w:type="dxa"/>
+              <w:start w:w="120" w:type="dxa"/>
+              <w:bottom w:w="90" w:type="dxa"/>
+              <w:end w:w="120" w:type="dxa"/>
+            </w:tcMar>
+          </w:tcPr>
+          <w:p>
+            <w:pPr>
+              <w:keepLines/>
+              <w:spacing w:after="40" w:line="252" w:lineRule="auto"/>
+            </w:pPr>
+            <w:r>
+              <w:rPr>
+                <w:b w:val="0"/>
+                <w:i w:val="0"/>
+              </w:rPr>
+              <w:t>Révéler, distinguer talus, calcanéum et talon, autoriser la révision.</w:t>
+            </w:r>
+          </w:p>
+        </w:tc>
+        <w:tc>
+          <w:tcPr>
+            <w:tcW w:type="dxa" w:w="2683"/>
+            <w:vAlign w:val="center"/>
+            <w:tcMar>
+              <w:top w:w="90" w:type="dxa"/>
+              <w:start w:w="120" w:type="dxa"/>
+              <w:bottom w:w="90" w:type="dxa"/>
+              <w:end w:w="120" w:type="dxa"/>
+            </w:tcMar>
+          </w:tcPr>
+          <w:p>
+            <w:pPr>
+              <w:keepLines/>
+              <w:spacing w:after="40" w:line="252" w:lineRule="auto"/>
+            </w:pPr>
+            <w:r>
+              <w:rPr>
+                <w:b w:val="0"/>
+                <w:i w:val="0"/>
+              </w:rPr>
+              <w:t>Projection ou reproduction papier.</w:t>
+            </w:r>
+          </w:p>
+        </w:tc>
+      </w:tr>
+      <w:tr>
+        <w:trPr>
+          <w:cantSplit/>
+        </w:trPr>
+        <w:tc>
+          <w:tcPr>
+            <w:tcW w:type="dxa" w:w="1857"/>
+            <w:vAlign w:val="center"/>
+            <w:tcMar>
+              <w:top w:w="90" w:type="dxa"/>
+              <w:start w:w="120" w:type="dxa"/>
+              <w:bottom w:w="90" w:type="dxa"/>
+              <w:end w:w="120" w:type="dxa"/>
+            </w:tcMar>
+          </w:tcPr>
+          <w:p>
+            <w:pPr>
+              <w:keepLines/>
+              <w:spacing w:after="40" w:line="252" w:lineRule="auto"/>
+            </w:pPr>
+            <w:r>
+              <w:rPr>
+                <w:b w:val="0"/>
+                <w:i w:val="0"/>
+              </w:rPr>
+              <w:t>29-34</w:t>
+            </w:r>
+          </w:p>
+        </w:tc>
+        <w:tc>
+          <w:tcPr>
+            <w:tcW w:type="dxa" w:w="2889"/>
+            <w:vAlign w:val="center"/>
+            <w:tcMar>
+              <w:top w:w="90" w:type="dxa"/>
+              <w:start w:w="120" w:type="dxa"/>
+              <w:bottom w:w="90" w:type="dxa"/>
+              <w:end w:w="120" w:type="dxa"/>
+            </w:tcMar>
+          </w:tcPr>
+          <w:p>
+            <w:pPr>
+              <w:keepLines/>
+              <w:spacing w:after="40" w:line="252" w:lineRule="auto"/>
+            </w:pPr>
+            <w:r>
+              <w:rPr>
+                <w:b w:val="0"/>
+                <w:i w:val="0"/>
+              </w:rPr>
+              <w:t>Second mammifère si disponible.</w:t>
+            </w:r>
+          </w:p>
+        </w:tc>
+        <w:tc>
+          <w:tcPr>
+            <w:tcW w:type="dxa" w:w="2889"/>
+            <w:vAlign w:val="center"/>
+            <w:tcMar>
+              <w:top w:w="90" w:type="dxa"/>
+              <w:start w:w="120" w:type="dxa"/>
+              <w:bottom w:w="90" w:type="dxa"/>
+              <w:end w:w="120" w:type="dxa"/>
+            </w:tcMar>
+          </w:tcPr>
+          <w:p>
+            <w:pPr>
+              <w:keepLines/>
+              <w:spacing w:after="40" w:line="252" w:lineRule="auto"/>
+            </w:pPr>
+            <w:r>
+              <w:rPr>
+                <w:b w:val="0"/>
+                <w:i w:val="0"/>
+              </w:rPr>
+              <w:t>Repérer seulement une région comparable et une différence.</w:t>
+            </w:r>
+          </w:p>
+        </w:tc>
+        <w:tc>
+          <w:tcPr>
+            <w:tcW w:type="dxa" w:w="2683"/>
+            <w:vAlign w:val="center"/>
+            <w:tcMar>
+              <w:top w:w="90" w:type="dxa"/>
+              <w:start w:w="120" w:type="dxa"/>
+              <w:bottom w:w="90" w:type="dxa"/>
+              <w:end w:w="120" w:type="dxa"/>
+            </w:tcMar>
+          </w:tcPr>
+          <w:p>
+            <w:pPr>
+              <w:keepLines/>
+              <w:spacing w:after="40" w:line="252" w:lineRule="auto"/>
+            </w:pPr>
+            <w:r>
+              <w:rPr>
+                <w:b w:val="0"/>
+                <w:i w:val="0"/>
+              </w:rPr>
+              <w:t>Photographie du squelette de mouton fournie.</w:t>
+            </w:r>
+          </w:p>
+        </w:tc>
+      </w:tr>
+      <w:tr>
+        <w:trPr>
+          <w:cantSplit/>
+        </w:trPr>
+        <w:tc>
+          <w:tcPr>
+            <w:tcW w:type="dxa" w:w="1857"/>
+            <w:vAlign w:val="center"/>
+            <w:tcMar>
+              <w:top w:w="90" w:type="dxa"/>
+              <w:start w:w="120" w:type="dxa"/>
+              <w:bottom w:w="90" w:type="dxa"/>
+              <w:end w:w="120" w:type="dxa"/>
+            </w:tcMar>
+          </w:tcPr>
+          <w:p>
+            <w:pPr>
+              <w:keepLines/>
+              <w:spacing w:after="40" w:line="252" w:lineRule="auto"/>
+            </w:pPr>
+            <w:r>
+              <w:rPr>
+                <w:b w:val="0"/>
+                <w:i w:val="0"/>
+              </w:rPr>
+              <w:t>34-38</w:t>
+            </w:r>
+          </w:p>
+        </w:tc>
+        <w:tc>
+          <w:tcPr>
+            <w:tcW w:type="dxa" w:w="2889"/>
+            <w:vAlign w:val="center"/>
+            <w:tcMar>
+              <w:top w:w="90" w:type="dxa"/>
+              <w:start w:w="120" w:type="dxa"/>
+              <w:bottom w:w="90" w:type="dxa"/>
+              <w:end w:w="120" w:type="dxa"/>
+            </w:tcMar>
+          </w:tcPr>
+          <w:p>
+            <w:pPr>
+              <w:keepLines/>
+              <w:spacing w:after="40" w:line="252" w:lineRule="auto"/>
+            </w:pPr>
+            <w:r>
+              <w:rPr>
+                <w:b w:val="0"/>
+                <w:i w:val="0"/>
+              </w:rPr>
+              <w:t>Conclusion collective.</w:t>
+            </w:r>
+          </w:p>
+        </w:tc>
+        <w:tc>
+          <w:tcPr>
+            <w:tcW w:type="dxa" w:w="2889"/>
+            <w:vAlign w:val="center"/>
+            <w:tcMar>
+              <w:top w:w="90" w:type="dxa"/>
+              <w:start w:w="120" w:type="dxa"/>
+              <w:bottom w:w="90" w:type="dxa"/>
+              <w:end w:w="120" w:type="dxa"/>
+            </w:tcMar>
+          </w:tcPr>
+          <w:p>
+            <w:pPr>
+              <w:keepLines/>
+              <w:spacing w:after="40" w:line="252" w:lineRule="auto"/>
+            </w:pPr>
+            <w:r>
+              <w:rPr>
+                <w:b w:val="0"/>
+                <w:i w:val="0"/>
+              </w:rPr>
+              <w:t>« Qu'est-ce qui est observé, probable et encore à vérifier ? »</w:t>
+            </w:r>
+          </w:p>
+        </w:tc>
+        <w:tc>
+          <w:tcPr>
+            <w:tcW w:type="dxa" w:w="2683"/>
+            <w:vAlign w:val="center"/>
+            <w:tcMar>
+              <w:top w:w="90" w:type="dxa"/>
+              <w:start w:w="120" w:type="dxa"/>
+              <w:bottom w:w="90" w:type="dxa"/>
+              <w:end w:w="120" w:type="dxa"/>
+            </w:tcMar>
+          </w:tcPr>
+          <w:p>
+            <w:pPr>
+              <w:keepLines/>
+              <w:spacing w:after="40" w:line="252" w:lineRule="auto"/>
+            </w:pPr>
+            <w:r>
+              <w:rPr>
+                <w:b w:val="0"/>
+                <w:i w:val="0"/>
+              </w:rPr>
+              <w:t>Trace orale ou phrase sur la fiche.</w:t>
+            </w:r>
+          </w:p>
+        </w:tc>
+      </w:tr>
+    </w:tbl>
+    <w:p>
+      <w:pPr>
+        <w:spacing w:after="0"/>
+      </w:pPr>
     </w:p>
     <w:p>
       <w:pPr>
@@ -2076,7 +4429,87 @@
           <w:b w:val="0"/>
           <w:i w:val="0"/>
         </w:rPr>
-        <w:t>Ne pas dire que le talus est le talon visible. Ne pas utiliser une simple ressemblance de silhouette comme preuve d'identification.</w:t>
+        <w:t>Ne jamais supposer qu'un musée possède ce type de collection. Ne pas toucher un objet patrimonial sans autorisation. Une photographie, une réplique ou un modèle est une variante possible, pas un remplacement intégral de l'original. Tester le scénario dans l'espace réel; si 38 minutes devant une vitrine gênent la circulation, mener l'enquête sur reproduction puis observer brièvement l'objet, si l'institution l'autorise.</w:t>
+      </w:r>
+    </w:p>
+    <w:p>
+      <w:pPr>
+        <w:pStyle w:val="Heading2"/>
+        <w:keepNext/>
+        <w:keepLines/>
+      </w:pPr>
+      <w:r>
+        <w:rPr>
+          <w:b w:val="0"/>
+          <w:i w:val="0"/>
+        </w:rPr>
+        <w:t>10. Prolongement numérique ou 3D</w:t>
+      </w:r>
+    </w:p>
+    <w:p>
+      <w:pPr>
+        <w:keepLines/>
+      </w:pPr>
+      <w:r>
+        <w:rPr>
+          <w:b w:val="0"/>
+          <w:i w:val="0"/>
+        </w:rPr>
+        <w:t>Aucun modèle 3D public n'est requis pour l'activité. Les deux vues fixes BodyParts3D suffisent à comparer les orientations. Si un modèle validé par l'institution et une personne compétente est ajouté ultérieurement, demander : « Fais tourner le pied jusqu'à retrouver la position montrée sur le schéma, puis décris ce qui reste au-dessus et au-dessous du talus. » Le modèle sert à observer; il n'est pas une autorité scientifique autonome.</w:t>
+      </w:r>
+    </w:p>
+    <w:p>
+      <w:pPr>
+        <w:pStyle w:val="Heading2"/>
+        <w:keepNext/>
+        <w:keepLines/>
+      </w:pPr>
+      <w:r>
+        <w:rPr>
+          <w:b w:val="0"/>
+          <w:i w:val="0"/>
+        </w:rPr>
+        <w:t>11. Correspondance PER provisoire</w:t>
+      </w:r>
+    </w:p>
+    <w:p>
+      <w:pPr>
+        <w:keepLines/>
+      </w:pPr>
+      <w:r>
+        <w:rPr>
+          <w:b w:val="0"/>
+          <w:i w:val="0"/>
+        </w:rPr>
+        <w:t xml:space="preserve">L'activité </w:t>
+      </w:r>
+      <w:r>
+        <w:rPr>
+          <w:b/>
+          <w:i w:val="0"/>
+        </w:rPr>
+        <w:t>contribue à certains éléments de MSN 27</w:t>
+      </w:r>
+      <w:r>
+        <w:rPr>
+          <w:b w:val="0"/>
+          <w:i w:val="0"/>
+        </w:rPr>
+        <w:t xml:space="preserve"> au cycle 2, « Identifier les différentes parties de son corps, en décrire le fonctionnement et en tirer des conséquences pour sa santé », par un travail local de représentation et de localisation. Elle ne travaille ni le fonctionnement locomoteur ni les conséquences pour la santé, et ne valide à elle seule aucune attente fondamentale de MSN 27 : elle ne fait pas repérer l'ensemble des os principaux ni distinguer les types d'articulations. Le noyau humain peut s'intégrer dans une séquence de 5e-6e; la comparaison régionale avec le mouton peut s'intégrer comme prolongement exploratoire en 7e-8e, à vérifier et adapter. Aucune correspondance autonome n'est retenue ici pour MSN 26, SHS 22, L1 25 ou Arts visuels.</w:t>
+      </w:r>
+    </w:p>
+    <w:p>
+      <w:pPr>
+        <w:pStyle w:val="Heading2"/>
+        <w:keepNext/>
+        <w:keepLines/>
+      </w:pPr>
+      <w:r>
+        <w:rPr>
+          <w:b w:val="0"/>
+          <w:i w:val="0"/>
+        </w:rPr>
+        <w:t>12. Limites et validations nécessaires</w:t>
       </w:r>
     </w:p>
     <w:p>
@@ -2090,7 +4523,7 @@
           <w:b w:val="0"/>
           <w:i w:val="0"/>
         </w:rPr>
-        <w:t>Confondre le talus/astragale avec le calcanéus.</w:t>
+        <w:t>Les schémas du projet sont des prototypes de médiation, fondés sur plusieurs références; une validation par une personne anatomiste reste nécessaire.</w:t>
       </w:r>
     </w:p>
     <w:p>
@@ -2104,7 +4537,21 @@
           <w:b w:val="0"/>
           <w:i w:val="0"/>
         </w:rPr>
-        <w:t>Montrer une zone sans justification.</w:t>
+        <w:t>Le transfert au mouton porte sur une région comparable, pas sur l'identification experte d'un os; une validation en anatomie comparée reste requise.</w:t>
+      </w:r>
+    </w:p>
+    <w:p>
+      <w:pPr>
+        <w:pStyle w:val="ListBullet"/>
+        <w:keepNext/>
+        <w:keepLines/>
+      </w:pPr>
+      <w:r>
+        <w:rPr>
+          <w:b w:val="0"/>
+          <w:i w:val="0"/>
+        </w:rPr>
+        <w:t>Le test adulte vérifie la conduite, la compréhension et la durée. Un test élève vient seulement après les validations scientifique et pédagogique humaines.</w:t>
       </w:r>
     </w:p>
     <w:p>
@@ -2118,63 +4565,7 @@
           <w:b w:val="0"/>
           <w:i w:val="0"/>
         </w:rPr>
-        <w:t>Supposer que tous les mammifères ont un pied identique au nôtre.</w:t>
-      </w:r>
-    </w:p>
-    <w:p>
-      <w:pPr>
-        <w:pStyle w:val="Heading2"/>
-        <w:keepNext/>
-        <w:keepLines/>
-      </w:pPr>
-      <w:r>
-        <w:rPr>
-          <w:b w:val="0"/>
-          <w:i w:val="0"/>
-        </w:rPr>
-        <w:t>13. Sources et limites</w:t>
-      </w:r>
-    </w:p>
-    <w:p>
-      <w:pPr>
-        <w:keepLines/>
-      </w:pPr>
-      <w:r>
-        <w:rPr>
-          <w:b w:val="0"/>
-          <w:i w:val="0"/>
-        </w:rPr>
-        <w:t>Les vues du talus proviennent de BodyParts3D / DBCLS. Les supports animaux sont des images anatomiques ou des planches historiques créditées dans le support. La planche LeConte 1922 est ancienne et ne remplace pas un schéma anatomique moderne validé. Cette activité introduit une méthode d'observation ; elle ne forme pas à l'identification anatomique experte.</w:t>
-      </w:r>
-    </w:p>
-    <w:p>
-      <w:pPr>
-        <w:pStyle w:val="Heading2"/>
-        <w:keepNext/>
-        <w:keepLines/>
-      </w:pPr>
-      <w:r>
-        <w:rPr>
-          <w:b w:val="0"/>
-          <w:i w:val="0"/>
-        </w:rPr>
-        <w:t>14. État actuel et validations restantes</w:t>
-      </w:r>
-    </w:p>
-    <w:p>
-      <w:pPr>
-        <w:keepLines/>
-        <w:shd w:fill="F7F4EF"/>
-        <w:pBdr>
-          <w:left w:val="single" w:sz="18" w:space="8" w:color="9A5B25"/>
-        </w:pBdr>
-      </w:pPr>
-      <w:r>
-        <w:rPr>
-          <w:b w:val="0"/>
-          <w:i w:val="0"/>
-        </w:rPr>
-        <w:t>Fiche et supports prêts pour un test encadré. Relecture scientifique et pédagogique finale, test avec des élèves et impression physique encore nécessaires. Un schéma anatomique moderne validé par le projet reste recommandé.</w:t>
+        <w:t>L'impression physique, le contrôle Word natif et un test avec des technologies d'assistance doivent encore être documentés séparément.</w:t>
       </w:r>
     </w:p>
     <w:p>
@@ -2208,7 +4599,7 @@
             <w:color w:val="9A5B25"/>
             <w:u w:val="single"/>
           </w:rPr>
-          <w:t>https://histoire-d-os.github.io/Histoire-d-os/ressources/activite-01-trouver-astragale.html</w:t>
+          <w:t>Page de l'activité, mises à jour et crédits en ligne</w:t>
         </w:r>
       </w:hyperlink>
     </w:p>
@@ -2483,7 +4874,7 @@
         <w:rFonts w:asciiTheme="minorHAnsi" w:eastAsiaTheme="minorEastAsia" w:hAnsiTheme="minorHAnsi" w:cstheme="minorBidi"/>
         <w:sz w:val="22"/>
         <w:szCs w:val="22"/>
-        <w:lang w:val="en-US" w:eastAsia="en-US" w:bidi="ar-SA"/>
+        <w:lang w:val="fr-FR" w:eastAsia="fr-FR" w:bidi="fr-FR"/>
       </w:rPr>
     </w:rPrDefault>
     <w:pPrDefault>
@@ -2642,6 +5033,7 @@
       <w:rFonts w:ascii="Arial" w:hAnsi="Arial"/>
       <w:color w:val="1F2523"/>
       <w:sz w:val="21"/>
+      <w:lang w:val="fr-FR" w:eastAsia="fr-FR" w:bidi="fr-FR"/>
     </w:rPr>
   </w:style>
   <w:style w:type="paragraph" w:styleId="Header">
@@ -2658,6 +5050,9 @@
       </w:tabs>
       <w:spacing w:after="0" w:line="240" w:lineRule="auto"/>
     </w:pPr>
+    <w:rPr>
+      <w:lang w:val="fr-FR" w:eastAsia="fr-FR" w:bidi="fr-FR"/>
+    </w:rPr>
   </w:style>
   <w:style w:type="character" w:customStyle="1" w:styleId="HeaderChar">
     <w:name w:val="Header Char"/>
@@ -2665,6 +5060,9 @@
     <w:link w:val="Header"/>
     <w:uiPriority w:val="99"/>
     <w:rsid w:val="00E618BF"/>
+    <w:rPr>
+      <w:lang w:val="fr-FR" w:eastAsia="fr-FR" w:bidi="fr-FR"/>
+    </w:rPr>
   </w:style>
   <w:style w:type="paragraph" w:styleId="Footer">
     <w:name w:val="footer"/>
@@ -2680,6 +5078,9 @@
       </w:tabs>
       <w:spacing w:after="0" w:line="240" w:lineRule="auto"/>
     </w:pPr>
+    <w:rPr>
+      <w:lang w:val="fr-FR" w:eastAsia="fr-FR" w:bidi="fr-FR"/>
+    </w:rPr>
   </w:style>
   <w:style w:type="character" w:customStyle="1" w:styleId="FooterChar">
     <w:name w:val="Footer Char"/>
@@ -2687,6 +5088,9 @@
     <w:link w:val="Footer"/>
     <w:uiPriority w:val="99"/>
     <w:rsid w:val="00E618BF"/>
+    <w:rPr>
+      <w:lang w:val="fr-FR" w:eastAsia="fr-FR" w:bidi="fr-FR"/>
+    </w:rPr>
   </w:style>
   <w:style w:type="paragraph" w:styleId="Heading1">
     <w:name w:val="heading 1"/>
@@ -2709,6 +5113,7 @@
       <w:color w:val="1F2523"/>
       <w:sz w:val="44"/>
       <w:szCs w:val="28"/>
+      <w:lang w:val="fr-FR" w:eastAsia="fr-FR" w:bidi="fr-FR"/>
     </w:rPr>
   </w:style>
   <w:style w:type="paragraph" w:styleId="Heading2">
@@ -2733,6 +5138,7 @@
       <w:color w:val="9A5B25"/>
       <w:sz w:val="28"/>
       <w:szCs w:val="26"/>
+      <w:lang w:val="fr-FR" w:eastAsia="fr-FR" w:bidi="fr-FR"/>
     </w:rPr>
   </w:style>
   <w:style w:type="paragraph" w:styleId="Heading3">
@@ -2756,6 +5162,7 @@
       <w:bCs/>
       <w:color w:val="1F2523"/>
       <w:sz w:val="23"/>
+      <w:lang w:val="fr-FR" w:eastAsia="fr-FR" w:bidi="fr-FR"/>
     </w:rPr>
   </w:style>
   <w:style w:type="paragraph" w:styleId="Heading4">
@@ -2781,6 +5188,7 @@
       <w:i/>
       <w:iCs/>
       <w:color w:val="4F81BD" w:themeColor="accent1"/>
+      <w:lang w:val="fr-FR" w:eastAsia="fr-FR" w:bidi="fr-FR"/>
     </w:rPr>
   </w:style>
   <w:style w:type="paragraph" w:styleId="Heading5">
@@ -2802,6 +5210,7 @@
     <w:rPr>
       <w:rFonts w:asciiTheme="majorHAnsi" w:eastAsiaTheme="majorEastAsia" w:hAnsiTheme="majorHAnsi" w:cstheme="majorBidi"/>
       <w:color w:val="243F60" w:themeColor="accent1" w:themeShade="7F"/>
+      <w:lang w:val="fr-FR" w:eastAsia="fr-FR" w:bidi="fr-FR"/>
     </w:rPr>
   </w:style>
   <w:style w:type="paragraph" w:styleId="Heading6">
@@ -2825,6 +5234,7 @@
       <w:i/>
       <w:iCs/>
       <w:color w:val="243F60" w:themeColor="accent1" w:themeShade="7F"/>
+      <w:lang w:val="fr-FR" w:eastAsia="fr-FR" w:bidi="fr-FR"/>
     </w:rPr>
   </w:style>
   <w:style w:type="paragraph" w:styleId="Heading7">
@@ -2848,6 +5258,7 @@
       <w:i/>
       <w:iCs/>
       <w:color w:val="404040" w:themeColor="text1" w:themeTint="BF"/>
+      <w:lang w:val="fr-FR" w:eastAsia="fr-FR" w:bidi="fr-FR"/>
     </w:rPr>
   </w:style>
   <w:style w:type="paragraph" w:styleId="Heading8">
@@ -2871,6 +5282,7 @@
       <w:color w:val="4F81BD" w:themeColor="accent1"/>
       <w:sz w:val="20"/>
       <w:szCs w:val="20"/>
+      <w:lang w:val="fr-FR" w:eastAsia="fr-FR" w:bidi="fr-FR"/>
     </w:rPr>
   </w:style>
   <w:style w:type="paragraph" w:styleId="Heading9">
@@ -2896,6 +5308,7 @@
       <w:color w:val="404040" w:themeColor="text1" w:themeTint="BF"/>
       <w:sz w:val="20"/>
       <w:szCs w:val="20"/>
+      <w:lang w:val="fr-FR" w:eastAsia="fr-FR" w:bidi="fr-FR"/>
     </w:rPr>
   </w:style>
   <w:style w:type="character" w:default="1" w:styleId="DefaultParagraphFont">
@@ -2903,12 +5316,18 @@
     <w:uiPriority w:val="1"/>
     <w:semiHidden/>
     <w:unhideWhenUsed/>
+    <w:rPr>
+      <w:lang w:val="fr-FR" w:eastAsia="fr-FR" w:bidi="fr-FR"/>
+    </w:rPr>
   </w:style>
   <w:style w:type="table" w:default="1" w:styleId="TableNormal">
     <w:name w:val="Normal Table"/>
     <w:uiPriority w:val="99"/>
     <w:semiHidden/>
     <w:unhideWhenUsed/>
+    <w:rPr>
+      <w:lang w:val="fr-FR" w:eastAsia="fr-FR" w:bidi="fr-FR"/>
+    </w:rPr>
     <w:tblPr>
       <w:tblInd w:w="0" w:type="dxa"/>
       <w:tblCellMar>
@@ -2924,6 +5343,9 @@
     <w:uiPriority w:val="99"/>
     <w:semiHidden/>
     <w:unhideWhenUsed/>
+    <w:rPr>
+      <w:lang w:val="fr-FR" w:eastAsia="fr-FR" w:bidi="fr-FR"/>
+    </w:rPr>
   </w:style>
   <w:style w:type="paragraph" w:styleId="NoSpacing">
     <w:name w:val="No Spacing"/>
@@ -2933,6 +5355,9 @@
     <w:pPr>
       <w:spacing w:after="0" w:line="240" w:lineRule="auto"/>
     </w:pPr>
+    <w:rPr>
+      <w:lang w:val="fr-FR" w:eastAsia="fr-FR" w:bidi="fr-FR"/>
+    </w:rPr>
   </w:style>
   <w:style w:type="character" w:customStyle="1" w:styleId="Heading1Char">
     <w:name w:val="Heading 1 Char"/>
@@ -2947,6 +5372,7 @@
       <w:color w:val="365F91" w:themeColor="accent1" w:themeShade="BF"/>
       <w:sz w:val="28"/>
       <w:szCs w:val="28"/>
+      <w:lang w:val="fr-FR" w:eastAsia="fr-FR" w:bidi="fr-FR"/>
     </w:rPr>
   </w:style>
   <w:style w:type="character" w:customStyle="1" w:styleId="Heading2Char">
@@ -2962,6 +5388,7 @@
       <w:color w:val="4F81BD" w:themeColor="accent1"/>
       <w:sz w:val="26"/>
       <w:szCs w:val="26"/>
+      <w:lang w:val="fr-FR" w:eastAsia="fr-FR" w:bidi="fr-FR"/>
     </w:rPr>
   </w:style>
   <w:style w:type="character" w:customStyle="1" w:styleId="Heading3Char">
@@ -2975,6 +5402,7 @@
       <w:b/>
       <w:bCs/>
       <w:color w:val="4F81BD" w:themeColor="accent1"/>
+      <w:lang w:val="fr-FR" w:eastAsia="fr-FR" w:bidi="fr-FR"/>
     </w:rPr>
   </w:style>
   <w:style w:type="paragraph" w:styleId="Title">
@@ -3001,6 +5429,7 @@
       <w:kern w:val="28"/>
       <w:sz w:val="56"/>
       <w:szCs w:val="52"/>
+      <w:lang w:val="fr-FR" w:eastAsia="fr-FR" w:bidi="fr-FR"/>
     </w:rPr>
   </w:style>
   <w:style w:type="character" w:customStyle="1" w:styleId="TitleChar">
@@ -3016,6 +5445,7 @@
       <w:kern w:val="28"/>
       <w:sz w:val="52"/>
       <w:szCs w:val="52"/>
+      <w:lang w:val="fr-FR" w:eastAsia="fr-FR" w:bidi="fr-FR"/>
     </w:rPr>
   </w:style>
   <w:style w:type="paragraph" w:styleId="Subtitle">
@@ -3039,6 +5469,7 @@
       <w:spacing w:val="15"/>
       <w:sz w:val="24"/>
       <w:szCs w:val="24"/>
+      <w:lang w:val="fr-FR" w:eastAsia="fr-FR" w:bidi="fr-FR"/>
     </w:rPr>
   </w:style>
   <w:style w:type="character" w:customStyle="1" w:styleId="SubtitleChar">
@@ -3055,6 +5486,7 @@
       <w:spacing w:val="15"/>
       <w:sz w:val="24"/>
       <w:szCs w:val="24"/>
+      <w:lang w:val="fr-FR" w:eastAsia="fr-FR" w:bidi="fr-FR"/>
     </w:rPr>
   </w:style>
   <w:style w:type="paragraph" w:styleId="ListParagraph">
@@ -3067,6 +5499,9 @@
       <w:ind w:left="720"/>
       <w:contextualSpacing/>
     </w:pPr>
+    <w:rPr>
+      <w:lang w:val="fr-FR" w:eastAsia="fr-FR" w:bidi="fr-FR"/>
+    </w:rPr>
   </w:style>
   <w:style w:type="paragraph" w:styleId="BodyText">
     <w:name w:val="Body Text"/>
@@ -3078,6 +5513,9 @@
     <w:pPr>
       <w:spacing w:after="120"/>
     </w:pPr>
+    <w:rPr>
+      <w:lang w:val="fr-FR" w:eastAsia="fr-FR" w:bidi="fr-FR"/>
+    </w:rPr>
   </w:style>
   <w:style w:type="character" w:customStyle="1" w:styleId="BodyTextChar">
     <w:name w:val="Body Text Char"/>
@@ -3085,6 +5523,9 @@
     <w:link w:val="BodyText"/>
     <w:uiPriority w:val="99"/>
     <w:rsid w:val="00AA1D8D"/>
+    <w:rPr>
+      <w:lang w:val="fr-FR" w:eastAsia="fr-FR" w:bidi="fr-FR"/>
+    </w:rPr>
   </w:style>
   <w:style w:type="paragraph" w:styleId="BodyText2">
     <w:name w:val="Body Text 2"/>
@@ -3096,6 +5537,9 @@
     <w:pPr>
       <w:spacing w:after="120" w:line="480" w:lineRule="auto"/>
     </w:pPr>
+    <w:rPr>
+      <w:lang w:val="fr-FR" w:eastAsia="fr-FR" w:bidi="fr-FR"/>
+    </w:rPr>
   </w:style>
   <w:style w:type="character" w:customStyle="1" w:styleId="BodyText2Char">
     <w:name w:val="Body Text 2 Char"/>
@@ -3103,6 +5547,9 @@
     <w:link w:val="BodyText2"/>
     <w:uiPriority w:val="99"/>
     <w:rsid w:val="00AA1D8D"/>
+    <w:rPr>
+      <w:lang w:val="fr-FR" w:eastAsia="fr-FR" w:bidi="fr-FR"/>
+    </w:rPr>
   </w:style>
   <w:style w:type="paragraph" w:styleId="BodyText3">
     <w:name w:val="Body Text 3"/>
@@ -3117,6 +5564,7 @@
     <w:rPr>
       <w:sz w:val="16"/>
       <w:szCs w:val="16"/>
+      <w:lang w:val="fr-FR" w:eastAsia="fr-FR" w:bidi="fr-FR"/>
     </w:rPr>
   </w:style>
   <w:style w:type="character" w:customStyle="1" w:styleId="BodyText3Char">
@@ -3128,6 +5576,7 @@
     <w:rPr>
       <w:sz w:val="16"/>
       <w:szCs w:val="16"/>
+      <w:lang w:val="fr-FR" w:eastAsia="fr-FR" w:bidi="fr-FR"/>
     </w:rPr>
   </w:style>
   <w:style w:type="paragraph" w:styleId="List">
@@ -3140,6 +5589,9 @@
       <w:ind w:left="360" w:hanging="360"/>
       <w:contextualSpacing/>
     </w:pPr>
+    <w:rPr>
+      <w:lang w:val="fr-FR" w:eastAsia="fr-FR" w:bidi="fr-FR"/>
+    </w:rPr>
   </w:style>
   <w:style w:type="paragraph" w:styleId="List2">
     <w:name w:val="List 2"/>
@@ -3151,6 +5603,9 @@
       <w:ind w:left="720" w:hanging="360"/>
       <w:contextualSpacing/>
     </w:pPr>
+    <w:rPr>
+      <w:lang w:val="fr-FR" w:eastAsia="fr-FR" w:bidi="fr-FR"/>
+    </w:rPr>
   </w:style>
   <w:style w:type="paragraph" w:styleId="List3">
     <w:name w:val="List 3"/>
@@ -3162,6 +5617,9 @@
       <w:ind w:left="1080" w:hanging="360"/>
       <w:contextualSpacing/>
     </w:pPr>
+    <w:rPr>
+      <w:lang w:val="fr-FR" w:eastAsia="fr-FR" w:bidi="fr-FR"/>
+    </w:rPr>
   </w:style>
   <w:style w:type="paragraph" w:styleId="ListBullet">
     <w:name w:val="List Bullet"/>
@@ -3180,6 +5638,7 @@
     <w:rPr>
       <w:rFonts w:ascii="Arial" w:hAnsi="Arial"/>
       <w:sz w:val="21"/>
+      <w:lang w:val="fr-FR" w:eastAsia="fr-FR" w:bidi="fr-FR"/>
     </w:rPr>
   </w:style>
   <w:style w:type="paragraph" w:styleId="ListBullet2">
@@ -3194,6 +5653,9 @@
       </w:numPr>
       <w:contextualSpacing/>
     </w:pPr>
+    <w:rPr>
+      <w:lang w:val="fr-FR" w:eastAsia="fr-FR" w:bidi="fr-FR"/>
+    </w:rPr>
   </w:style>
   <w:style w:type="paragraph" w:styleId="ListBullet3">
     <w:name w:val="List Bullet 3"/>
@@ -3207,6 +5669,9 @@
       </w:numPr>
       <w:contextualSpacing/>
     </w:pPr>
+    <w:rPr>
+      <w:lang w:val="fr-FR" w:eastAsia="fr-FR" w:bidi="fr-FR"/>
+    </w:rPr>
   </w:style>
   <w:style w:type="paragraph" w:styleId="ListNumber">
     <w:name w:val="List Number"/>
@@ -3225,6 +5690,7 @@
     <w:rPr>
       <w:rFonts w:ascii="Arial" w:hAnsi="Arial"/>
       <w:sz w:val="21"/>
+      <w:lang w:val="fr-FR" w:eastAsia="fr-FR" w:bidi="fr-FR"/>
     </w:rPr>
   </w:style>
   <w:style w:type="paragraph" w:styleId="ListNumber2">
@@ -3239,6 +5705,9 @@
       </w:numPr>
       <w:contextualSpacing/>
     </w:pPr>
+    <w:rPr>
+      <w:lang w:val="fr-FR" w:eastAsia="fr-FR" w:bidi="fr-FR"/>
+    </w:rPr>
   </w:style>
   <w:style w:type="paragraph" w:styleId="ListNumber3">
     <w:name w:val="List Number 3"/>
@@ -3252,6 +5721,9 @@
       </w:numPr>
       <w:contextualSpacing/>
     </w:pPr>
+    <w:rPr>
+      <w:lang w:val="fr-FR" w:eastAsia="fr-FR" w:bidi="fr-FR"/>
+    </w:rPr>
   </w:style>
   <w:style w:type="paragraph" w:styleId="ListContinue">
     <w:name w:val="List Continue"/>
@@ -3264,6 +5736,9 @@
       <w:ind w:left="360"/>
       <w:contextualSpacing/>
     </w:pPr>
+    <w:rPr>
+      <w:lang w:val="fr-FR" w:eastAsia="fr-FR" w:bidi="fr-FR"/>
+    </w:rPr>
   </w:style>
   <w:style w:type="paragraph" w:styleId="ListContinue2">
     <w:name w:val="List Continue 2"/>
@@ -3276,6 +5751,9 @@
       <w:ind w:left="720"/>
       <w:contextualSpacing/>
     </w:pPr>
+    <w:rPr>
+      <w:lang w:val="fr-FR" w:eastAsia="fr-FR" w:bidi="fr-FR"/>
+    </w:rPr>
   </w:style>
   <w:style w:type="paragraph" w:styleId="ListContinue3">
     <w:name w:val="List Continue 3"/>
@@ -3288,6 +5766,9 @@
       <w:ind w:left="1080"/>
       <w:contextualSpacing/>
     </w:pPr>
+    <w:rPr>
+      <w:lang w:val="fr-FR" w:eastAsia="fr-FR" w:bidi="fr-FR"/>
+    </w:rPr>
   </w:style>
   <w:style w:type="paragraph" w:styleId="MacroText">
     <w:name w:val="macro"/>
@@ -3310,6 +5791,7 @@
       <w:rFonts w:ascii="Courier" w:hAnsi="Courier"/>
       <w:sz w:val="20"/>
       <w:szCs w:val="20"/>
+      <w:lang w:val="fr-FR" w:eastAsia="fr-FR" w:bidi="fr-FR"/>
     </w:rPr>
   </w:style>
   <w:style w:type="character" w:customStyle="1" w:styleId="MacroTextChar">
@@ -3322,6 +5804,7 @@
       <w:rFonts w:ascii="Courier" w:hAnsi="Courier"/>
       <w:sz w:val="20"/>
       <w:szCs w:val="20"/>
+      <w:lang w:val="fr-FR" w:eastAsia="fr-FR" w:bidi="fr-FR"/>
     </w:rPr>
   </w:style>
   <w:style w:type="paragraph" w:styleId="Quote">
@@ -3336,6 +5819,7 @@
       <w:i/>
       <w:iCs/>
       <w:color w:val="000000" w:themeColor="text1"/>
+      <w:lang w:val="fr-FR" w:eastAsia="fr-FR" w:bidi="fr-FR"/>
     </w:rPr>
   </w:style>
   <w:style w:type="character" w:customStyle="1" w:styleId="QuoteChar">
@@ -3348,6 +5832,7 @@
       <w:i/>
       <w:iCs/>
       <w:color w:val="000000" w:themeColor="text1"/>
+      <w:lang w:val="fr-FR" w:eastAsia="fr-FR" w:bidi="fr-FR"/>
     </w:rPr>
   </w:style>
   <w:style w:type="character" w:customStyle="1" w:styleId="Heading4Char">
@@ -3364,6 +5849,7 @@
       <w:i/>
       <w:iCs/>
       <w:color w:val="4F81BD" w:themeColor="accent1"/>
+      <w:lang w:val="fr-FR" w:eastAsia="fr-FR" w:bidi="fr-FR"/>
     </w:rPr>
   </w:style>
   <w:style w:type="character" w:customStyle="1" w:styleId="Heading5Char">
@@ -3376,6 +5862,7 @@
     <w:rPr>
       <w:rFonts w:asciiTheme="majorHAnsi" w:eastAsiaTheme="majorEastAsia" w:hAnsiTheme="majorHAnsi" w:cstheme="majorBidi"/>
       <w:color w:val="243F60" w:themeColor="accent1" w:themeShade="7F"/>
+      <w:lang w:val="fr-FR" w:eastAsia="fr-FR" w:bidi="fr-FR"/>
     </w:rPr>
   </w:style>
   <w:style w:type="character" w:customStyle="1" w:styleId="Heading6Char">
@@ -3390,6 +5877,7 @@
       <w:i/>
       <w:iCs/>
       <w:color w:val="243F60" w:themeColor="accent1" w:themeShade="7F"/>
+      <w:lang w:val="fr-FR" w:eastAsia="fr-FR" w:bidi="fr-FR"/>
     </w:rPr>
   </w:style>
   <w:style w:type="character" w:customStyle="1" w:styleId="Heading7Char">
@@ -3404,6 +5892,7 @@
       <w:i/>
       <w:iCs/>
       <w:color w:val="404040" w:themeColor="text1" w:themeTint="BF"/>
+      <w:lang w:val="fr-FR" w:eastAsia="fr-FR" w:bidi="fr-FR"/>
     </w:rPr>
   </w:style>
   <w:style w:type="character" w:customStyle="1" w:styleId="Heading8Char">
@@ -3418,6 +5907,7 @@
       <w:color w:val="4F81BD" w:themeColor="accent1"/>
       <w:sz w:val="20"/>
       <w:szCs w:val="20"/>
+      <w:lang w:val="fr-FR" w:eastAsia="fr-FR" w:bidi="fr-FR"/>
     </w:rPr>
   </w:style>
   <w:style w:type="character" w:customStyle="1" w:styleId="Heading9Char">
@@ -3434,6 +5924,7 @@
       <w:color w:val="404040" w:themeColor="text1" w:themeTint="BF"/>
       <w:sz w:val="20"/>
       <w:szCs w:val="20"/>
+      <w:lang w:val="fr-FR" w:eastAsia="fr-FR" w:bidi="fr-FR"/>
     </w:rPr>
   </w:style>
   <w:style w:type="paragraph" w:styleId="Caption">
@@ -3456,6 +5947,7 @@
       <w:color w:val="56605C"/>
       <w:sz w:val="17"/>
       <w:szCs w:val="18"/>
+      <w:lang w:val="fr-FR" w:eastAsia="fr-FR" w:bidi="fr-FR"/>
     </w:rPr>
   </w:style>
   <w:style w:type="character" w:styleId="Strong">
@@ -3467,6 +5959,7 @@
     <w:rPr>
       <w:b/>
       <w:bCs/>
+      <w:lang w:val="fr-FR" w:eastAsia="fr-FR" w:bidi="fr-FR"/>
     </w:rPr>
   </w:style>
   <w:style w:type="character" w:styleId="Emphasis">
@@ -3478,6 +5971,7 @@
     <w:rPr>
       <w:i/>
       <w:iCs/>
+      <w:lang w:val="fr-FR" w:eastAsia="fr-FR" w:bidi="fr-FR"/>
     </w:rPr>
   </w:style>
   <w:style w:type="paragraph" w:styleId="IntenseQuote">
@@ -3501,6 +5995,7 @@
       <w:i/>
       <w:iCs/>
       <w:color w:val="4F81BD" w:themeColor="accent1"/>
+      <w:lang w:val="fr-FR" w:eastAsia="fr-FR" w:bidi="fr-FR"/>
     </w:rPr>
   </w:style>
   <w:style w:type="character" w:customStyle="1" w:styleId="IntenseQuoteChar">
@@ -3515,6 +6010,7 @@
       <w:i/>
       <w:iCs/>
       <w:color w:val="4F81BD" w:themeColor="accent1"/>
+      <w:lang w:val="fr-FR" w:eastAsia="fr-FR" w:bidi="fr-FR"/>
     </w:rPr>
   </w:style>
   <w:style w:type="character" w:styleId="SubtleEmphasis">
@@ -3527,6 +6023,7 @@
       <w:i/>
       <w:iCs/>
       <w:color w:val="808080" w:themeColor="text1" w:themeTint="7F"/>
+      <w:lang w:val="fr-FR" w:eastAsia="fr-FR" w:bidi="fr-FR"/>
     </w:rPr>
   </w:style>
   <w:style w:type="character" w:styleId="IntenseEmphasis">
@@ -3541,6 +6038,7 @@
       <w:i/>
       <w:iCs/>
       <w:color w:val="4F81BD" w:themeColor="accent1"/>
+      <w:lang w:val="fr-FR" w:eastAsia="fr-FR" w:bidi="fr-FR"/>
     </w:rPr>
   </w:style>
   <w:style w:type="character" w:styleId="SubtleReference">
@@ -3553,6 +6051,7 @@
       <w:smallCaps/>
       <w:color w:val="C0504D" w:themeColor="accent2"/>
       <w:u w:val="single"/>
+      <w:lang w:val="fr-FR" w:eastAsia="fr-FR" w:bidi="fr-FR"/>
     </w:rPr>
   </w:style>
   <w:style w:type="character" w:styleId="IntenseReference">
@@ -3568,6 +6067,7 @@
       <w:color w:val="C0504D" w:themeColor="accent2"/>
       <w:spacing w:val="5"/>
       <w:u w:val="single"/>
+      <w:lang w:val="fr-FR" w:eastAsia="fr-FR" w:bidi="fr-FR"/>
     </w:rPr>
   </w:style>
   <w:style w:type="character" w:styleId="BookTitle">
@@ -3581,6 +6081,7 @@
       <w:bCs/>
       <w:smallCaps/>
       <w:spacing w:val="5"/>
+      <w:lang w:val="fr-FR" w:eastAsia="fr-FR" w:bidi="fr-FR"/>
     </w:rPr>
   </w:style>
   <w:style w:type="paragraph" w:styleId="TOCHeading">
@@ -3595,6 +6096,9 @@
     <w:pPr>
       <w:outlineLvl w:val="9"/>
     </w:pPr>
+    <w:rPr>
+      <w:lang w:val="fr-FR" w:eastAsia="fr-FR" w:bidi="fr-FR"/>
+    </w:rPr>
   </w:style>
   <w:style w:type="table" w:styleId="TableGrid">
     <w:name w:val="Table Grid"/>
@@ -3604,6 +6108,9 @@
     <w:pPr>
       <w:spacing w:after="0" w:line="240" w:lineRule="auto"/>
     </w:pPr>
+    <w:rPr>
+      <w:lang w:val="fr-FR" w:eastAsia="fr-FR" w:bidi="fr-FR"/>
+    </w:rPr>
     <w:tblPr>
       <w:tblInd w:w="0" w:type="dxa"/>
       <w:tblBorders>
@@ -3632,6 +6139,7 @@
     </w:pPr>
     <w:rPr>
       <w:color w:val="000000" w:themeColor="text1" w:themeShade="BF"/>
+      <w:lang w:val="fr-FR" w:eastAsia="fr-FR" w:bidi="fr-FR"/>
     </w:rPr>
     <w:tblPr>
       <w:tblStyleRowBandSize w:val="1"/>
@@ -3735,6 +6243,7 @@
     </w:pPr>
     <w:rPr>
       <w:color w:val="365F91" w:themeColor="accent1" w:themeShade="BF"/>
+      <w:lang w:val="fr-FR" w:eastAsia="fr-FR" w:bidi="fr-FR"/>
     </w:rPr>
     <w:tblPr>
       <w:tblStyleRowBandSize w:val="1"/>
@@ -3838,6 +6347,7 @@
     </w:pPr>
     <w:rPr>
       <w:color w:val="943634" w:themeColor="accent2" w:themeShade="BF"/>
+      <w:lang w:val="fr-FR" w:eastAsia="fr-FR" w:bidi="fr-FR"/>
     </w:rPr>
     <w:tblPr>
       <w:tblStyleRowBandSize w:val="1"/>
@@ -3941,6 +6451,7 @@
     </w:pPr>
     <w:rPr>
       <w:color w:val="76923C" w:themeColor="accent3" w:themeShade="BF"/>
+      <w:lang w:val="fr-FR" w:eastAsia="fr-FR" w:bidi="fr-FR"/>
     </w:rPr>
     <w:tblPr>
       <w:tblStyleRowBandSize w:val="1"/>
@@ -4044,6 +6555,7 @@
     </w:pPr>
     <w:rPr>
       <w:color w:val="5F497A" w:themeColor="accent4" w:themeShade="BF"/>
+      <w:lang w:val="fr-FR" w:eastAsia="fr-FR" w:bidi="fr-FR"/>
     </w:rPr>
     <w:tblPr>
       <w:tblStyleRowBandSize w:val="1"/>
@@ -4147,6 +6659,7 @@
     </w:pPr>
     <w:rPr>
       <w:color w:val="31849B" w:themeColor="accent5" w:themeShade="BF"/>
+      <w:lang w:val="fr-FR" w:eastAsia="fr-FR" w:bidi="fr-FR"/>
     </w:rPr>
     <w:tblPr>
       <w:tblStyleRowBandSize w:val="1"/>
@@ -4250,6 +6763,7 @@
     </w:pPr>
     <w:rPr>
       <w:color w:val="E36C0A" w:themeColor="accent6" w:themeShade="BF"/>
+      <w:lang w:val="fr-FR" w:eastAsia="fr-FR" w:bidi="fr-FR"/>
     </w:rPr>
     <w:tblPr>
       <w:tblStyleRowBandSize w:val="1"/>
@@ -4351,6 +6865,9 @@
     <w:pPr>
       <w:spacing w:after="0" w:line="240" w:lineRule="auto"/>
     </w:pPr>
+    <w:rPr>
+      <w:lang w:val="fr-FR" w:eastAsia="fr-FR" w:bidi="fr-FR"/>
+    </w:rPr>
     <w:tblPr>
       <w:tblStyleRowBandSize w:val="1"/>
       <w:tblStyleColBandSize w:val="1"/>
@@ -4443,6 +6960,9 @@
     <w:pPr>
       <w:spacing w:after="0" w:line="240" w:lineRule="auto"/>
     </w:pPr>
+    <w:rPr>
+      <w:lang w:val="fr-FR" w:eastAsia="fr-FR" w:bidi="fr-FR"/>
+    </w:rPr>
     <w:tblPr>
       <w:tblStyleRowBandSize w:val="1"/>
       <w:tblStyleColBandSize w:val="1"/>
@@ -4535,6 +7055,9 @@
     <w:pPr>
       <w:spacing w:after="0" w:line="240" w:lineRule="auto"/>
     </w:pPr>
+    <w:rPr>
+      <w:lang w:val="fr-FR" w:eastAsia="fr-FR" w:bidi="fr-FR"/>
+    </w:rPr>
     <w:tblPr>
       <w:tblStyleRowBandSize w:val="1"/>
       <w:tblStyleColBandSize w:val="1"/>
@@ -4627,6 +7150,9 @@
     <w:pPr>
       <w:spacing w:after="0" w:line="240" w:lineRule="auto"/>
     </w:pPr>
+    <w:rPr>
+      <w:lang w:val="fr-FR" w:eastAsia="fr-FR" w:bidi="fr-FR"/>
+    </w:rPr>
     <w:tblPr>
       <w:tblStyleRowBandSize w:val="1"/>
       <w:tblStyleColBandSize w:val="1"/>
@@ -4719,6 +7245,9 @@
     <w:pPr>
       <w:spacing w:after="0" w:line="240" w:lineRule="auto"/>
     </w:pPr>
+    <w:rPr>
+      <w:lang w:val="fr-FR" w:eastAsia="fr-FR" w:bidi="fr-FR"/>
+    </w:rPr>
     <w:tblPr>
       <w:tblStyleRowBandSize w:val="1"/>
       <w:tblStyleColBandSize w:val="1"/>
@@ -4811,6 +7340,9 @@
     <w:pPr>
       <w:spacing w:after="0" w:line="240" w:lineRule="auto"/>
     </w:pPr>
+    <w:rPr>
+      <w:lang w:val="fr-FR" w:eastAsia="fr-FR" w:bidi="fr-FR"/>
+    </w:rPr>
     <w:tblPr>
       <w:tblStyleRowBandSize w:val="1"/>
       <w:tblStyleColBandSize w:val="1"/>
@@ -4903,6 +7435,9 @@
     <w:pPr>
       <w:spacing w:after="0" w:line="240" w:lineRule="auto"/>
     </w:pPr>
+    <w:rPr>
+      <w:lang w:val="fr-FR" w:eastAsia="fr-FR" w:bidi="fr-FR"/>
+    </w:rPr>
     <w:tblPr>
       <w:tblStyleRowBandSize w:val="1"/>
       <w:tblStyleColBandSize w:val="1"/>
@@ -4995,6 +7530,9 @@
     <w:pPr>
       <w:spacing w:after="0" w:line="240" w:lineRule="auto"/>
     </w:pPr>
+    <w:rPr>
+      <w:lang w:val="fr-FR" w:eastAsia="fr-FR" w:bidi="fr-FR"/>
+    </w:rPr>
     <w:tblPr>
       <w:tblStyleRowBandSize w:val="1"/>
       <w:tblStyleColBandSize w:val="1"/>
@@ -5125,6 +7663,9 @@
     <w:pPr>
       <w:spacing w:after="0" w:line="240" w:lineRule="auto"/>
     </w:pPr>
+    <w:rPr>
+      <w:lang w:val="fr-FR" w:eastAsia="fr-FR" w:bidi="fr-FR"/>
+    </w:rPr>
     <w:tblPr>
       <w:tblStyleRowBandSize w:val="1"/>
       <w:tblStyleColBandSize w:val="1"/>
@@ -5255,6 +7796,9 @@
     <w:pPr>
       <w:spacing w:after="0" w:line="240" w:lineRule="auto"/>
     </w:pPr>
+    <w:rPr>
+      <w:lang w:val="fr-FR" w:eastAsia="fr-FR" w:bidi="fr-FR"/>
+    </w:rPr>
     <w:tblPr>
       <w:tblStyleRowBandSize w:val="1"/>
       <w:tblStyleColBandSize w:val="1"/>
@@ -5385,6 +7929,9 @@
     <w:pPr>
       <w:spacing w:after="0" w:line="240" w:lineRule="auto"/>
     </w:pPr>
+    <w:rPr>
+      <w:lang w:val="fr-FR" w:eastAsia="fr-FR" w:bidi="fr-FR"/>
+    </w:rPr>
     <w:tblPr>
       <w:tblStyleRowBandSize w:val="1"/>
       <w:tblStyleColBandSize w:val="1"/>
@@ -5515,6 +8062,9 @@
     <w:pPr>
       <w:spacing w:after="0" w:line="240" w:lineRule="auto"/>
     </w:pPr>
+    <w:rPr>
+      <w:lang w:val="fr-FR" w:eastAsia="fr-FR" w:bidi="fr-FR"/>
+    </w:rPr>
     <w:tblPr>
       <w:tblStyleRowBandSize w:val="1"/>
       <w:tblStyleColBandSize w:val="1"/>
@@ -5645,6 +8195,9 @@
     <w:pPr>
       <w:spacing w:after="0" w:line="240" w:lineRule="auto"/>
     </w:pPr>
+    <w:rPr>
+      <w:lang w:val="fr-FR" w:eastAsia="fr-FR" w:bidi="fr-FR"/>
+    </w:rPr>
     <w:tblPr>
       <w:tblStyleRowBandSize w:val="1"/>
       <w:tblStyleColBandSize w:val="1"/>
@@ -5775,6 +8328,9 @@
     <w:pPr>
       <w:spacing w:after="0" w:line="240" w:lineRule="auto"/>
     </w:pPr>
+    <w:rPr>
+      <w:lang w:val="fr-FR" w:eastAsia="fr-FR" w:bidi="fr-FR"/>
+    </w:rPr>
     <w:tblPr>
       <w:tblStyleRowBandSize w:val="1"/>
       <w:tblStyleColBandSize w:val="1"/>
@@ -5905,6 +8461,9 @@
     <w:pPr>
       <w:spacing w:after="0" w:line="240" w:lineRule="auto"/>
     </w:pPr>
+    <w:rPr>
+      <w:lang w:val="fr-FR" w:eastAsia="fr-FR" w:bidi="fr-FR"/>
+    </w:rPr>
     <w:tblPr>
       <w:tblStyleRowBandSize w:val="1"/>
       <w:tblStyleColBandSize w:val="1"/>
@@ -6011,6 +8570,9 @@
     <w:pPr>
       <w:spacing w:after="0" w:line="240" w:lineRule="auto"/>
     </w:pPr>
+    <w:rPr>
+      <w:lang w:val="fr-FR" w:eastAsia="fr-FR" w:bidi="fr-FR"/>
+    </w:rPr>
     <w:tblPr>
       <w:tblStyleRowBandSize w:val="1"/>
       <w:tblStyleColBandSize w:val="1"/>
@@ -6117,6 +8679,9 @@
     <w:pPr>
       <w:spacing w:after="0" w:line="240" w:lineRule="auto"/>
     </w:pPr>
+    <w:rPr>
+      <w:lang w:val="fr-FR" w:eastAsia="fr-FR" w:bidi="fr-FR"/>
+    </w:rPr>
     <w:tblPr>
       <w:tblStyleRowBandSize w:val="1"/>
       <w:tblStyleColBandSize w:val="1"/>
@@ -6223,6 +8788,9 @@
     <w:pPr>
       <w:spacing w:after="0" w:line="240" w:lineRule="auto"/>
     </w:pPr>
+    <w:rPr>
+      <w:lang w:val="fr-FR" w:eastAsia="fr-FR" w:bidi="fr-FR"/>
+    </w:rPr>
     <w:tblPr>
       <w:tblStyleRowBandSize w:val="1"/>
       <w:tblStyleColBandSize w:val="1"/>
@@ -6329,6 +8897,9 @@
     <w:pPr>
       <w:spacing w:after="0" w:line="240" w:lineRule="auto"/>
     </w:pPr>
+    <w:rPr>
+      <w:lang w:val="fr-FR" w:eastAsia="fr-FR" w:bidi="fr-FR"/>
+    </w:rPr>
     <w:tblPr>
       <w:tblStyleRowBandSize w:val="1"/>
       <w:tblStyleColBandSize w:val="1"/>
@@ -6435,6 +9006,9 @@
     <w:pPr>
       <w:spacing w:after="0" w:line="240" w:lineRule="auto"/>
     </w:pPr>
+    <w:rPr>
+      <w:lang w:val="fr-FR" w:eastAsia="fr-FR" w:bidi="fr-FR"/>
+    </w:rPr>
     <w:tblPr>
       <w:tblStyleRowBandSize w:val="1"/>
       <w:tblStyleColBandSize w:val="1"/>
@@ -6541,6 +9115,9 @@
     <w:pPr>
       <w:spacing w:after="0" w:line="240" w:lineRule="auto"/>
     </w:pPr>
+    <w:rPr>
+      <w:lang w:val="fr-FR" w:eastAsia="fr-FR" w:bidi="fr-FR"/>
+    </w:rPr>
     <w:tblPr>
       <w:tblStyleRowBandSize w:val="1"/>
       <w:tblStyleColBandSize w:val="1"/>
@@ -6647,6 +9224,9 @@
     <w:pPr>
       <w:spacing w:after="0" w:line="240" w:lineRule="auto"/>
     </w:pPr>
+    <w:rPr>
+      <w:lang w:val="fr-FR" w:eastAsia="fr-FR" w:bidi="fr-FR"/>
+    </w:rPr>
     <w:tblPr>
       <w:tblStyleRowBandSize w:val="1"/>
       <w:tblStyleColBandSize w:val="1"/>
@@ -6796,6 +9376,9 @@
     <w:pPr>
       <w:spacing w:after="0" w:line="240" w:lineRule="auto"/>
     </w:pPr>
+    <w:rPr>
+      <w:lang w:val="fr-FR" w:eastAsia="fr-FR" w:bidi="fr-FR"/>
+    </w:rPr>
     <w:tblPr>
       <w:tblStyleRowBandSize w:val="1"/>
       <w:tblStyleColBandSize w:val="1"/>
@@ -6945,6 +9528,9 @@
     <w:pPr>
       <w:spacing w:after="0" w:line="240" w:lineRule="auto"/>
     </w:pPr>
+    <w:rPr>
+      <w:lang w:val="fr-FR" w:eastAsia="fr-FR" w:bidi="fr-FR"/>
+    </w:rPr>
     <w:tblPr>
       <w:tblStyleRowBandSize w:val="1"/>
       <w:tblStyleColBandSize w:val="1"/>
@@ -7094,6 +9680,9 @@
     <w:pPr>
       <w:spacing w:after="0" w:line="240" w:lineRule="auto"/>
     </w:pPr>
+    <w:rPr>
+      <w:lang w:val="fr-FR" w:eastAsia="fr-FR" w:bidi="fr-FR"/>
+    </w:rPr>
     <w:tblPr>
       <w:tblStyleRowBandSize w:val="1"/>
       <w:tblStyleColBandSize w:val="1"/>
@@ -7243,6 +9832,9 @@
     <w:pPr>
       <w:spacing w:after="0" w:line="240" w:lineRule="auto"/>
     </w:pPr>
+    <w:rPr>
+      <w:lang w:val="fr-FR" w:eastAsia="fr-FR" w:bidi="fr-FR"/>
+    </w:rPr>
     <w:tblPr>
       <w:tblStyleRowBandSize w:val="1"/>
       <w:tblStyleColBandSize w:val="1"/>
@@ -7392,6 +9984,9 @@
     <w:pPr>
       <w:spacing w:after="0" w:line="240" w:lineRule="auto"/>
     </w:pPr>
+    <w:rPr>
+      <w:lang w:val="fr-FR" w:eastAsia="fr-FR" w:bidi="fr-FR"/>
+    </w:rPr>
     <w:tblPr>
       <w:tblStyleRowBandSize w:val="1"/>
       <w:tblStyleColBandSize w:val="1"/>
@@ -7541,6 +10136,9 @@
     <w:pPr>
       <w:spacing w:after="0" w:line="240" w:lineRule="auto"/>
     </w:pPr>
+    <w:rPr>
+      <w:lang w:val="fr-FR" w:eastAsia="fr-FR" w:bidi="fr-FR"/>
+    </w:rPr>
     <w:tblPr>
       <w:tblStyleRowBandSize w:val="1"/>
       <w:tblStyleColBandSize w:val="1"/>
@@ -7692,6 +10290,7 @@
     </w:pPr>
     <w:rPr>
       <w:color w:val="000000" w:themeColor="text1"/>
+      <w:lang w:val="fr-FR" w:eastAsia="fr-FR" w:bidi="fr-FR"/>
     </w:rPr>
     <w:tblPr>
       <w:tblStyleRowBandSize w:val="1"/>
@@ -7776,6 +10375,7 @@
     </w:pPr>
     <w:rPr>
       <w:color w:val="000000" w:themeColor="text1"/>
+      <w:lang w:val="fr-FR" w:eastAsia="fr-FR" w:bidi="fr-FR"/>
     </w:rPr>
     <w:tblPr>
       <w:tblStyleRowBandSize w:val="1"/>
@@ -7860,6 +10460,7 @@
     </w:pPr>
     <w:rPr>
       <w:color w:val="000000" w:themeColor="text1"/>
+      <w:lang w:val="fr-FR" w:eastAsia="fr-FR" w:bidi="fr-FR"/>
     </w:rPr>
     <w:tblPr>
       <w:tblStyleRowBandSize w:val="1"/>
@@ -7944,6 +10545,7 @@
     </w:pPr>
     <w:rPr>
       <w:color w:val="000000" w:themeColor="text1"/>
+      <w:lang w:val="fr-FR" w:eastAsia="fr-FR" w:bidi="fr-FR"/>
     </w:rPr>
     <w:tblPr>
       <w:tblStyleRowBandSize w:val="1"/>
@@ -8028,6 +10630,7 @@
     </w:pPr>
     <w:rPr>
       <w:color w:val="000000" w:themeColor="text1"/>
+      <w:lang w:val="fr-FR" w:eastAsia="fr-FR" w:bidi="fr-FR"/>
     </w:rPr>
     <w:tblPr>
       <w:tblStyleRowBandSize w:val="1"/>
@@ -8112,6 +10715,7 @@
     </w:pPr>
     <w:rPr>
       <w:color w:val="000000" w:themeColor="text1"/>
+      <w:lang w:val="fr-FR" w:eastAsia="fr-FR" w:bidi="fr-FR"/>
     </w:rPr>
     <w:tblPr>
       <w:tblStyleRowBandSize w:val="1"/>
@@ -8196,6 +10800,7 @@
     </w:pPr>
     <w:rPr>
       <w:color w:val="000000" w:themeColor="text1"/>
+      <w:lang w:val="fr-FR" w:eastAsia="fr-FR" w:bidi="fr-FR"/>
     </w:rPr>
     <w:tblPr>
       <w:tblStyleRowBandSize w:val="1"/>
@@ -8281,6 +10886,7 @@
     <w:rPr>
       <w:rFonts w:asciiTheme="majorHAnsi" w:eastAsiaTheme="majorEastAsia" w:hAnsiTheme="majorHAnsi" w:cstheme="majorBidi"/>
       <w:color w:val="000000" w:themeColor="text1"/>
+      <w:lang w:val="fr-FR" w:eastAsia="fr-FR" w:bidi="fr-FR"/>
     </w:rPr>
     <w:tblPr>
       <w:tblStyleRowBandSize w:val="1"/>
@@ -8409,6 +11015,7 @@
     <w:rPr>
       <w:rFonts w:asciiTheme="majorHAnsi" w:eastAsiaTheme="majorEastAsia" w:hAnsiTheme="majorHAnsi" w:cstheme="majorBidi"/>
       <w:color w:val="000000" w:themeColor="text1"/>
+      <w:lang w:val="fr-FR" w:eastAsia="fr-FR" w:bidi="fr-FR"/>
     </w:rPr>
     <w:tblPr>
       <w:tblStyleRowBandSize w:val="1"/>
@@ -8537,6 +11144,7 @@
     <w:rPr>
       <w:rFonts w:asciiTheme="majorHAnsi" w:eastAsiaTheme="majorEastAsia" w:hAnsiTheme="majorHAnsi" w:cstheme="majorBidi"/>
       <w:color w:val="000000" w:themeColor="text1"/>
+      <w:lang w:val="fr-FR" w:eastAsia="fr-FR" w:bidi="fr-FR"/>
     </w:rPr>
     <w:tblPr>
       <w:tblStyleRowBandSize w:val="1"/>
@@ -8665,6 +11273,7 @@
     <w:rPr>
       <w:rFonts w:asciiTheme="majorHAnsi" w:eastAsiaTheme="majorEastAsia" w:hAnsiTheme="majorHAnsi" w:cstheme="majorBidi"/>
       <w:color w:val="000000" w:themeColor="text1"/>
+      <w:lang w:val="fr-FR" w:eastAsia="fr-FR" w:bidi="fr-FR"/>
     </w:rPr>
     <w:tblPr>
       <w:tblStyleRowBandSize w:val="1"/>
@@ -8793,6 +11402,7 @@
     <w:rPr>
       <w:rFonts w:asciiTheme="majorHAnsi" w:eastAsiaTheme="majorEastAsia" w:hAnsiTheme="majorHAnsi" w:cstheme="majorBidi"/>
       <w:color w:val="000000" w:themeColor="text1"/>
+      <w:lang w:val="fr-FR" w:eastAsia="fr-FR" w:bidi="fr-FR"/>
     </w:rPr>
     <w:tblPr>
       <w:tblStyleRowBandSize w:val="1"/>
@@ -8921,6 +11531,7 @@
     <w:rPr>
       <w:rFonts w:asciiTheme="majorHAnsi" w:eastAsiaTheme="majorEastAsia" w:hAnsiTheme="majorHAnsi" w:cstheme="majorBidi"/>
       <w:color w:val="000000" w:themeColor="text1"/>
+      <w:lang w:val="fr-FR" w:eastAsia="fr-FR" w:bidi="fr-FR"/>
     </w:rPr>
     <w:tblPr>
       <w:tblStyleRowBandSize w:val="1"/>
@@ -9049,6 +11660,7 @@
     <w:rPr>
       <w:rFonts w:asciiTheme="majorHAnsi" w:eastAsiaTheme="majorEastAsia" w:hAnsiTheme="majorHAnsi" w:cstheme="majorBidi"/>
       <w:color w:val="000000" w:themeColor="text1"/>
+      <w:lang w:val="fr-FR" w:eastAsia="fr-FR" w:bidi="fr-FR"/>
     </w:rPr>
     <w:tblPr>
       <w:tblStyleRowBandSize w:val="1"/>
@@ -9174,6 +11786,9 @@
     <w:pPr>
       <w:spacing w:after="0" w:line="240" w:lineRule="auto"/>
     </w:pPr>
+    <w:rPr>
+      <w:lang w:val="fr-FR" w:eastAsia="fr-FR" w:bidi="fr-FR"/>
+    </w:rPr>
     <w:tblPr>
       <w:tblStyleRowBandSize w:val="1"/>
       <w:tblStyleColBandSize w:val="1"/>
@@ -9247,6 +11862,9 @@
     <w:pPr>
       <w:spacing w:after="0" w:line="240" w:lineRule="auto"/>
     </w:pPr>
+    <w:rPr>
+      <w:lang w:val="fr-FR" w:eastAsia="fr-FR" w:bidi="fr-FR"/>
+    </w:rPr>
     <w:tblPr>
       <w:tblStyleRowBandSize w:val="1"/>
       <w:tblStyleColBandSize w:val="1"/>
@@ -9320,6 +11938,9 @@
     <w:pPr>
       <w:spacing w:after="0" w:line="240" w:lineRule="auto"/>
     </w:pPr>
+    <w:rPr>
+      <w:lang w:val="fr-FR" w:eastAsia="fr-FR" w:bidi="fr-FR"/>
+    </w:rPr>
     <w:tblPr>
       <w:tblStyleRowBandSize w:val="1"/>
       <w:tblStyleColBandSize w:val="1"/>
@@ -9393,6 +12014,9 @@
     <w:pPr>
       <w:spacing w:after="0" w:line="240" w:lineRule="auto"/>
     </w:pPr>
+    <w:rPr>
+      <w:lang w:val="fr-FR" w:eastAsia="fr-FR" w:bidi="fr-FR"/>
+    </w:rPr>
     <w:tblPr>
       <w:tblStyleRowBandSize w:val="1"/>
       <w:tblStyleColBandSize w:val="1"/>
@@ -9466,6 +12090,9 @@
     <w:pPr>
       <w:spacing w:after="0" w:line="240" w:lineRule="auto"/>
     </w:pPr>
+    <w:rPr>
+      <w:lang w:val="fr-FR" w:eastAsia="fr-FR" w:bidi="fr-FR"/>
+    </w:rPr>
     <w:tblPr>
       <w:tblStyleRowBandSize w:val="1"/>
       <w:tblStyleColBandSize w:val="1"/>
@@ -9539,6 +12166,9 @@
     <w:pPr>
       <w:spacing w:after="0" w:line="240" w:lineRule="auto"/>
     </w:pPr>
+    <w:rPr>
+      <w:lang w:val="fr-FR" w:eastAsia="fr-FR" w:bidi="fr-FR"/>
+    </w:rPr>
     <w:tblPr>
       <w:tblStyleRowBandSize w:val="1"/>
       <w:tblStyleColBandSize w:val="1"/>
@@ -9612,6 +12242,9 @@
     <w:pPr>
       <w:spacing w:after="0" w:line="240" w:lineRule="auto"/>
     </w:pPr>
+    <w:rPr>
+      <w:lang w:val="fr-FR" w:eastAsia="fr-FR" w:bidi="fr-FR"/>
+    </w:rPr>
     <w:tblPr>
       <w:tblStyleRowBandSize w:val="1"/>
       <w:tblStyleColBandSize w:val="1"/>
@@ -9688,6 +12321,7 @@
     <w:rPr>
       <w:rFonts w:asciiTheme="majorHAnsi" w:eastAsiaTheme="majorEastAsia" w:hAnsiTheme="majorHAnsi" w:cstheme="majorBidi"/>
       <w:color w:val="000000" w:themeColor="text1"/>
+      <w:lang w:val="fr-FR" w:eastAsia="fr-FR" w:bidi="fr-FR"/>
     </w:rPr>
     <w:tblPr>
       <w:tblStyleRowBandSize w:val="1"/>
@@ -9813,6 +12447,7 @@
     <w:rPr>
       <w:rFonts w:asciiTheme="majorHAnsi" w:eastAsiaTheme="majorEastAsia" w:hAnsiTheme="majorHAnsi" w:cstheme="majorBidi"/>
       <w:color w:val="000000" w:themeColor="text1"/>
+      <w:lang w:val="fr-FR" w:eastAsia="fr-FR" w:bidi="fr-FR"/>
     </w:rPr>
     <w:tblPr>
       <w:tblStyleRowBandSize w:val="1"/>
@@ -9938,6 +12573,7 @@
     <w:rPr>
       <w:rFonts w:asciiTheme="majorHAnsi" w:eastAsiaTheme="majorEastAsia" w:hAnsiTheme="majorHAnsi" w:cstheme="majorBidi"/>
       <w:color w:val="000000" w:themeColor="text1"/>
+      <w:lang w:val="fr-FR" w:eastAsia="fr-FR" w:bidi="fr-FR"/>
     </w:rPr>
     <w:tblPr>
       <w:tblStyleRowBandSize w:val="1"/>
@@ -10063,6 +12699,7 @@
     <w:rPr>
       <w:rFonts w:asciiTheme="majorHAnsi" w:eastAsiaTheme="majorEastAsia" w:hAnsiTheme="majorHAnsi" w:cstheme="majorBidi"/>
       <w:color w:val="000000" w:themeColor="text1"/>
+      <w:lang w:val="fr-FR" w:eastAsia="fr-FR" w:bidi="fr-FR"/>
     </w:rPr>
     <w:tblPr>
       <w:tblStyleRowBandSize w:val="1"/>
@@ -10188,6 +12825,7 @@
     <w:rPr>
       <w:rFonts w:asciiTheme="majorHAnsi" w:eastAsiaTheme="majorEastAsia" w:hAnsiTheme="majorHAnsi" w:cstheme="majorBidi"/>
       <w:color w:val="000000" w:themeColor="text1"/>
+      <w:lang w:val="fr-FR" w:eastAsia="fr-FR" w:bidi="fr-FR"/>
     </w:rPr>
     <w:tblPr>
       <w:tblStyleRowBandSize w:val="1"/>
@@ -10313,6 +12951,7 @@
     <w:rPr>
       <w:rFonts w:asciiTheme="majorHAnsi" w:eastAsiaTheme="majorEastAsia" w:hAnsiTheme="majorHAnsi" w:cstheme="majorBidi"/>
       <w:color w:val="000000" w:themeColor="text1"/>
+      <w:lang w:val="fr-FR" w:eastAsia="fr-FR" w:bidi="fr-FR"/>
     </w:rPr>
     <w:tblPr>
       <w:tblStyleRowBandSize w:val="1"/>
@@ -10438,6 +13077,7 @@
     <w:rPr>
       <w:rFonts w:asciiTheme="majorHAnsi" w:eastAsiaTheme="majorEastAsia" w:hAnsiTheme="majorHAnsi" w:cstheme="majorBidi"/>
       <w:color w:val="000000" w:themeColor="text1"/>
+      <w:lang w:val="fr-FR" w:eastAsia="fr-FR" w:bidi="fr-FR"/>
     </w:rPr>
     <w:tblPr>
       <w:tblStyleRowBandSize w:val="1"/>
@@ -10560,6 +13200,9 @@
     <w:pPr>
       <w:spacing w:after="0" w:line="240" w:lineRule="auto"/>
     </w:pPr>
+    <w:rPr>
+      <w:lang w:val="fr-FR" w:eastAsia="fr-FR" w:bidi="fr-FR"/>
+    </w:rPr>
     <w:tblPr>
       <w:tblStyleRowBandSize w:val="1"/>
       <w:tblStyleColBandSize w:val="1"/>
@@ -10701,6 +13344,9 @@
     <w:pPr>
       <w:spacing w:after="0" w:line="240" w:lineRule="auto"/>
     </w:pPr>
+    <w:rPr>
+      <w:lang w:val="fr-FR" w:eastAsia="fr-FR" w:bidi="fr-FR"/>
+    </w:rPr>
     <w:tblPr>
       <w:tblStyleRowBandSize w:val="1"/>
       <w:tblStyleColBandSize w:val="1"/>
@@ -10842,6 +13488,9 @@
     <w:pPr>
       <w:spacing w:after="0" w:line="240" w:lineRule="auto"/>
     </w:pPr>
+    <w:rPr>
+      <w:lang w:val="fr-FR" w:eastAsia="fr-FR" w:bidi="fr-FR"/>
+    </w:rPr>
     <w:tblPr>
       <w:tblStyleRowBandSize w:val="1"/>
       <w:tblStyleColBandSize w:val="1"/>
@@ -10983,6 +13632,9 @@
     <w:pPr>
       <w:spacing w:after="0" w:line="240" w:lineRule="auto"/>
     </w:pPr>
+    <w:rPr>
+      <w:lang w:val="fr-FR" w:eastAsia="fr-FR" w:bidi="fr-FR"/>
+    </w:rPr>
     <w:tblPr>
       <w:tblStyleRowBandSize w:val="1"/>
       <w:tblStyleColBandSize w:val="1"/>
@@ -11124,6 +13776,9 @@
     <w:pPr>
       <w:spacing w:after="0" w:line="240" w:lineRule="auto"/>
     </w:pPr>
+    <w:rPr>
+      <w:lang w:val="fr-FR" w:eastAsia="fr-FR" w:bidi="fr-FR"/>
+    </w:rPr>
     <w:tblPr>
       <w:tblStyleRowBandSize w:val="1"/>
       <w:tblStyleColBandSize w:val="1"/>
@@ -11265,6 +13920,9 @@
     <w:pPr>
       <w:spacing w:after="0" w:line="240" w:lineRule="auto"/>
     </w:pPr>
+    <w:rPr>
+      <w:lang w:val="fr-FR" w:eastAsia="fr-FR" w:bidi="fr-FR"/>
+    </w:rPr>
     <w:tblPr>
       <w:tblStyleRowBandSize w:val="1"/>
       <w:tblStyleColBandSize w:val="1"/>
@@ -11406,6 +14064,9 @@
     <w:pPr>
       <w:spacing w:after="0" w:line="240" w:lineRule="auto"/>
     </w:pPr>
+    <w:rPr>
+      <w:lang w:val="fr-FR" w:eastAsia="fr-FR" w:bidi="fr-FR"/>
+    </w:rPr>
     <w:tblPr>
       <w:tblStyleRowBandSize w:val="1"/>
       <w:tblStyleColBandSize w:val="1"/>
@@ -11549,6 +14210,7 @@
     </w:pPr>
     <w:rPr>
       <w:color w:val="FFFFFF" w:themeColor="background1"/>
+      <w:lang w:val="fr-FR" w:eastAsia="fr-FR" w:bidi="fr-FR"/>
     </w:rPr>
     <w:tblPr>
       <w:tblStyleRowBandSize w:val="1"/>
@@ -11663,6 +14325,7 @@
     </w:pPr>
     <w:rPr>
       <w:color w:val="FFFFFF" w:themeColor="background1"/>
+      <w:lang w:val="fr-FR" w:eastAsia="fr-FR" w:bidi="fr-FR"/>
     </w:rPr>
     <w:tblPr>
       <w:tblStyleRowBandSize w:val="1"/>
@@ -11777,6 +14440,7 @@
     </w:pPr>
     <w:rPr>
       <w:color w:val="FFFFFF" w:themeColor="background1"/>
+      <w:lang w:val="fr-FR" w:eastAsia="fr-FR" w:bidi="fr-FR"/>
     </w:rPr>
     <w:tblPr>
       <w:tblStyleRowBandSize w:val="1"/>
@@ -11891,6 +14555,7 @@
     </w:pPr>
     <w:rPr>
       <w:color w:val="FFFFFF" w:themeColor="background1"/>
+      <w:lang w:val="fr-FR" w:eastAsia="fr-FR" w:bidi="fr-FR"/>
     </w:rPr>
     <w:tblPr>
       <w:tblStyleRowBandSize w:val="1"/>
@@ -12005,6 +14670,7 @@
     </w:pPr>
     <w:rPr>
       <w:color w:val="FFFFFF" w:themeColor="background1"/>
+      <w:lang w:val="fr-FR" w:eastAsia="fr-FR" w:bidi="fr-FR"/>
     </w:rPr>
     <w:tblPr>
       <w:tblStyleRowBandSize w:val="1"/>
@@ -12119,6 +14785,7 @@
     </w:pPr>
     <w:rPr>
       <w:color w:val="FFFFFF" w:themeColor="background1"/>
+      <w:lang w:val="fr-FR" w:eastAsia="fr-FR" w:bidi="fr-FR"/>
     </w:rPr>
     <w:tblPr>
       <w:tblStyleRowBandSize w:val="1"/>
@@ -12233,6 +14900,7 @@
     </w:pPr>
     <w:rPr>
       <w:color w:val="FFFFFF" w:themeColor="background1"/>
+      <w:lang w:val="fr-FR" w:eastAsia="fr-FR" w:bidi="fr-FR"/>
     </w:rPr>
     <w:tblPr>
       <w:tblStyleRowBandSize w:val="1"/>
@@ -12347,6 +15015,7 @@
     </w:pPr>
     <w:rPr>
       <w:color w:val="000000" w:themeColor="text1"/>
+      <w:lang w:val="fr-FR" w:eastAsia="fr-FR" w:bidi="fr-FR"/>
     </w:rPr>
     <w:tblPr>
       <w:tblStyleRowBandSize w:val="1"/>
@@ -12469,6 +15138,7 @@
     </w:pPr>
     <w:rPr>
       <w:color w:val="000000" w:themeColor="text1"/>
+      <w:lang w:val="fr-FR" w:eastAsia="fr-FR" w:bidi="fr-FR"/>
     </w:rPr>
     <w:tblPr>
       <w:tblStyleRowBandSize w:val="1"/>
@@ -12591,6 +15261,7 @@
     </w:pPr>
     <w:rPr>
       <w:color w:val="000000" w:themeColor="text1"/>
+      <w:lang w:val="fr-FR" w:eastAsia="fr-FR" w:bidi="fr-FR"/>
     </w:rPr>
     <w:tblPr>
       <w:tblStyleRowBandSize w:val="1"/>
@@ -12713,6 +15384,7 @@
     </w:pPr>
     <w:rPr>
       <w:color w:val="000000" w:themeColor="text1"/>
+      <w:lang w:val="fr-FR" w:eastAsia="fr-FR" w:bidi="fr-FR"/>
     </w:rPr>
     <w:tblPr>
       <w:tblStyleRowBandSize w:val="1"/>
@@ -12825,6 +15497,7 @@
     </w:pPr>
     <w:rPr>
       <w:color w:val="000000" w:themeColor="text1"/>
+      <w:lang w:val="fr-FR" w:eastAsia="fr-FR" w:bidi="fr-FR"/>
     </w:rPr>
     <w:tblPr>
       <w:tblStyleRowBandSize w:val="1"/>
@@ -12947,6 +15620,7 @@
     </w:pPr>
     <w:rPr>
       <w:color w:val="000000" w:themeColor="text1"/>
+      <w:lang w:val="fr-FR" w:eastAsia="fr-FR" w:bidi="fr-FR"/>
     </w:rPr>
     <w:tblPr>
       <w:tblStyleRowBandSize w:val="1"/>
@@ -13069,6 +15743,7 @@
     </w:pPr>
     <w:rPr>
       <w:color w:val="000000" w:themeColor="text1"/>
+      <w:lang w:val="fr-FR" w:eastAsia="fr-FR" w:bidi="fr-FR"/>
     </w:rPr>
     <w:tblPr>
       <w:tblStyleRowBandSize w:val="1"/>
@@ -13191,6 +15866,7 @@
     </w:pPr>
     <w:rPr>
       <w:color w:val="000000" w:themeColor="text1"/>
+      <w:lang w:val="fr-FR" w:eastAsia="fr-FR" w:bidi="fr-FR"/>
     </w:rPr>
     <w:tblPr>
       <w:tblStyleRowBandSize w:val="1"/>
@@ -13277,6 +15953,7 @@
     </w:pPr>
     <w:rPr>
       <w:color w:val="000000" w:themeColor="text1"/>
+      <w:lang w:val="fr-FR" w:eastAsia="fr-FR" w:bidi="fr-FR"/>
     </w:rPr>
     <w:tblPr>
       <w:tblStyleRowBandSize w:val="1"/>
@@ -13363,6 +16040,7 @@
     </w:pPr>
     <w:rPr>
       <w:color w:val="000000" w:themeColor="text1"/>
+      <w:lang w:val="fr-FR" w:eastAsia="fr-FR" w:bidi="fr-FR"/>
     </w:rPr>
     <w:tblPr>
       <w:tblStyleRowBandSize w:val="1"/>
@@ -13449,6 +16127,7 @@
     </w:pPr>
     <w:rPr>
       <w:color w:val="000000" w:themeColor="text1"/>
+      <w:lang w:val="fr-FR" w:eastAsia="fr-FR" w:bidi="fr-FR"/>
     </w:rPr>
     <w:tblPr>
       <w:tblStyleRowBandSize w:val="1"/>
@@ -13535,6 +16214,7 @@
     </w:pPr>
     <w:rPr>
       <w:color w:val="000000" w:themeColor="text1"/>
+      <w:lang w:val="fr-FR" w:eastAsia="fr-FR" w:bidi="fr-FR"/>
     </w:rPr>
     <w:tblPr>
       <w:tblStyleRowBandSize w:val="1"/>
@@ -13621,6 +16301,7 @@
     </w:pPr>
     <w:rPr>
       <w:color w:val="000000" w:themeColor="text1"/>
+      <w:lang w:val="fr-FR" w:eastAsia="fr-FR" w:bidi="fr-FR"/>
     </w:rPr>
     <w:tblPr>
       <w:tblStyleRowBandSize w:val="1"/>
@@ -13707,6 +16388,7 @@
     </w:pPr>
     <w:rPr>
       <w:color w:val="000000" w:themeColor="text1"/>
+      <w:lang w:val="fr-FR" w:eastAsia="fr-FR" w:bidi="fr-FR"/>
     </w:rPr>
     <w:tblPr>
       <w:tblStyleRowBandSize w:val="1"/>
@@ -13793,6 +16475,7 @@
     </w:pPr>
     <w:rPr>
       <w:color w:val="000000" w:themeColor="text1"/>
+      <w:lang w:val="fr-FR" w:eastAsia="fr-FR" w:bidi="fr-FR"/>
     </w:rPr>
     <w:tblPr>
       <w:tblStyleRowBandSize w:val="1"/>
@@ -13873,6 +16556,7 @@
     </w:pPr>
     <w:rPr>
       <w:color w:val="000000" w:themeColor="text1"/>
+      <w:lang w:val="fr-FR" w:eastAsia="fr-FR" w:bidi="fr-FR"/>
     </w:rPr>
     <w:tblPr>
       <w:tblStyleRowBandSize w:val="1"/>
@@ -13953,6 +16637,7 @@
     </w:pPr>
     <w:rPr>
       <w:color w:val="000000" w:themeColor="text1"/>
+      <w:lang w:val="fr-FR" w:eastAsia="fr-FR" w:bidi="fr-FR"/>
     </w:rPr>
     <w:tblPr>
       <w:tblStyleRowBandSize w:val="1"/>
@@ -14033,6 +16718,7 @@
     </w:pPr>
     <w:rPr>
       <w:color w:val="000000" w:themeColor="text1"/>
+      <w:lang w:val="fr-FR" w:eastAsia="fr-FR" w:bidi="fr-FR"/>
     </w:rPr>
     <w:tblPr>
       <w:tblStyleRowBandSize w:val="1"/>
@@ -14113,6 +16799,7 @@
     </w:pPr>
     <w:rPr>
       <w:color w:val="000000" w:themeColor="text1"/>
+      <w:lang w:val="fr-FR" w:eastAsia="fr-FR" w:bidi="fr-FR"/>
     </w:rPr>
     <w:tblPr>
       <w:tblStyleRowBandSize w:val="1"/>
@@ -14193,6 +16880,7 @@
     </w:pPr>
     <w:rPr>
       <w:color w:val="000000" w:themeColor="text1"/>
+      <w:lang w:val="fr-FR" w:eastAsia="fr-FR" w:bidi="fr-FR"/>
     </w:rPr>
     <w:tblPr>
       <w:tblStyleRowBandSize w:val="1"/>
@@ -14273,6 +16961,7 @@
     </w:pPr>
     <w:rPr>
       <w:color w:val="000000" w:themeColor="text1"/>
+      <w:lang w:val="fr-FR" w:eastAsia="fr-FR" w:bidi="fr-FR"/>
     </w:rPr>
     <w:tblPr>
       <w:tblStyleRowBandSize w:val="1"/>
